--- a/TS Jatai Ghanam Project/TS 7.4/TS 7.4 Jatai Tamil Corrections.docx
+++ b/TS Jatai Ghanam Project/TS 7.4/TS 7.4 Jatai Tamil Corrections.docx
@@ -1,6 +1,6 @@
 
 <file path=word/document.xml><?xml version="1.0" encoding="utf-8"?>
-<w:document xmlns:wpc="http://schemas.microsoft.com/office/word/2010/wordprocessingCanvas" xmlns:cx="http://schemas.microsoft.com/office/drawing/2014/chartex" xmlns:cx1="http://schemas.microsoft.com/office/drawing/2015/9/8/chartex" xmlns:cx2="http://schemas.microsoft.com/office/drawing/2015/10/21/chartex" xmlns:cx3="http://schemas.microsoft.com/office/drawing/2016/5/9/chartex" xmlns:cx4="http://schemas.microsoft.com/office/drawing/2016/5/10/chartex" xmlns:cx5="http://schemas.microsoft.com/office/drawing/2016/5/11/chartex" xmlns:cx6="http://schemas.microsoft.com/office/drawing/2016/5/12/chartex" xmlns:cx7="http://schemas.microsoft.com/office/drawing/2016/5/13/chartex" xmlns:cx8="http://schemas.microsoft.com/office/drawing/2016/5/14/chartex" xmlns:mc="http://schemas.openxmlformats.org/markup-compatibility/2006" xmlns:aink="http://schemas.microsoft.com/office/drawing/2016/ink" xmlns:am3d="http://schemas.microsoft.com/office/drawing/2017/model3d" xmlns:o="urn:schemas-microsoft-com:office:office" xmlns:oel="http://schemas.microsoft.com/office/2019/extlst" xmlns:r="http://schemas.openxmlformats.org/officeDocument/2006/relationships" xmlns:m="http://schemas.openxmlformats.org/officeDocument/2006/math" xmlns:v="urn:schemas-microsoft-com:vml" xmlns:wp14="http://schemas.microsoft.com/office/word/2010/wordprocessingDrawing" xmlns:wp="http://schemas.openxmlformats.org/drawingml/2006/wordprocessingDrawing" xmlns:w10="urn:schemas-microsoft-com:office:word" xmlns:w="http://schemas.openxmlformats.org/wordprocessingml/2006/main" xmlns:w14="http://schemas.microsoft.com/office/word/2010/wordml" xmlns:w15="http://schemas.microsoft.com/office/word/2012/wordml" xmlns:w16cei="http://schemas.microsoft.com/office/word/2026/wordml/cei" xmlns:w16cex="http://schemas.microsoft.com/office/word/2018/wordml/cex" xmlns:w16cid="http://schemas.microsoft.com/office/word/2016/wordml/cid" xmlns:w16="http://schemas.microsoft.com/office/word/2018/wordml" xmlns:w16du="http://schemas.microsoft.com/office/word/2023/wordml/word16du" xmlns:w16sdtdh="http://schemas.microsoft.com/office/word/2020/wordml/sdtdatahash" xmlns:w16sdtfl="http://schemas.microsoft.com/office/word/2024/wordml/sdtformatlock" xmlns:w16se="http://schemas.microsoft.com/office/word/2015/wordml/symex" xmlns:wpg="http://schemas.microsoft.com/office/word/2010/wordprocessingGroup" xmlns:wpi="http://schemas.microsoft.com/office/word/2010/wordprocessingInk" xmlns:wne="http://schemas.microsoft.com/office/word/2006/wordml" xmlns:wps="http://schemas.microsoft.com/office/word/2010/wordprocessingShape" mc:Ignorable="w14 w15 w16se w16cid w16 w16cex w16sdtdh w16sdtfl w16du wp14">
+<w:document xmlns:wpc="http://schemas.microsoft.com/office/word/2010/wordprocessingCanvas" xmlns:cx="http://schemas.microsoft.com/office/drawing/2014/chartex" xmlns:cx1="http://schemas.microsoft.com/office/drawing/2015/9/8/chartex" xmlns:cx2="http://schemas.microsoft.com/office/drawing/2015/10/21/chartex" xmlns:cx3="http://schemas.microsoft.com/office/drawing/2016/5/9/chartex" xmlns:cx4="http://schemas.microsoft.com/office/drawing/2016/5/10/chartex" xmlns:cx5="http://schemas.microsoft.com/office/drawing/2016/5/11/chartex" xmlns:cx6="http://schemas.microsoft.com/office/drawing/2016/5/12/chartex" xmlns:cx7="http://schemas.microsoft.com/office/drawing/2016/5/13/chartex" xmlns:cx8="http://schemas.microsoft.com/office/drawing/2016/5/14/chartex" xmlns:mc="http://schemas.openxmlformats.org/markup-compatibility/2006" xmlns:aink="http://schemas.microsoft.com/office/drawing/2016/ink" xmlns:am3d="http://schemas.microsoft.com/office/drawing/2017/model3d" xmlns:o="urn:schemas-microsoft-com:office:office" xmlns:oel="http://schemas.microsoft.com/office/2019/extlst" xmlns:r="http://schemas.openxmlformats.org/officeDocument/2006/relationships" xmlns:m="http://schemas.openxmlformats.org/officeDocument/2006/math" xmlns:v="urn:schemas-microsoft-com:vml" xmlns:wp14="http://schemas.microsoft.com/office/word/2010/wordprocessingDrawing" xmlns:wp="http://schemas.openxmlformats.org/drawingml/2006/wordprocessingDrawing" xmlns:w10="urn:schemas-microsoft-com:office:word" xmlns:w="http://schemas.openxmlformats.org/wordprocessingml/2006/main" xmlns:w14="http://schemas.microsoft.com/office/word/2010/wordml" xmlns:w15="http://schemas.microsoft.com/office/word/2012/wordml" xmlns:w16cex="http://schemas.microsoft.com/office/word/2018/wordml/cex" xmlns:w16cid="http://schemas.microsoft.com/office/word/2016/wordml/cid" xmlns:w16="http://schemas.microsoft.com/office/word/2018/wordml" xmlns:w16du="http://schemas.microsoft.com/office/word/2023/wordml/word16du" xmlns:w16sdtdh="http://schemas.microsoft.com/office/word/2020/wordml/sdtdatahash" xmlns:w16sdtfl="http://schemas.microsoft.com/office/word/2024/wordml/sdtformatlock" xmlns:w16se="http://schemas.microsoft.com/office/word/2015/wordml/symex" xmlns:wpg="http://schemas.microsoft.com/office/word/2010/wordprocessingGroup" xmlns:wpi="http://schemas.microsoft.com/office/word/2010/wordprocessingInk" xmlns:wne="http://schemas.microsoft.com/office/word/2006/wordml" xmlns:wps="http://schemas.microsoft.com/office/word/2010/wordprocessingShape" mc:Ignorable="w14 w15 w16se w16cid w16 w16cex w16sdtdh w16sdtfl w16du wp14">
   <w:body>
     <w:p>
       <w:pPr>
@@ -102,7 +102,18 @@
           <w:szCs w:val="32"/>
           <w:u w:val="single"/>
         </w:rPr>
-        <w:t xml:space="preserve">Corrections – Observed till </w:t>
+        <w:t xml:space="preserve">Corrections – Observed </w:t>
+      </w:r>
+      <w:proofErr w:type="gramStart"/>
+      <w:r>
+        <w:rPr>
+          <w:b/>
+          <w:bCs/>
+          <w:sz w:val="32"/>
+          <w:szCs w:val="32"/>
+          <w:u w:val="single"/>
+        </w:rPr>
+        <w:t xml:space="preserve">till </w:t>
       </w:r>
       <w:r>
         <w:rPr>
@@ -115,6 +126,7 @@
         </w:rPr>
         <w:t>????</w:t>
       </w:r>
+      <w:proofErr w:type="gramEnd"/>
     </w:p>
     <w:p>
       <w:pPr>
@@ -237,6 +249,7 @@
               </w:rPr>
               <w:t>(</w:t>
             </w:r>
+            <w:proofErr w:type="gramStart"/>
             <w:r>
               <w:rPr>
                 <w:rFonts w:cs="BRH Devanagari Extra"/>
@@ -260,7 +273,16 @@
                 <w:color w:val="000000"/>
                 <w:szCs w:val="32"/>
               </w:rPr>
-              <w:t>[P8</w:t>
+              <w:t>[</w:t>
+            </w:r>
+            <w:proofErr w:type="gramEnd"/>
+            <w:r>
+              <w:rPr>
+                <w:rFonts w:cs="BRH Devanagari Extra"/>
+                <w:color w:val="000000"/>
+                <w:szCs w:val="32"/>
+              </w:rPr>
+              <w:t>P8</w:t>
             </w:r>
             <w:r>
               <w:rPr>
@@ -591,6 +613,7 @@
               </w:rPr>
               <w:t>(</w:t>
             </w:r>
+            <w:proofErr w:type="gramStart"/>
             <w:r>
               <w:rPr>
                 <w:rFonts w:cs="BRH Devanagari Extra"/>
@@ -614,7 +637,16 @@
                 <w:color w:val="000000"/>
                 <w:szCs w:val="32"/>
               </w:rPr>
-              <w:t>[P8</w:t>
+              <w:t>[</w:t>
+            </w:r>
+            <w:proofErr w:type="gramEnd"/>
+            <w:r>
+              <w:rPr>
+                <w:rFonts w:cs="BRH Devanagari Extra"/>
+                <w:color w:val="000000"/>
+                <w:szCs w:val="32"/>
+              </w:rPr>
+              <w:t>P8</w:t>
             </w:r>
             <w:r>
               <w:rPr>
@@ -913,6 +945,524 @@
                 <w:szCs w:val="32"/>
               </w:rPr>
               <w:t xml:space="preserve">xÉxrÉþ | </w:t>
+            </w:r>
+          </w:p>
+        </w:tc>
+      </w:tr>
+      <w:tr>
+        <w:trPr>
+          <w:trHeight w:val="1115"/>
+        </w:trPr>
+        <w:tc>
+          <w:tcPr>
+            <w:tcW w:w="7024" w:type="dxa"/>
+          </w:tcPr>
+          <w:p>
+            <w:pPr>
+              <w:widowControl w:val="0"/>
+              <w:autoSpaceDE w:val="0"/>
+              <w:autoSpaceDN w:val="0"/>
+              <w:adjustRightInd w:val="0"/>
+              <w:spacing w:before="0" w:line="240" w:lineRule="auto"/>
+              <w:rPr>
+                <w:rFonts w:ascii="BRH Devanagari Extra" w:hAnsi="BRH Devanagari Extra" w:cs="BRH Devanagari Extra"/>
+                <w:color w:val="000000"/>
+                <w:sz w:val="32"/>
+                <w:szCs w:val="32"/>
+              </w:rPr>
+            </w:pPr>
+            <w:r>
+              <w:rPr>
+                <w:rFonts w:ascii="BRH Devanagari Extra" w:hAnsi="BRH Devanagari Extra" w:cs="BRH Devanagari Extra"/>
+                <w:color w:val="000000"/>
+                <w:sz w:val="32"/>
+                <w:szCs w:val="32"/>
+              </w:rPr>
+              <w:t>(</w:t>
+            </w:r>
+            <w:proofErr w:type="gramStart"/>
+            <w:r>
+              <w:rPr>
+                <w:rFonts w:cs="BRH Devanagari Extra"/>
+                <w:color w:val="000000"/>
+                <w:szCs w:val="32"/>
+              </w:rPr>
+              <w:t>45</w:t>
+            </w:r>
+            <w:r>
+              <w:rPr>
+                <w:rFonts w:ascii="BRH Devanagari Extra" w:hAnsi="BRH Devanagari Extra" w:cs="BRH Devanagari Extra"/>
+                <w:color w:val="000000"/>
+                <w:sz w:val="32"/>
+                <w:szCs w:val="32"/>
+              </w:rPr>
+              <w:t>)</w:t>
+            </w:r>
+            <w:r>
+              <w:rPr>
+                <w:rFonts w:cs="BRH Devanagari Extra"/>
+                <w:color w:val="000000"/>
+                <w:szCs w:val="32"/>
+              </w:rPr>
+              <w:t>[</w:t>
+            </w:r>
+            <w:proofErr w:type="gramEnd"/>
+            <w:r>
+              <w:rPr>
+                <w:rFonts w:cs="BRH Devanagari Extra"/>
+                <w:color w:val="000000"/>
+                <w:szCs w:val="32"/>
+              </w:rPr>
+              <w:t>P41</w:t>
+            </w:r>
+            <w:r>
+              <w:rPr>
+                <w:rFonts w:ascii="BRH Devanagari Extra" w:hAnsi="BRH Devanagari Extra" w:cs="BRH Devanagari Extra"/>
+                <w:color w:val="000000"/>
+                <w:sz w:val="32"/>
+                <w:szCs w:val="32"/>
+              </w:rPr>
+              <w:t xml:space="preserve">] </w:t>
+            </w:r>
+            <w:r>
+              <w:rPr>
+                <w:rFonts w:cs="BRH Devanagari Extra"/>
+                <w:color w:val="000000"/>
+                <w:szCs w:val="32"/>
+              </w:rPr>
+              <w:t>7</w:t>
+            </w:r>
+            <w:r>
+              <w:rPr>
+                <w:rFonts w:ascii="BRH Devanagari Extra" w:hAnsi="BRH Devanagari Extra" w:cs="BRH Devanagari Extra"/>
+                <w:color w:val="000000"/>
+                <w:sz w:val="32"/>
+                <w:szCs w:val="32"/>
+              </w:rPr>
+              <w:t>.</w:t>
+            </w:r>
+            <w:r>
+              <w:rPr>
+                <w:rFonts w:cs="BRH Devanagari Extra"/>
+                <w:color w:val="000000"/>
+                <w:szCs w:val="32"/>
+              </w:rPr>
+              <w:t>4</w:t>
+            </w:r>
+            <w:r>
+              <w:rPr>
+                <w:rFonts w:ascii="BRH Devanagari Extra" w:hAnsi="BRH Devanagari Extra" w:cs="BRH Devanagari Extra"/>
+                <w:color w:val="000000"/>
+                <w:sz w:val="32"/>
+                <w:szCs w:val="32"/>
+              </w:rPr>
+              <w:t>.</w:t>
+            </w:r>
+            <w:r>
+              <w:rPr>
+                <w:rFonts w:cs="BRH Devanagari Extra"/>
+                <w:color w:val="000000"/>
+                <w:szCs w:val="32"/>
+              </w:rPr>
+              <w:t>15</w:t>
+            </w:r>
+            <w:r>
+              <w:rPr>
+                <w:rFonts w:ascii="BRH Devanagari Extra" w:hAnsi="BRH Devanagari Extra" w:cs="BRH Devanagari Extra"/>
+                <w:color w:val="000000"/>
+                <w:sz w:val="32"/>
+                <w:szCs w:val="32"/>
+              </w:rPr>
+              <w:t>.</w:t>
+            </w:r>
+            <w:r>
+              <w:rPr>
+                <w:rFonts w:cs="BRH Devanagari Extra"/>
+                <w:color w:val="000000"/>
+                <w:szCs w:val="32"/>
+              </w:rPr>
+              <w:t>1</w:t>
+            </w:r>
+            <w:r>
+              <w:rPr>
+                <w:rFonts w:ascii="BRH Devanagari Extra" w:hAnsi="BRH Devanagari Extra" w:cs="BRH Devanagari Extra"/>
+                <w:color w:val="000000"/>
+                <w:sz w:val="32"/>
+                <w:szCs w:val="32"/>
+              </w:rPr>
+              <w:t>(</w:t>
+            </w:r>
+            <w:r>
+              <w:rPr>
+                <w:rFonts w:cs="BRH Devanagari Extra"/>
+                <w:color w:val="000000"/>
+                <w:szCs w:val="32"/>
+              </w:rPr>
+              <w:t>42</w:t>
+            </w:r>
+            <w:r>
+              <w:rPr>
+                <w:rFonts w:ascii="BRH Devanagari Extra" w:hAnsi="BRH Devanagari Extra" w:cs="BRH Devanagari Extra"/>
+                <w:color w:val="000000"/>
+                <w:sz w:val="32"/>
+                <w:szCs w:val="32"/>
+              </w:rPr>
+              <w:t>)- xuÉålÉþ | ÌWû |</w:t>
+            </w:r>
+          </w:p>
+          <w:p>
+            <w:pPr>
+              <w:widowControl w:val="0"/>
+              <w:autoSpaceDE w:val="0"/>
+              <w:autoSpaceDN w:val="0"/>
+              <w:adjustRightInd w:val="0"/>
+              <w:spacing w:before="0" w:line="240" w:lineRule="auto"/>
+              <w:rPr>
+                <w:rFonts w:cs="BRH Malayalam Extra"/>
+                <w:szCs w:val="40"/>
+              </w:rPr>
+            </w:pPr>
+            <w:r>
+              <w:rPr>
+                <w:rFonts w:ascii="BRH Devanagari Extra" w:hAnsi="BRH Devanagari Extra" w:cs="BRH Devanagari Extra"/>
+                <w:color w:val="000000"/>
+                <w:sz w:val="32"/>
+                <w:szCs w:val="32"/>
+              </w:rPr>
+              <w:t>xuÉå</w:t>
+            </w:r>
+            <w:r>
+              <w:rPr>
+                <w:rFonts w:ascii="BRH Devanagari Extra" w:hAnsi="BRH Devanagari Extra" w:cs="BRH Devanagari Extra"/>
+                <w:color w:val="000000"/>
+                <w:sz w:val="32"/>
+                <w:szCs w:val="32"/>
+                <w:highlight w:val="yellow"/>
+              </w:rPr>
+              <w:t>l</w:t>
+            </w:r>
+            <w:r>
+              <w:rPr>
+                <w:rFonts w:ascii="BRH Devanagari Extra" w:hAnsi="BRH Devanagari Extra" w:cs="BRH Devanagari Extra"/>
+                <w:color w:val="000000"/>
+                <w:sz w:val="32"/>
+                <w:szCs w:val="32"/>
+              </w:rPr>
+              <w:t>É</w:t>
+            </w:r>
+            <w:r>
+              <w:rPr>
+                <w:rFonts w:ascii="BRH Malayalam Extra" w:hAnsi="BRH Malayalam Extra" w:cs="BRH Devanagari Extra"/>
+                <w:color w:val="000000"/>
+                <w:szCs w:val="32"/>
+              </w:rPr>
+              <w:t>–</w:t>
+            </w:r>
+            <w:r>
+              <w:rPr>
+                <w:rFonts w:ascii="BRH Devanagari Extra" w:hAnsi="BRH Devanagari Extra" w:cs="BRH Devanagari Extra"/>
+                <w:color w:val="000000"/>
+                <w:sz w:val="32"/>
+                <w:szCs w:val="32"/>
+              </w:rPr>
+              <w:t xml:space="preserve"> ÌWû ÌWû xuÉålÉ</w:t>
+            </w:r>
+            <w:r>
+              <w:rPr>
+                <w:rFonts w:ascii="BRH Malayalam Extra" w:hAnsi="BRH Malayalam Extra" w:cs="BRH Devanagari Extra"/>
+                <w:color w:val="000000"/>
+                <w:szCs w:val="32"/>
+              </w:rPr>
+              <w:t>–</w:t>
+            </w:r>
+            <w:r>
+              <w:rPr>
+                <w:rFonts w:ascii="BRH Devanagari Extra" w:hAnsi="BRH Devanagari Extra" w:cs="BRH Devanagari Extra"/>
+                <w:color w:val="000000"/>
+                <w:sz w:val="32"/>
+                <w:szCs w:val="32"/>
+              </w:rPr>
+              <w:t xml:space="preserve"> xuÉå</w:t>
+            </w:r>
+            <w:r>
+              <w:rPr>
+                <w:rFonts w:ascii="BRH Devanagari Extra" w:hAnsi="BRH Devanagari Extra" w:cs="BRH Devanagari Extra"/>
+                <w:color w:val="000000"/>
+                <w:sz w:val="32"/>
+                <w:szCs w:val="32"/>
+                <w:highlight w:val="yellow"/>
+              </w:rPr>
+              <w:t>lÉ</w:t>
+            </w:r>
+            <w:r>
+              <w:rPr>
+                <w:rFonts w:ascii="BRH Malayalam Extra" w:hAnsi="BRH Malayalam Extra" w:cs="BRH Devanagari Extra"/>
+                <w:color w:val="000000"/>
+                <w:szCs w:val="32"/>
+                <w:highlight w:val="yellow"/>
+              </w:rPr>
+              <w:t>–</w:t>
+            </w:r>
+            <w:r>
+              <w:rPr>
+                <w:rFonts w:ascii="BRH Devanagari Extra" w:hAnsi="BRH Devanagari Extra" w:cs="BRH Devanagari Extra"/>
+                <w:color w:val="000000"/>
+                <w:sz w:val="32"/>
+                <w:szCs w:val="32"/>
+              </w:rPr>
+              <w:t xml:space="preserve"> ÌWû | </w:t>
+            </w:r>
+          </w:p>
+        </w:tc>
+        <w:tc>
+          <w:tcPr>
+            <w:tcW w:w="7230" w:type="dxa"/>
+          </w:tcPr>
+          <w:p>
+            <w:pPr>
+              <w:widowControl w:val="0"/>
+              <w:autoSpaceDE w:val="0"/>
+              <w:autoSpaceDN w:val="0"/>
+              <w:adjustRightInd w:val="0"/>
+              <w:spacing w:before="0" w:line="240" w:lineRule="auto"/>
+              <w:rPr>
+                <w:rFonts w:ascii="BRH Devanagari Extra" w:hAnsi="BRH Devanagari Extra" w:cs="BRH Devanagari Extra"/>
+                <w:color w:val="000000"/>
+                <w:sz w:val="32"/>
+                <w:szCs w:val="32"/>
+              </w:rPr>
+            </w:pPr>
+            <w:r>
+              <w:rPr>
+                <w:rFonts w:ascii="BRH Devanagari Extra" w:hAnsi="BRH Devanagari Extra" w:cs="BRH Devanagari Extra"/>
+                <w:color w:val="000000"/>
+                <w:sz w:val="32"/>
+                <w:szCs w:val="32"/>
+              </w:rPr>
+              <w:t>(</w:t>
+            </w:r>
+            <w:proofErr w:type="gramStart"/>
+            <w:r>
+              <w:rPr>
+                <w:rFonts w:cs="BRH Devanagari Extra"/>
+                <w:color w:val="000000"/>
+                <w:szCs w:val="32"/>
+              </w:rPr>
+              <w:t>45</w:t>
+            </w:r>
+            <w:r>
+              <w:rPr>
+                <w:rFonts w:ascii="BRH Devanagari Extra" w:hAnsi="BRH Devanagari Extra" w:cs="BRH Devanagari Extra"/>
+                <w:color w:val="000000"/>
+                <w:sz w:val="32"/>
+                <w:szCs w:val="32"/>
+              </w:rPr>
+              <w:t>)</w:t>
+            </w:r>
+            <w:r>
+              <w:rPr>
+                <w:rFonts w:cs="BRH Devanagari Extra"/>
+                <w:color w:val="000000"/>
+                <w:szCs w:val="32"/>
+              </w:rPr>
+              <w:t>[</w:t>
+            </w:r>
+            <w:proofErr w:type="gramEnd"/>
+            <w:r>
+              <w:rPr>
+                <w:rFonts w:cs="BRH Devanagari Extra"/>
+                <w:color w:val="000000"/>
+                <w:szCs w:val="32"/>
+              </w:rPr>
+              <w:t>P41</w:t>
+            </w:r>
+            <w:r>
+              <w:rPr>
+                <w:rFonts w:ascii="BRH Devanagari Extra" w:hAnsi="BRH Devanagari Extra" w:cs="BRH Devanagari Extra"/>
+                <w:color w:val="000000"/>
+                <w:sz w:val="32"/>
+                <w:szCs w:val="32"/>
+              </w:rPr>
+              <w:t xml:space="preserve">] </w:t>
+            </w:r>
+            <w:r>
+              <w:rPr>
+                <w:rFonts w:cs="BRH Devanagari Extra"/>
+                <w:color w:val="000000"/>
+                <w:szCs w:val="32"/>
+              </w:rPr>
+              <w:t>7</w:t>
+            </w:r>
+            <w:r>
+              <w:rPr>
+                <w:rFonts w:ascii="BRH Devanagari Extra" w:hAnsi="BRH Devanagari Extra" w:cs="BRH Devanagari Extra"/>
+                <w:color w:val="000000"/>
+                <w:sz w:val="32"/>
+                <w:szCs w:val="32"/>
+              </w:rPr>
+              <w:t>.</w:t>
+            </w:r>
+            <w:r>
+              <w:rPr>
+                <w:rFonts w:cs="BRH Devanagari Extra"/>
+                <w:color w:val="000000"/>
+                <w:szCs w:val="32"/>
+              </w:rPr>
+              <w:t>4</w:t>
+            </w:r>
+            <w:r>
+              <w:rPr>
+                <w:rFonts w:ascii="BRH Devanagari Extra" w:hAnsi="BRH Devanagari Extra" w:cs="BRH Devanagari Extra"/>
+                <w:color w:val="000000"/>
+                <w:sz w:val="32"/>
+                <w:szCs w:val="32"/>
+              </w:rPr>
+              <w:t>.</w:t>
+            </w:r>
+            <w:r>
+              <w:rPr>
+                <w:rFonts w:cs="BRH Devanagari Extra"/>
+                <w:color w:val="000000"/>
+                <w:szCs w:val="32"/>
+              </w:rPr>
+              <w:t>15</w:t>
+            </w:r>
+            <w:r>
+              <w:rPr>
+                <w:rFonts w:ascii="BRH Devanagari Extra" w:hAnsi="BRH Devanagari Extra" w:cs="BRH Devanagari Extra"/>
+                <w:color w:val="000000"/>
+                <w:sz w:val="32"/>
+                <w:szCs w:val="32"/>
+              </w:rPr>
+              <w:t>.</w:t>
+            </w:r>
+            <w:r>
+              <w:rPr>
+                <w:rFonts w:cs="BRH Devanagari Extra"/>
+                <w:color w:val="000000"/>
+                <w:szCs w:val="32"/>
+              </w:rPr>
+              <w:t>1</w:t>
+            </w:r>
+            <w:r>
+              <w:rPr>
+                <w:rFonts w:ascii="BRH Devanagari Extra" w:hAnsi="BRH Devanagari Extra" w:cs="BRH Devanagari Extra"/>
+                <w:color w:val="000000"/>
+                <w:sz w:val="32"/>
+                <w:szCs w:val="32"/>
+              </w:rPr>
+              <w:t>(</w:t>
+            </w:r>
+            <w:r>
+              <w:rPr>
+                <w:rFonts w:cs="BRH Devanagari Extra"/>
+                <w:color w:val="000000"/>
+                <w:szCs w:val="32"/>
+              </w:rPr>
+              <w:t>42</w:t>
+            </w:r>
+            <w:r>
+              <w:rPr>
+                <w:rFonts w:ascii="BRH Devanagari Extra" w:hAnsi="BRH Devanagari Extra" w:cs="BRH Devanagari Extra"/>
+                <w:color w:val="000000"/>
+                <w:sz w:val="32"/>
+                <w:szCs w:val="32"/>
+              </w:rPr>
+              <w:t>)- xuÉålÉþ | ÌWû |</w:t>
+            </w:r>
+          </w:p>
+          <w:p>
+            <w:pPr>
+              <w:widowControl w:val="0"/>
+              <w:autoSpaceDE w:val="0"/>
+              <w:autoSpaceDN w:val="0"/>
+              <w:adjustRightInd w:val="0"/>
+              <w:spacing w:before="0" w:line="240" w:lineRule="auto"/>
+              <w:rPr>
+                <w:rFonts w:cs="BRH Malayalam Extra"/>
+                <w:color w:val="000000"/>
+                <w:szCs w:val="40"/>
+              </w:rPr>
+            </w:pPr>
+            <w:r>
+              <w:rPr>
+                <w:rFonts w:ascii="BRH Devanagari Extra" w:hAnsi="BRH Devanagari Extra" w:cs="BRH Devanagari Extra"/>
+                <w:color w:val="000000"/>
+                <w:sz w:val="32"/>
+                <w:szCs w:val="32"/>
+              </w:rPr>
+              <w:t>xuÉål</w:t>
+            </w:r>
+            <w:r>
+              <w:rPr>
+                <w:rFonts w:ascii="BRH Devanagari Extra" w:hAnsi="BRH Devanagari Extra" w:cs="BRH Devanagari Extra"/>
+                <w:color w:val="000000"/>
+                <w:sz w:val="32"/>
+                <w:szCs w:val="32"/>
+                <w:highlight w:val="green"/>
+              </w:rPr>
+              <w:t>ÉÉ</w:t>
+            </w:r>
+            <w:r>
+              <w:rPr>
+                <w:rFonts w:ascii="BRH Malayalam Extra" w:hAnsi="BRH Malayalam Extra" w:cs="BRH Devanagari Extra"/>
+                <w:color w:val="000000"/>
+                <w:szCs w:val="32"/>
+              </w:rPr>
+              <w:t>–</w:t>
+            </w:r>
+            <w:r>
+              <w:rPr>
+                <w:rFonts w:ascii="BRH Devanagari Extra" w:hAnsi="BRH Devanagari Extra" w:cs="BRH Devanagari Extra"/>
+                <w:color w:val="000000"/>
+                <w:sz w:val="32"/>
+                <w:szCs w:val="32"/>
+              </w:rPr>
+              <w:t xml:space="preserve"> ÌWû ÌWû xuÉålÉ</w:t>
+            </w:r>
+            <w:r>
+              <w:rPr>
+                <w:rFonts w:ascii="BRH Malayalam Extra" w:hAnsi="BRH Malayalam Extra" w:cs="BRH Devanagari Extra"/>
+                <w:color w:val="000000"/>
+                <w:szCs w:val="32"/>
+              </w:rPr>
+              <w:t>–</w:t>
+            </w:r>
+            <w:r>
+              <w:rPr>
+                <w:rFonts w:ascii="BRH Devanagari Extra" w:hAnsi="BRH Devanagari Extra" w:cs="BRH Devanagari Extra"/>
+                <w:color w:val="000000"/>
+                <w:sz w:val="32"/>
+                <w:szCs w:val="32"/>
+              </w:rPr>
+              <w:t xml:space="preserve"> xuÉål</w:t>
+            </w:r>
+            <w:r>
+              <w:rPr>
+                <w:rFonts w:ascii="BRH Devanagari Extra" w:hAnsi="BRH Devanagari Extra" w:cs="BRH Devanagari Extra"/>
+                <w:color w:val="000000"/>
+                <w:sz w:val="32"/>
+                <w:szCs w:val="32"/>
+                <w:highlight w:val="green"/>
+              </w:rPr>
+              <w:t>ÉÉ</w:t>
+            </w:r>
+            <w:r>
+              <w:rPr>
+                <w:rFonts w:ascii="BRH Malayalam Extra" w:hAnsi="BRH Malayalam Extra" w:cs="BRH Devanagari Extra"/>
+                <w:color w:val="000000"/>
+                <w:szCs w:val="32"/>
+              </w:rPr>
+              <w:t>–</w:t>
+            </w:r>
+            <w:r>
+              <w:rPr>
+                <w:rFonts w:ascii="BRH Devanagari Extra" w:hAnsi="BRH Devanagari Extra" w:cs="BRH Devanagari Extra"/>
+                <w:color w:val="000000"/>
+                <w:sz w:val="32"/>
+                <w:szCs w:val="32"/>
+              </w:rPr>
+              <w:t xml:space="preserve"> ÌWû | </w:t>
             </w:r>
           </w:p>
         </w:tc>
@@ -1476,7 +2026,7 @@
 </file>
 
 <file path=word/endnotes.xml><?xml version="1.0" encoding="utf-8"?>
-<w:endnotes xmlns:wpc="http://schemas.microsoft.com/office/word/2010/wordprocessingCanvas" xmlns:cx="http://schemas.microsoft.com/office/drawing/2014/chartex" xmlns:cx1="http://schemas.microsoft.com/office/drawing/2015/9/8/chartex" xmlns:cx2="http://schemas.microsoft.com/office/drawing/2015/10/21/chartex" xmlns:cx3="http://schemas.microsoft.com/office/drawing/2016/5/9/chartex" xmlns:cx4="http://schemas.microsoft.com/office/drawing/2016/5/10/chartex" xmlns:cx5="http://schemas.microsoft.com/office/drawing/2016/5/11/chartex" xmlns:cx6="http://schemas.microsoft.com/office/drawing/2016/5/12/chartex" xmlns:cx7="http://schemas.microsoft.com/office/drawing/2016/5/13/chartex" xmlns:cx8="http://schemas.microsoft.com/office/drawing/2016/5/14/chartex" xmlns:mc="http://schemas.openxmlformats.org/markup-compatibility/2006" xmlns:aink="http://schemas.microsoft.com/office/drawing/2016/ink" xmlns:am3d="http://schemas.microsoft.com/office/drawing/2017/model3d" xmlns:o="urn:schemas-microsoft-com:office:office" xmlns:oel="http://schemas.microsoft.com/office/2019/extlst" xmlns:r="http://schemas.openxmlformats.org/officeDocument/2006/relationships" xmlns:m="http://schemas.openxmlformats.org/officeDocument/2006/math" xmlns:v="urn:schemas-microsoft-com:vml" xmlns:wp14="http://schemas.microsoft.com/office/word/2010/wordprocessingDrawing" xmlns:wp="http://schemas.openxmlformats.org/drawingml/2006/wordprocessingDrawing" xmlns:w10="urn:schemas-microsoft-com:office:word" xmlns:w="http://schemas.openxmlformats.org/wordprocessingml/2006/main" xmlns:w14="http://schemas.microsoft.com/office/word/2010/wordml" xmlns:w15="http://schemas.microsoft.com/office/word/2012/wordml" xmlns:w16cei="http://schemas.microsoft.com/office/word/2026/wordml/cei" xmlns:w16cex="http://schemas.microsoft.com/office/word/2018/wordml/cex" xmlns:w16cid="http://schemas.microsoft.com/office/word/2016/wordml/cid" xmlns:w16="http://schemas.microsoft.com/office/word/2018/wordml" xmlns:w16du="http://schemas.microsoft.com/office/word/2023/wordml/word16du" xmlns:w16sdtdh="http://schemas.microsoft.com/office/word/2020/wordml/sdtdatahash" xmlns:w16sdtfl="http://schemas.microsoft.com/office/word/2024/wordml/sdtformatlock" xmlns:w16se="http://schemas.microsoft.com/office/word/2015/wordml/symex" xmlns:wpg="http://schemas.microsoft.com/office/word/2010/wordprocessingGroup" xmlns:wpi="http://schemas.microsoft.com/office/word/2010/wordprocessingInk" xmlns:wne="http://schemas.microsoft.com/office/word/2006/wordml" xmlns:wps="http://schemas.microsoft.com/office/word/2010/wordprocessingShape" mc:Ignorable="w14 w15 w16se w16cid w16 w16cex w16sdtdh w16sdtfl w16du wp14">
+<w:endnotes xmlns:wpc="http://schemas.microsoft.com/office/word/2010/wordprocessingCanvas" xmlns:cx="http://schemas.microsoft.com/office/drawing/2014/chartex" xmlns:cx1="http://schemas.microsoft.com/office/drawing/2015/9/8/chartex" xmlns:cx2="http://schemas.microsoft.com/office/drawing/2015/10/21/chartex" xmlns:cx3="http://schemas.microsoft.com/office/drawing/2016/5/9/chartex" xmlns:cx4="http://schemas.microsoft.com/office/drawing/2016/5/10/chartex" xmlns:cx5="http://schemas.microsoft.com/office/drawing/2016/5/11/chartex" xmlns:cx6="http://schemas.microsoft.com/office/drawing/2016/5/12/chartex" xmlns:cx7="http://schemas.microsoft.com/office/drawing/2016/5/13/chartex" xmlns:cx8="http://schemas.microsoft.com/office/drawing/2016/5/14/chartex" xmlns:mc="http://schemas.openxmlformats.org/markup-compatibility/2006" xmlns:aink="http://schemas.microsoft.com/office/drawing/2016/ink" xmlns:am3d="http://schemas.microsoft.com/office/drawing/2017/model3d" xmlns:o="urn:schemas-microsoft-com:office:office" xmlns:oel="http://schemas.microsoft.com/office/2019/extlst" xmlns:r="http://schemas.openxmlformats.org/officeDocument/2006/relationships" xmlns:m="http://schemas.openxmlformats.org/officeDocument/2006/math" xmlns:v="urn:schemas-microsoft-com:vml" xmlns:wp14="http://schemas.microsoft.com/office/word/2010/wordprocessingDrawing" xmlns:wp="http://schemas.openxmlformats.org/drawingml/2006/wordprocessingDrawing" xmlns:w10="urn:schemas-microsoft-com:office:word" xmlns:w="http://schemas.openxmlformats.org/wordprocessingml/2006/main" xmlns:w14="http://schemas.microsoft.com/office/word/2010/wordml" xmlns:w15="http://schemas.microsoft.com/office/word/2012/wordml" xmlns:w16cex="http://schemas.microsoft.com/office/word/2018/wordml/cex" xmlns:w16cid="http://schemas.microsoft.com/office/word/2016/wordml/cid" xmlns:w16="http://schemas.microsoft.com/office/word/2018/wordml" xmlns:w16du="http://schemas.microsoft.com/office/word/2023/wordml/word16du" xmlns:w16sdtdh="http://schemas.microsoft.com/office/word/2020/wordml/sdtdatahash" xmlns:w16sdtfl="http://schemas.microsoft.com/office/word/2024/wordml/sdtformatlock" xmlns:w16se="http://schemas.microsoft.com/office/word/2015/wordml/symex" xmlns:wpg="http://schemas.microsoft.com/office/word/2010/wordprocessingGroup" xmlns:wpi="http://schemas.microsoft.com/office/word/2010/wordprocessingInk" xmlns:wne="http://schemas.microsoft.com/office/word/2006/wordml" xmlns:wps="http://schemas.microsoft.com/office/word/2010/wordprocessingShape" mc:Ignorable="w14 w15 w16se w16cid w16 w16cex w16sdtdh w16sdtfl w16du wp14">
   <w:endnote w:type="separator" w:id="-1">
     <w:p>
       <w:pPr>
@@ -1501,7 +2051,7 @@
 </file>
 
 <file path=word/footer1.xml><?xml version="1.0" encoding="utf-8"?>
-<w:ftr xmlns:wpc="http://schemas.microsoft.com/office/word/2010/wordprocessingCanvas" xmlns:cx="http://schemas.microsoft.com/office/drawing/2014/chartex" xmlns:cx1="http://schemas.microsoft.com/office/drawing/2015/9/8/chartex" xmlns:cx2="http://schemas.microsoft.com/office/drawing/2015/10/21/chartex" xmlns:cx3="http://schemas.microsoft.com/office/drawing/2016/5/9/chartex" xmlns:cx4="http://schemas.microsoft.com/office/drawing/2016/5/10/chartex" xmlns:cx5="http://schemas.microsoft.com/office/drawing/2016/5/11/chartex" xmlns:cx6="http://schemas.microsoft.com/office/drawing/2016/5/12/chartex" xmlns:cx7="http://schemas.microsoft.com/office/drawing/2016/5/13/chartex" xmlns:cx8="http://schemas.microsoft.com/office/drawing/2016/5/14/chartex" xmlns:mc="http://schemas.openxmlformats.org/markup-compatibility/2006" xmlns:aink="http://schemas.microsoft.com/office/drawing/2016/ink" xmlns:am3d="http://schemas.microsoft.com/office/drawing/2017/model3d" xmlns:o="urn:schemas-microsoft-com:office:office" xmlns:oel="http://schemas.microsoft.com/office/2019/extlst" xmlns:r="http://schemas.openxmlformats.org/officeDocument/2006/relationships" xmlns:m="http://schemas.openxmlformats.org/officeDocument/2006/math" xmlns:v="urn:schemas-microsoft-com:vml" xmlns:wp14="http://schemas.microsoft.com/office/word/2010/wordprocessingDrawing" xmlns:wp="http://schemas.openxmlformats.org/drawingml/2006/wordprocessingDrawing" xmlns:w10="urn:schemas-microsoft-com:office:word" xmlns:w="http://schemas.openxmlformats.org/wordprocessingml/2006/main" xmlns:w14="http://schemas.microsoft.com/office/word/2010/wordml" xmlns:w15="http://schemas.microsoft.com/office/word/2012/wordml" xmlns:w16cei="http://schemas.microsoft.com/office/word/2026/wordml/cei" xmlns:w16cex="http://schemas.microsoft.com/office/word/2018/wordml/cex" xmlns:w16cid="http://schemas.microsoft.com/office/word/2016/wordml/cid" xmlns:w16="http://schemas.microsoft.com/office/word/2018/wordml" xmlns:w16du="http://schemas.microsoft.com/office/word/2023/wordml/word16du" xmlns:w16sdtdh="http://schemas.microsoft.com/office/word/2020/wordml/sdtdatahash" xmlns:w16sdtfl="http://schemas.microsoft.com/office/word/2024/wordml/sdtformatlock" xmlns:w16se="http://schemas.microsoft.com/office/word/2015/wordml/symex" xmlns:wpg="http://schemas.microsoft.com/office/word/2010/wordprocessingGroup" xmlns:wpi="http://schemas.microsoft.com/office/word/2010/wordprocessingInk" xmlns:wne="http://schemas.microsoft.com/office/word/2006/wordml" xmlns:wps="http://schemas.microsoft.com/office/word/2010/wordprocessingShape" mc:Ignorable="w14 w15 w16se w16cid w16 w16cex w16sdtdh w16sdtfl w16du wp14">
+<w:ftr xmlns:wpc="http://schemas.microsoft.com/office/word/2010/wordprocessingCanvas" xmlns:cx="http://schemas.microsoft.com/office/drawing/2014/chartex" xmlns:cx1="http://schemas.microsoft.com/office/drawing/2015/9/8/chartex" xmlns:cx2="http://schemas.microsoft.com/office/drawing/2015/10/21/chartex" xmlns:cx3="http://schemas.microsoft.com/office/drawing/2016/5/9/chartex" xmlns:cx4="http://schemas.microsoft.com/office/drawing/2016/5/10/chartex" xmlns:cx5="http://schemas.microsoft.com/office/drawing/2016/5/11/chartex" xmlns:cx6="http://schemas.microsoft.com/office/drawing/2016/5/12/chartex" xmlns:cx7="http://schemas.microsoft.com/office/drawing/2016/5/13/chartex" xmlns:cx8="http://schemas.microsoft.com/office/drawing/2016/5/14/chartex" xmlns:mc="http://schemas.openxmlformats.org/markup-compatibility/2006" xmlns:aink="http://schemas.microsoft.com/office/drawing/2016/ink" xmlns:am3d="http://schemas.microsoft.com/office/drawing/2017/model3d" xmlns:o="urn:schemas-microsoft-com:office:office" xmlns:oel="http://schemas.microsoft.com/office/2019/extlst" xmlns:r="http://schemas.openxmlformats.org/officeDocument/2006/relationships" xmlns:m="http://schemas.openxmlformats.org/officeDocument/2006/math" xmlns:v="urn:schemas-microsoft-com:vml" xmlns:wp14="http://schemas.microsoft.com/office/word/2010/wordprocessingDrawing" xmlns:wp="http://schemas.openxmlformats.org/drawingml/2006/wordprocessingDrawing" xmlns:w10="urn:schemas-microsoft-com:office:word" xmlns:w="http://schemas.openxmlformats.org/wordprocessingml/2006/main" xmlns:w14="http://schemas.microsoft.com/office/word/2010/wordml" xmlns:w15="http://schemas.microsoft.com/office/word/2012/wordml" xmlns:w16cex="http://schemas.microsoft.com/office/word/2018/wordml/cex" xmlns:w16cid="http://schemas.microsoft.com/office/word/2016/wordml/cid" xmlns:w16="http://schemas.microsoft.com/office/word/2018/wordml" xmlns:w16du="http://schemas.microsoft.com/office/word/2023/wordml/word16du" xmlns:w16sdtdh="http://schemas.microsoft.com/office/word/2020/wordml/sdtdatahash" xmlns:w16sdtfl="http://schemas.microsoft.com/office/word/2024/wordml/sdtformatlock" xmlns:w16se="http://schemas.microsoft.com/office/word/2015/wordml/symex" xmlns:wpg="http://schemas.microsoft.com/office/word/2010/wordprocessingGroup" xmlns:wpi="http://schemas.microsoft.com/office/word/2010/wordprocessingInk" xmlns:wne="http://schemas.microsoft.com/office/word/2006/wordml" xmlns:wps="http://schemas.microsoft.com/office/word/2010/wordprocessingShape" mc:Ignorable="w14 w15 w16se w16cid w16 w16cex w16sdtdh w16sdtfl w16du wp14">
   <w:p>
     <w:pPr>
       <w:pBdr>
@@ -1683,7 +2233,7 @@
 </file>
 
 <file path=word/footer2.xml><?xml version="1.0" encoding="utf-8"?>
-<w:ftr xmlns:wpc="http://schemas.microsoft.com/office/word/2010/wordprocessingCanvas" xmlns:cx="http://schemas.microsoft.com/office/drawing/2014/chartex" xmlns:cx1="http://schemas.microsoft.com/office/drawing/2015/9/8/chartex" xmlns:cx2="http://schemas.microsoft.com/office/drawing/2015/10/21/chartex" xmlns:cx3="http://schemas.microsoft.com/office/drawing/2016/5/9/chartex" xmlns:cx4="http://schemas.microsoft.com/office/drawing/2016/5/10/chartex" xmlns:cx5="http://schemas.microsoft.com/office/drawing/2016/5/11/chartex" xmlns:cx6="http://schemas.microsoft.com/office/drawing/2016/5/12/chartex" xmlns:cx7="http://schemas.microsoft.com/office/drawing/2016/5/13/chartex" xmlns:cx8="http://schemas.microsoft.com/office/drawing/2016/5/14/chartex" xmlns:mc="http://schemas.openxmlformats.org/markup-compatibility/2006" xmlns:aink="http://schemas.microsoft.com/office/drawing/2016/ink" xmlns:am3d="http://schemas.microsoft.com/office/drawing/2017/model3d" xmlns:o="urn:schemas-microsoft-com:office:office" xmlns:oel="http://schemas.microsoft.com/office/2019/extlst" xmlns:r="http://schemas.openxmlformats.org/officeDocument/2006/relationships" xmlns:m="http://schemas.openxmlformats.org/officeDocument/2006/math" xmlns:v="urn:schemas-microsoft-com:vml" xmlns:wp14="http://schemas.microsoft.com/office/word/2010/wordprocessingDrawing" xmlns:wp="http://schemas.openxmlformats.org/drawingml/2006/wordprocessingDrawing" xmlns:w10="urn:schemas-microsoft-com:office:word" xmlns:w="http://schemas.openxmlformats.org/wordprocessingml/2006/main" xmlns:w14="http://schemas.microsoft.com/office/word/2010/wordml" xmlns:w15="http://schemas.microsoft.com/office/word/2012/wordml" xmlns:w16cei="http://schemas.microsoft.com/office/word/2026/wordml/cei" xmlns:w16cex="http://schemas.microsoft.com/office/word/2018/wordml/cex" xmlns:w16cid="http://schemas.microsoft.com/office/word/2016/wordml/cid" xmlns:w16="http://schemas.microsoft.com/office/word/2018/wordml" xmlns:w16du="http://schemas.microsoft.com/office/word/2023/wordml/word16du" xmlns:w16sdtdh="http://schemas.microsoft.com/office/word/2020/wordml/sdtdatahash" xmlns:w16sdtfl="http://schemas.microsoft.com/office/word/2024/wordml/sdtformatlock" xmlns:w16se="http://schemas.microsoft.com/office/word/2015/wordml/symex" xmlns:wpg="http://schemas.microsoft.com/office/word/2010/wordprocessingGroup" xmlns:wpi="http://schemas.microsoft.com/office/word/2010/wordprocessingInk" xmlns:wne="http://schemas.microsoft.com/office/word/2006/wordml" xmlns:wps="http://schemas.microsoft.com/office/word/2010/wordprocessingShape" mc:Ignorable="w14 w15 w16se w16cid w16 w16cex w16sdtdh w16sdtfl w16du wp14">
+<w:ftr xmlns:wpc="http://schemas.microsoft.com/office/word/2010/wordprocessingCanvas" xmlns:cx="http://schemas.microsoft.com/office/drawing/2014/chartex" xmlns:cx1="http://schemas.microsoft.com/office/drawing/2015/9/8/chartex" xmlns:cx2="http://schemas.microsoft.com/office/drawing/2015/10/21/chartex" xmlns:cx3="http://schemas.microsoft.com/office/drawing/2016/5/9/chartex" xmlns:cx4="http://schemas.microsoft.com/office/drawing/2016/5/10/chartex" xmlns:cx5="http://schemas.microsoft.com/office/drawing/2016/5/11/chartex" xmlns:cx6="http://schemas.microsoft.com/office/drawing/2016/5/12/chartex" xmlns:cx7="http://schemas.microsoft.com/office/drawing/2016/5/13/chartex" xmlns:cx8="http://schemas.microsoft.com/office/drawing/2016/5/14/chartex" xmlns:mc="http://schemas.openxmlformats.org/markup-compatibility/2006" xmlns:aink="http://schemas.microsoft.com/office/drawing/2016/ink" xmlns:am3d="http://schemas.microsoft.com/office/drawing/2017/model3d" xmlns:o="urn:schemas-microsoft-com:office:office" xmlns:oel="http://schemas.microsoft.com/office/2019/extlst" xmlns:r="http://schemas.openxmlformats.org/officeDocument/2006/relationships" xmlns:m="http://schemas.openxmlformats.org/officeDocument/2006/math" xmlns:v="urn:schemas-microsoft-com:vml" xmlns:wp14="http://schemas.microsoft.com/office/word/2010/wordprocessingDrawing" xmlns:wp="http://schemas.openxmlformats.org/drawingml/2006/wordprocessingDrawing" xmlns:w10="urn:schemas-microsoft-com:office:word" xmlns:w="http://schemas.openxmlformats.org/wordprocessingml/2006/main" xmlns:w14="http://schemas.microsoft.com/office/word/2010/wordml" xmlns:w15="http://schemas.microsoft.com/office/word/2012/wordml" xmlns:w16cex="http://schemas.microsoft.com/office/word/2018/wordml/cex" xmlns:w16cid="http://schemas.microsoft.com/office/word/2016/wordml/cid" xmlns:w16="http://schemas.microsoft.com/office/word/2018/wordml" xmlns:w16du="http://schemas.microsoft.com/office/word/2023/wordml/word16du" xmlns:w16sdtdh="http://schemas.microsoft.com/office/word/2020/wordml/sdtdatahash" xmlns:w16sdtfl="http://schemas.microsoft.com/office/word/2024/wordml/sdtformatlock" xmlns:w16se="http://schemas.microsoft.com/office/word/2015/wordml/symex" xmlns:wpg="http://schemas.microsoft.com/office/word/2010/wordprocessingGroup" xmlns:wpi="http://schemas.microsoft.com/office/word/2010/wordprocessingInk" xmlns:wne="http://schemas.microsoft.com/office/word/2006/wordml" xmlns:wps="http://schemas.microsoft.com/office/word/2010/wordprocessingShape" mc:Ignorable="w14 w15 w16se w16cid w16 w16cex w16sdtdh w16sdtfl w16du wp14">
   <w:p>
     <w:pPr>
       <w:pBdr>
@@ -1889,7 +2439,7 @@
 </file>
 
 <file path=word/footnotes.xml><?xml version="1.0" encoding="utf-8"?>
-<w:footnotes xmlns:wpc="http://schemas.microsoft.com/office/word/2010/wordprocessingCanvas" xmlns:cx="http://schemas.microsoft.com/office/drawing/2014/chartex" xmlns:cx1="http://schemas.microsoft.com/office/drawing/2015/9/8/chartex" xmlns:cx2="http://schemas.microsoft.com/office/drawing/2015/10/21/chartex" xmlns:cx3="http://schemas.microsoft.com/office/drawing/2016/5/9/chartex" xmlns:cx4="http://schemas.microsoft.com/office/drawing/2016/5/10/chartex" xmlns:cx5="http://schemas.microsoft.com/office/drawing/2016/5/11/chartex" xmlns:cx6="http://schemas.microsoft.com/office/drawing/2016/5/12/chartex" xmlns:cx7="http://schemas.microsoft.com/office/drawing/2016/5/13/chartex" xmlns:cx8="http://schemas.microsoft.com/office/drawing/2016/5/14/chartex" xmlns:mc="http://schemas.openxmlformats.org/markup-compatibility/2006" xmlns:aink="http://schemas.microsoft.com/office/drawing/2016/ink" xmlns:am3d="http://schemas.microsoft.com/office/drawing/2017/model3d" xmlns:o="urn:schemas-microsoft-com:office:office" xmlns:oel="http://schemas.microsoft.com/office/2019/extlst" xmlns:r="http://schemas.openxmlformats.org/officeDocument/2006/relationships" xmlns:m="http://schemas.openxmlformats.org/officeDocument/2006/math" xmlns:v="urn:schemas-microsoft-com:vml" xmlns:wp14="http://schemas.microsoft.com/office/word/2010/wordprocessingDrawing" xmlns:wp="http://schemas.openxmlformats.org/drawingml/2006/wordprocessingDrawing" xmlns:w10="urn:schemas-microsoft-com:office:word" xmlns:w="http://schemas.openxmlformats.org/wordprocessingml/2006/main" xmlns:w14="http://schemas.microsoft.com/office/word/2010/wordml" xmlns:w15="http://schemas.microsoft.com/office/word/2012/wordml" xmlns:w16cei="http://schemas.microsoft.com/office/word/2026/wordml/cei" xmlns:w16cex="http://schemas.microsoft.com/office/word/2018/wordml/cex" xmlns:w16cid="http://schemas.microsoft.com/office/word/2016/wordml/cid" xmlns:w16="http://schemas.microsoft.com/office/word/2018/wordml" xmlns:w16du="http://schemas.microsoft.com/office/word/2023/wordml/word16du" xmlns:w16sdtdh="http://schemas.microsoft.com/office/word/2020/wordml/sdtdatahash" xmlns:w16sdtfl="http://schemas.microsoft.com/office/word/2024/wordml/sdtformatlock" xmlns:w16se="http://schemas.microsoft.com/office/word/2015/wordml/symex" xmlns:wpg="http://schemas.microsoft.com/office/word/2010/wordprocessingGroup" xmlns:wpi="http://schemas.microsoft.com/office/word/2010/wordprocessingInk" xmlns:wne="http://schemas.microsoft.com/office/word/2006/wordml" xmlns:wps="http://schemas.microsoft.com/office/word/2010/wordprocessingShape" mc:Ignorable="w14 w15 w16se w16cid w16 w16cex w16sdtdh w16sdtfl w16du wp14">
+<w:footnotes xmlns:wpc="http://schemas.microsoft.com/office/word/2010/wordprocessingCanvas" xmlns:cx="http://schemas.microsoft.com/office/drawing/2014/chartex" xmlns:cx1="http://schemas.microsoft.com/office/drawing/2015/9/8/chartex" xmlns:cx2="http://schemas.microsoft.com/office/drawing/2015/10/21/chartex" xmlns:cx3="http://schemas.microsoft.com/office/drawing/2016/5/9/chartex" xmlns:cx4="http://schemas.microsoft.com/office/drawing/2016/5/10/chartex" xmlns:cx5="http://schemas.microsoft.com/office/drawing/2016/5/11/chartex" xmlns:cx6="http://schemas.microsoft.com/office/drawing/2016/5/12/chartex" xmlns:cx7="http://schemas.microsoft.com/office/drawing/2016/5/13/chartex" xmlns:cx8="http://schemas.microsoft.com/office/drawing/2016/5/14/chartex" xmlns:mc="http://schemas.openxmlformats.org/markup-compatibility/2006" xmlns:aink="http://schemas.microsoft.com/office/drawing/2016/ink" xmlns:am3d="http://schemas.microsoft.com/office/drawing/2017/model3d" xmlns:o="urn:schemas-microsoft-com:office:office" xmlns:oel="http://schemas.microsoft.com/office/2019/extlst" xmlns:r="http://schemas.openxmlformats.org/officeDocument/2006/relationships" xmlns:m="http://schemas.openxmlformats.org/officeDocument/2006/math" xmlns:v="urn:schemas-microsoft-com:vml" xmlns:wp14="http://schemas.microsoft.com/office/word/2010/wordprocessingDrawing" xmlns:wp="http://schemas.openxmlformats.org/drawingml/2006/wordprocessingDrawing" xmlns:w10="urn:schemas-microsoft-com:office:word" xmlns:w="http://schemas.openxmlformats.org/wordprocessingml/2006/main" xmlns:w14="http://schemas.microsoft.com/office/word/2010/wordml" xmlns:w15="http://schemas.microsoft.com/office/word/2012/wordml" xmlns:w16cex="http://schemas.microsoft.com/office/word/2018/wordml/cex" xmlns:w16cid="http://schemas.microsoft.com/office/word/2016/wordml/cid" xmlns:w16="http://schemas.microsoft.com/office/word/2018/wordml" xmlns:w16du="http://schemas.microsoft.com/office/word/2023/wordml/word16du" xmlns:w16sdtdh="http://schemas.microsoft.com/office/word/2020/wordml/sdtdatahash" xmlns:w16sdtfl="http://schemas.microsoft.com/office/word/2024/wordml/sdtformatlock" xmlns:w16se="http://schemas.microsoft.com/office/word/2015/wordml/symex" xmlns:wpg="http://schemas.microsoft.com/office/word/2010/wordprocessingGroup" xmlns:wpi="http://schemas.microsoft.com/office/word/2010/wordprocessingInk" xmlns:wne="http://schemas.microsoft.com/office/word/2006/wordml" xmlns:wps="http://schemas.microsoft.com/office/word/2010/wordprocessingShape" mc:Ignorable="w14 w15 w16se w16cid w16 w16cex w16sdtdh w16sdtfl w16du wp14">
   <w:footnote w:type="separator" w:id="-1">
     <w:p>
       <w:pPr>
@@ -1914,7 +2464,7 @@
 </file>
 
 <file path=word/header1.xml><?xml version="1.0" encoding="utf-8"?>
-<w:hdr xmlns:wpc="http://schemas.microsoft.com/office/word/2010/wordprocessingCanvas" xmlns:cx="http://schemas.microsoft.com/office/drawing/2014/chartex" xmlns:cx1="http://schemas.microsoft.com/office/drawing/2015/9/8/chartex" xmlns:cx2="http://schemas.microsoft.com/office/drawing/2015/10/21/chartex" xmlns:cx3="http://schemas.microsoft.com/office/drawing/2016/5/9/chartex" xmlns:cx4="http://schemas.microsoft.com/office/drawing/2016/5/10/chartex" xmlns:cx5="http://schemas.microsoft.com/office/drawing/2016/5/11/chartex" xmlns:cx6="http://schemas.microsoft.com/office/drawing/2016/5/12/chartex" xmlns:cx7="http://schemas.microsoft.com/office/drawing/2016/5/13/chartex" xmlns:cx8="http://schemas.microsoft.com/office/drawing/2016/5/14/chartex" xmlns:mc="http://schemas.openxmlformats.org/markup-compatibility/2006" xmlns:aink="http://schemas.microsoft.com/office/drawing/2016/ink" xmlns:am3d="http://schemas.microsoft.com/office/drawing/2017/model3d" xmlns:o="urn:schemas-microsoft-com:office:office" xmlns:oel="http://schemas.microsoft.com/office/2019/extlst" xmlns:r="http://schemas.openxmlformats.org/officeDocument/2006/relationships" xmlns:m="http://schemas.openxmlformats.org/officeDocument/2006/math" xmlns:v="urn:schemas-microsoft-com:vml" xmlns:wp14="http://schemas.microsoft.com/office/word/2010/wordprocessingDrawing" xmlns:wp="http://schemas.openxmlformats.org/drawingml/2006/wordprocessingDrawing" xmlns:w10="urn:schemas-microsoft-com:office:word" xmlns:w="http://schemas.openxmlformats.org/wordprocessingml/2006/main" xmlns:w14="http://schemas.microsoft.com/office/word/2010/wordml" xmlns:w15="http://schemas.microsoft.com/office/word/2012/wordml" xmlns:w16cei="http://schemas.microsoft.com/office/word/2026/wordml/cei" xmlns:w16cex="http://schemas.microsoft.com/office/word/2018/wordml/cex" xmlns:w16cid="http://schemas.microsoft.com/office/word/2016/wordml/cid" xmlns:w16="http://schemas.microsoft.com/office/word/2018/wordml" xmlns:w16du="http://schemas.microsoft.com/office/word/2023/wordml/word16du" xmlns:w16sdtdh="http://schemas.microsoft.com/office/word/2020/wordml/sdtdatahash" xmlns:w16sdtfl="http://schemas.microsoft.com/office/word/2024/wordml/sdtformatlock" xmlns:w16se="http://schemas.microsoft.com/office/word/2015/wordml/symex" xmlns:wpg="http://schemas.microsoft.com/office/word/2010/wordprocessingGroup" xmlns:wpi="http://schemas.microsoft.com/office/word/2010/wordprocessingInk" xmlns:wne="http://schemas.microsoft.com/office/word/2006/wordml" xmlns:wps="http://schemas.microsoft.com/office/word/2010/wordprocessingShape" mc:Ignorable="w14 w15 w16se w16cid w16 w16cex w16sdtdh w16sdtfl w16du wp14">
+<w:hdr xmlns:wpc="http://schemas.microsoft.com/office/word/2010/wordprocessingCanvas" xmlns:cx="http://schemas.microsoft.com/office/drawing/2014/chartex" xmlns:cx1="http://schemas.microsoft.com/office/drawing/2015/9/8/chartex" xmlns:cx2="http://schemas.microsoft.com/office/drawing/2015/10/21/chartex" xmlns:cx3="http://schemas.microsoft.com/office/drawing/2016/5/9/chartex" xmlns:cx4="http://schemas.microsoft.com/office/drawing/2016/5/10/chartex" xmlns:cx5="http://schemas.microsoft.com/office/drawing/2016/5/11/chartex" xmlns:cx6="http://schemas.microsoft.com/office/drawing/2016/5/12/chartex" xmlns:cx7="http://schemas.microsoft.com/office/drawing/2016/5/13/chartex" xmlns:cx8="http://schemas.microsoft.com/office/drawing/2016/5/14/chartex" xmlns:mc="http://schemas.openxmlformats.org/markup-compatibility/2006" xmlns:aink="http://schemas.microsoft.com/office/drawing/2016/ink" xmlns:am3d="http://schemas.microsoft.com/office/drawing/2017/model3d" xmlns:o="urn:schemas-microsoft-com:office:office" xmlns:oel="http://schemas.microsoft.com/office/2019/extlst" xmlns:r="http://schemas.openxmlformats.org/officeDocument/2006/relationships" xmlns:m="http://schemas.openxmlformats.org/officeDocument/2006/math" xmlns:v="urn:schemas-microsoft-com:vml" xmlns:wp14="http://schemas.microsoft.com/office/word/2010/wordprocessingDrawing" xmlns:wp="http://schemas.openxmlformats.org/drawingml/2006/wordprocessingDrawing" xmlns:w10="urn:schemas-microsoft-com:office:word" xmlns:w="http://schemas.openxmlformats.org/wordprocessingml/2006/main" xmlns:w14="http://schemas.microsoft.com/office/word/2010/wordml" xmlns:w15="http://schemas.microsoft.com/office/word/2012/wordml" xmlns:w16cex="http://schemas.microsoft.com/office/word/2018/wordml/cex" xmlns:w16cid="http://schemas.microsoft.com/office/word/2016/wordml/cid" xmlns:w16="http://schemas.microsoft.com/office/word/2018/wordml" xmlns:w16du="http://schemas.microsoft.com/office/word/2023/wordml/word16du" xmlns:w16sdtdh="http://schemas.microsoft.com/office/word/2020/wordml/sdtdatahash" xmlns:w16sdtfl="http://schemas.microsoft.com/office/word/2024/wordml/sdtformatlock" xmlns:w16se="http://schemas.microsoft.com/office/word/2015/wordml/symex" xmlns:wpg="http://schemas.microsoft.com/office/word/2010/wordprocessingGroup" xmlns:wpi="http://schemas.microsoft.com/office/word/2010/wordprocessingInk" xmlns:wne="http://schemas.microsoft.com/office/word/2006/wordml" xmlns:wps="http://schemas.microsoft.com/office/word/2010/wordprocessingShape" mc:Ignorable="w14 w15 w16se w16cid w16 w16cex w16sdtdh w16sdtfl w16du wp14">
   <w:p>
     <w:pPr>
       <w:pStyle w:val="Header"/>
@@ -1935,7 +2485,7 @@
 </file>
 
 <file path=word/header2.xml><?xml version="1.0" encoding="utf-8"?>
-<w:hdr xmlns:wpc="http://schemas.microsoft.com/office/word/2010/wordprocessingCanvas" xmlns:cx="http://schemas.microsoft.com/office/drawing/2014/chartex" xmlns:cx1="http://schemas.microsoft.com/office/drawing/2015/9/8/chartex" xmlns:cx2="http://schemas.microsoft.com/office/drawing/2015/10/21/chartex" xmlns:cx3="http://schemas.microsoft.com/office/drawing/2016/5/9/chartex" xmlns:cx4="http://schemas.microsoft.com/office/drawing/2016/5/10/chartex" xmlns:cx5="http://schemas.microsoft.com/office/drawing/2016/5/11/chartex" xmlns:cx6="http://schemas.microsoft.com/office/drawing/2016/5/12/chartex" xmlns:cx7="http://schemas.microsoft.com/office/drawing/2016/5/13/chartex" xmlns:cx8="http://schemas.microsoft.com/office/drawing/2016/5/14/chartex" xmlns:mc="http://schemas.openxmlformats.org/markup-compatibility/2006" xmlns:aink="http://schemas.microsoft.com/office/drawing/2016/ink" xmlns:am3d="http://schemas.microsoft.com/office/drawing/2017/model3d" xmlns:o="urn:schemas-microsoft-com:office:office" xmlns:oel="http://schemas.microsoft.com/office/2019/extlst" xmlns:r="http://schemas.openxmlformats.org/officeDocument/2006/relationships" xmlns:m="http://schemas.openxmlformats.org/officeDocument/2006/math" xmlns:v="urn:schemas-microsoft-com:vml" xmlns:wp14="http://schemas.microsoft.com/office/word/2010/wordprocessingDrawing" xmlns:wp="http://schemas.openxmlformats.org/drawingml/2006/wordprocessingDrawing" xmlns:w10="urn:schemas-microsoft-com:office:word" xmlns:w="http://schemas.openxmlformats.org/wordprocessingml/2006/main" xmlns:w14="http://schemas.microsoft.com/office/word/2010/wordml" xmlns:w15="http://schemas.microsoft.com/office/word/2012/wordml" xmlns:w16cei="http://schemas.microsoft.com/office/word/2026/wordml/cei" xmlns:w16cex="http://schemas.microsoft.com/office/word/2018/wordml/cex" xmlns:w16cid="http://schemas.microsoft.com/office/word/2016/wordml/cid" xmlns:w16="http://schemas.microsoft.com/office/word/2018/wordml" xmlns:w16du="http://schemas.microsoft.com/office/word/2023/wordml/word16du" xmlns:w16sdtdh="http://schemas.microsoft.com/office/word/2020/wordml/sdtdatahash" xmlns:w16sdtfl="http://schemas.microsoft.com/office/word/2024/wordml/sdtformatlock" xmlns:w16se="http://schemas.microsoft.com/office/word/2015/wordml/symex" xmlns:wpg="http://schemas.microsoft.com/office/word/2010/wordprocessingGroup" xmlns:wpi="http://schemas.microsoft.com/office/word/2010/wordprocessingInk" xmlns:wne="http://schemas.microsoft.com/office/word/2006/wordml" xmlns:wps="http://schemas.microsoft.com/office/word/2010/wordprocessingShape" mc:Ignorable="w14 w15 w16se w16cid w16 w16cex w16sdtdh w16sdtfl w16du wp14">
+<w:hdr xmlns:wpc="http://schemas.microsoft.com/office/word/2010/wordprocessingCanvas" xmlns:cx="http://schemas.microsoft.com/office/drawing/2014/chartex" xmlns:cx1="http://schemas.microsoft.com/office/drawing/2015/9/8/chartex" xmlns:cx2="http://schemas.microsoft.com/office/drawing/2015/10/21/chartex" xmlns:cx3="http://schemas.microsoft.com/office/drawing/2016/5/9/chartex" xmlns:cx4="http://schemas.microsoft.com/office/drawing/2016/5/10/chartex" xmlns:cx5="http://schemas.microsoft.com/office/drawing/2016/5/11/chartex" xmlns:cx6="http://schemas.microsoft.com/office/drawing/2016/5/12/chartex" xmlns:cx7="http://schemas.microsoft.com/office/drawing/2016/5/13/chartex" xmlns:cx8="http://schemas.microsoft.com/office/drawing/2016/5/14/chartex" xmlns:mc="http://schemas.openxmlformats.org/markup-compatibility/2006" xmlns:aink="http://schemas.microsoft.com/office/drawing/2016/ink" xmlns:am3d="http://schemas.microsoft.com/office/drawing/2017/model3d" xmlns:o="urn:schemas-microsoft-com:office:office" xmlns:oel="http://schemas.microsoft.com/office/2019/extlst" xmlns:r="http://schemas.openxmlformats.org/officeDocument/2006/relationships" xmlns:m="http://schemas.openxmlformats.org/officeDocument/2006/math" xmlns:v="urn:schemas-microsoft-com:vml" xmlns:wp14="http://schemas.microsoft.com/office/word/2010/wordprocessingDrawing" xmlns:wp="http://schemas.openxmlformats.org/drawingml/2006/wordprocessingDrawing" xmlns:w10="urn:schemas-microsoft-com:office:word" xmlns:w="http://schemas.openxmlformats.org/wordprocessingml/2006/main" xmlns:w14="http://schemas.microsoft.com/office/word/2010/wordml" xmlns:w15="http://schemas.microsoft.com/office/word/2012/wordml" xmlns:w16cex="http://schemas.microsoft.com/office/word/2018/wordml/cex" xmlns:w16cid="http://schemas.microsoft.com/office/word/2016/wordml/cid" xmlns:w16="http://schemas.microsoft.com/office/word/2018/wordml" xmlns:w16du="http://schemas.microsoft.com/office/word/2023/wordml/word16du" xmlns:w16sdtdh="http://schemas.microsoft.com/office/word/2020/wordml/sdtdatahash" xmlns:w16sdtfl="http://schemas.microsoft.com/office/word/2024/wordml/sdtformatlock" xmlns:w16se="http://schemas.microsoft.com/office/word/2015/wordml/symex" xmlns:wpg="http://schemas.microsoft.com/office/word/2010/wordprocessingGroup" xmlns:wpi="http://schemas.microsoft.com/office/word/2010/wordprocessingInk" xmlns:wne="http://schemas.microsoft.com/office/word/2006/wordml" xmlns:wps="http://schemas.microsoft.com/office/word/2010/wordprocessingShape" mc:Ignorable="w14 w15 w16se w16cid w16 w16cex w16sdtdh w16sdtfl w16du wp14">
   <w:p>
     <w:pPr>
       <w:pStyle w:val="Header"/>

--- a/TS Jatai Ghanam Project/TS 7.4/TS 7.4 Jatai Tamil Corrections.docx
+++ b/TS Jatai Ghanam Project/TS 7.4/TS 7.4 Jatai Tamil Corrections.docx
@@ -52,17 +52,7 @@
           <w:szCs w:val="32"/>
           <w:u w:val="single"/>
         </w:rPr>
-        <w:t>7.</w:t>
-      </w:r>
-      <w:r>
-        <w:rPr>
-          <w:b/>
-          <w:bCs/>
-          <w:sz w:val="32"/>
-          <w:szCs w:val="32"/>
-          <w:u w:val="single"/>
-        </w:rPr>
-        <w:t>4</w:t>
+        <w:t>7.4</w:t>
       </w:r>
       <w:r>
         <w:rPr>
@@ -102,9 +92,8 @@
           <w:szCs w:val="32"/>
           <w:u w:val="single"/>
         </w:rPr>
-        <w:t xml:space="preserve">Corrections – Observed </w:t>
+        <w:t xml:space="preserve">Corrections – Observed till </w:t>
       </w:r>
-      <w:proofErr w:type="gramStart"/>
       <w:r>
         <w:rPr>
           <w:b/>
@@ -113,20 +102,8 @@
           <w:szCs w:val="32"/>
           <w:u w:val="single"/>
         </w:rPr>
-        <w:t xml:space="preserve">till </w:t>
+        <w:t>31st Aug 2026</w:t>
       </w:r>
-      <w:r>
-        <w:rPr>
-          <w:b/>
-          <w:bCs/>
-          <w:sz w:val="32"/>
-          <w:szCs w:val="32"/>
-          <w:highlight w:val="red"/>
-          <w:u w:val="single"/>
-        </w:rPr>
-        <w:t>????</w:t>
-      </w:r>
-      <w:proofErr w:type="gramEnd"/>
     </w:p>
     <w:p>
       <w:pPr>
@@ -951,7 +928,7 @@
       </w:tr>
       <w:tr>
         <w:trPr>
-          <w:trHeight w:val="1115"/>
+          <w:trHeight w:val="3809"/>
         </w:trPr>
         <w:tc>
           <w:tcPr>
@@ -987,7 +964,7 @@
                 <w:color w:val="000000"/>
                 <w:szCs w:val="32"/>
               </w:rPr>
-              <w:t>45</w:t>
+              <w:t>53</w:t>
             </w:r>
             <w:r>
               <w:rPr>
@@ -1013,7 +990,7 @@
                 <w:color w:val="000000"/>
                 <w:szCs w:val="32"/>
               </w:rPr>
-              <w:t>P41</w:t>
+              <w:t>P10</w:t>
             </w:r>
             <w:r>
               <w:rPr>
@@ -1064,7 +1041,7 @@
                 <w:color w:val="000000"/>
                 <w:szCs w:val="32"/>
               </w:rPr>
-              <w:t>15</w:t>
+              <w:t>3</w:t>
             </w:r>
             <w:r>
               <w:rPr>
@@ -1081,7 +1058,7 @@
                 <w:color w:val="000000"/>
                 <w:szCs w:val="32"/>
               </w:rPr>
-              <w:t>1</w:t>
+              <w:t>2</w:t>
             </w:r>
             <w:r>
               <w:rPr>
@@ -1098,16 +1075,69 @@
                 <w:color w:val="000000"/>
                 <w:szCs w:val="32"/>
               </w:rPr>
-              <w:t>42</w:t>
-            </w:r>
-            <w:r>
-              <w:rPr>
-                <w:rFonts w:ascii="BRH Devanagari Extra" w:hAnsi="BRH Devanagari Extra" w:cs="BRH Devanagari Extra"/>
-                <w:color w:val="000000"/>
-                <w:sz w:val="32"/>
-                <w:szCs w:val="32"/>
-              </w:rPr>
-              <w:t>)- xuÉålÉþ | ÌWû |</w:t>
+              <w:t>44</w:t>
+            </w:r>
+            <w:r>
+              <w:rPr>
+                <w:rFonts w:ascii="BRH Devanagari Extra" w:hAnsi="BRH Devanagari Extra" w:cs="BRH Devanagari Extra"/>
+                <w:color w:val="000000"/>
+                <w:sz w:val="32"/>
+                <w:szCs w:val="32"/>
+              </w:rPr>
+              <w:t>)- G</w:t>
+            </w:r>
+            <w:r>
+              <w:rPr>
+                <w:rFonts w:ascii="BRH Malayalam Extra" w:hAnsi="BRH Malayalam Extra" w:cs="BRH Devanagari Extra"/>
+                <w:color w:val="000000"/>
+                <w:szCs w:val="32"/>
+              </w:rPr>
+              <w:t>–</w:t>
+            </w:r>
+            <w:r>
+              <w:rPr>
+                <w:rFonts w:ascii="BRH Devanagari Extra" w:hAnsi="BRH Devanagari Extra" w:cs="BRH Devanagari Extra"/>
+                <w:color w:val="000000"/>
+                <w:sz w:val="32"/>
+                <w:szCs w:val="32"/>
+              </w:rPr>
+              <w:t>iÉÔlÉç | A</w:t>
+            </w:r>
+            <w:r>
+              <w:rPr>
+                <w:rFonts w:ascii="BRH Malayalam Extra" w:hAnsi="BRH Malayalam Extra" w:cs="BRH Devanagari Extra"/>
+                <w:color w:val="000000"/>
+                <w:szCs w:val="32"/>
+              </w:rPr>
+              <w:t>–</w:t>
+            </w:r>
+            <w:r>
+              <w:rPr>
+                <w:rFonts w:ascii="BRH Devanagari Extra" w:hAnsi="BRH Devanagari Extra" w:cs="BRH Devanagari Extra"/>
+                <w:color w:val="000000"/>
+                <w:sz w:val="32"/>
+                <w:szCs w:val="32"/>
+              </w:rPr>
+              <w:t>p</w:t>
+            </w:r>
+            <w:r>
+              <w:rPr>
+                <w:rFonts w:ascii="BRH Devanagari Extra" w:hAnsi="BRH Devanagari Extra" w:cs="BRH Devanagari Extra"/>
+                <w:color w:val="000000"/>
+                <w:sz w:val="32"/>
+                <w:szCs w:val="32"/>
+                <w:highlight w:val="yellow"/>
+              </w:rPr>
+              <w:t>r</w:t>
+            </w:r>
+            <w:r>
+              <w:rPr>
+                <w:rFonts w:ascii="BRH Devanagari Extra" w:hAnsi="BRH Devanagari Extra" w:cs="BRH Devanagari Extra"/>
+                <w:color w:val="000000"/>
+                <w:sz w:val="32"/>
+                <w:szCs w:val="32"/>
+              </w:rPr>
+              <w:t>ÉÉUÉåþWûÎliÉ |</w:t>
             </w:r>
           </w:p>
           <w:p>
@@ -1118,8 +1148,10 @@
               <w:adjustRightInd w:val="0"/>
               <w:spacing w:before="0" w:line="240" w:lineRule="auto"/>
               <w:rPr>
-                <w:rFonts w:cs="BRH Malayalam Extra"/>
-                <w:szCs w:val="40"/>
+                <w:rFonts w:ascii="BRH Devanagari Extra" w:hAnsi="BRH Devanagari Extra" w:cs="BRH Devanagari Extra"/>
+                <w:color w:val="000000"/>
+                <w:sz w:val="32"/>
+                <w:szCs w:val="32"/>
               </w:rPr>
             </w:pPr>
             <w:r>
@@ -1129,7 +1161,32 @@
                 <w:sz w:val="32"/>
                 <w:szCs w:val="32"/>
               </w:rPr>
-              <w:t>xuÉå</w:t>
+              <w:t>G</w:t>
+            </w:r>
+            <w:r>
+              <w:rPr>
+                <w:rFonts w:ascii="BRH Malayalam Extra" w:hAnsi="BRH Malayalam Extra" w:cs="BRH Devanagari Extra"/>
+                <w:color w:val="000000"/>
+                <w:szCs w:val="32"/>
+              </w:rPr>
+              <w:t>–</w:t>
+            </w:r>
+            <w:r>
+              <w:rPr>
+                <w:rFonts w:ascii="BRH Devanagari Extra" w:hAnsi="BRH Devanagari Extra" w:cs="BRH Devanagari Extra"/>
+                <w:color w:val="000000"/>
+                <w:sz w:val="32"/>
+                <w:szCs w:val="32"/>
+              </w:rPr>
+              <w:t>iÉÔ lÉ</w:t>
+            </w:r>
+            <w:r>
+              <w:rPr>
+                <w:rFonts w:ascii="BRH Malayalam Extra" w:hAnsi="BRH Malayalam Extra" w:cs="BRH Devanagari Extra"/>
+                <w:color w:val="000000"/>
+                <w:szCs w:val="32"/>
+              </w:rPr>
+              <w:t>–</w:t>
             </w:r>
             <w:r>
               <w:rPr>
@@ -1139,50 +1196,24 @@
                 <w:szCs w:val="32"/>
                 <w:highlight w:val="yellow"/>
               </w:rPr>
-              <w:t>l</w:t>
-            </w:r>
-            <w:r>
-              <w:rPr>
-                <w:rFonts w:ascii="BRH Devanagari Extra" w:hAnsi="BRH Devanagari Extra" w:cs="BRH Devanagari Extra"/>
-                <w:color w:val="000000"/>
-                <w:sz w:val="32"/>
-                <w:szCs w:val="32"/>
-              </w:rPr>
-              <w:t>É</w:t>
-            </w:r>
-            <w:r>
-              <w:rPr>
-                <w:rFonts w:ascii="BRH Malayalam Extra" w:hAnsi="BRH Malayalam Extra" w:cs="BRH Devanagari Extra"/>
-                <w:color w:val="000000"/>
-                <w:szCs w:val="32"/>
-              </w:rPr>
-              <w:t>–</w:t>
-            </w:r>
-            <w:r>
-              <w:rPr>
-                <w:rFonts w:ascii="BRH Devanagari Extra" w:hAnsi="BRH Devanagari Extra" w:cs="BRH Devanagari Extra"/>
-                <w:color w:val="000000"/>
-                <w:sz w:val="32"/>
-                <w:szCs w:val="32"/>
-              </w:rPr>
-              <w:t xml:space="preserve"> ÌWû ÌWû xuÉålÉ</w:t>
-            </w:r>
-            <w:r>
-              <w:rPr>
-                <w:rFonts w:ascii="BRH Malayalam Extra" w:hAnsi="BRH Malayalam Extra" w:cs="BRH Devanagari Extra"/>
-                <w:color w:val="000000"/>
-                <w:szCs w:val="32"/>
-              </w:rPr>
-              <w:t>–</w:t>
-            </w:r>
-            <w:r>
-              <w:rPr>
-                <w:rFonts w:ascii="BRH Devanagari Extra" w:hAnsi="BRH Devanagari Extra" w:cs="BRH Devanagari Extra"/>
-                <w:color w:val="000000"/>
-                <w:sz w:val="32"/>
-                <w:szCs w:val="32"/>
-              </w:rPr>
-              <w:t xml:space="preserve"> xuÉå</w:t>
+              <w:t>prÉ</w:t>
+            </w:r>
+            <w:r>
+              <w:rPr>
+                <w:rFonts w:ascii="BRH Devanagari Extra" w:hAnsi="BRH Devanagari Extra" w:cs="BRH Devanagari Extra"/>
+                <w:color w:val="000000"/>
+                <w:sz w:val="32"/>
+                <w:szCs w:val="32"/>
+              </w:rPr>
+              <w:t>ÉUÉåþWû lirÉ</w:t>
+            </w:r>
+            <w:r>
+              <w:rPr>
+                <w:rFonts w:ascii="BRH Malayalam Extra" w:hAnsi="BRH Malayalam Extra" w:cs="BRH Devanagari Extra"/>
+                <w:color w:val="000000"/>
+                <w:szCs w:val="32"/>
+              </w:rPr>
+              <w:t>–</w:t>
             </w:r>
             <w:r>
               <w:rPr>
@@ -1192,25 +1223,677 @@
                 <w:szCs w:val="32"/>
                 <w:highlight w:val="yellow"/>
               </w:rPr>
-              <w:t>lÉ</w:t>
-            </w:r>
-            <w:r>
-              <w:rPr>
-                <w:rFonts w:ascii="BRH Malayalam Extra" w:hAnsi="BRH Malayalam Extra" w:cs="BRH Devanagari Extra"/>
-                <w:color w:val="000000"/>
+              <w:t>prÉ</w:t>
+            </w:r>
+            <w:r>
+              <w:rPr>
+                <w:rFonts w:ascii="BRH Devanagari Extra" w:hAnsi="BRH Devanagari Extra" w:cs="BRH Devanagari Extra"/>
+                <w:color w:val="000000"/>
+                <w:sz w:val="32"/>
+                <w:szCs w:val="32"/>
+              </w:rPr>
+              <w:t>ÉUÉåþWû lirÉ×</w:t>
+            </w:r>
+            <w:r>
+              <w:rPr>
+                <w:rFonts w:ascii="BRH Malayalam Extra" w:hAnsi="BRH Malayalam Extra" w:cs="BRH Devanagari Extra"/>
+                <w:color w:val="000000"/>
+                <w:szCs w:val="32"/>
+              </w:rPr>
+              <w:t>–</w:t>
+            </w:r>
+            <w:r>
+              <w:rPr>
+                <w:rFonts w:ascii="BRH Devanagari Extra" w:hAnsi="BRH Devanagari Extra" w:cs="BRH Devanagari Extra"/>
+                <w:color w:val="000000"/>
+                <w:sz w:val="32"/>
+                <w:szCs w:val="32"/>
+              </w:rPr>
+              <w:t>iÉÔ lÉ×</w:t>
+            </w:r>
+            <w:r>
+              <w:rPr>
+                <w:rFonts w:ascii="BRH Malayalam Extra" w:hAnsi="BRH Malayalam Extra" w:cs="BRH Devanagari Extra"/>
+                <w:color w:val="000000"/>
+                <w:szCs w:val="32"/>
+              </w:rPr>
+              <w:t>–</w:t>
+            </w:r>
+            <w:r>
+              <w:rPr>
+                <w:rFonts w:ascii="BRH Devanagari Extra" w:hAnsi="BRH Devanagari Extra" w:cs="BRH Devanagari Extra"/>
+                <w:color w:val="000000"/>
+                <w:sz w:val="32"/>
+                <w:szCs w:val="32"/>
+              </w:rPr>
+              <w:t>iÉÔlÉ</w:t>
+            </w:r>
+            <w:r>
+              <w:rPr>
+                <w:rFonts w:ascii="BRH Malayalam Extra" w:hAnsi="BRH Malayalam Extra" w:cs="BRH Devanagari Extra"/>
+                <w:color w:val="000000"/>
+                <w:szCs w:val="32"/>
+              </w:rPr>
+              <w:t>–</w:t>
+            </w:r>
+            <w:r>
+              <w:rPr>
+                <w:rFonts w:ascii="BRH Devanagari Extra" w:hAnsi="BRH Devanagari Extra" w:cs="BRH Devanagari Extra"/>
+                <w:color w:val="000000"/>
+                <w:sz w:val="32"/>
+                <w:szCs w:val="32"/>
+              </w:rPr>
+              <w:t xml:space="preserve"> </w:t>
+            </w:r>
+            <w:r>
+              <w:rPr>
+                <w:rFonts w:ascii="BRH Devanagari Extra" w:hAnsi="BRH Devanagari Extra" w:cs="BRH Devanagari Extra"/>
+                <w:color w:val="000000"/>
+                <w:sz w:val="32"/>
                 <w:szCs w:val="32"/>
                 <w:highlight w:val="yellow"/>
               </w:rPr>
-              <w:t>–</w:t>
-            </w:r>
-            <w:r>
-              <w:rPr>
-                <w:rFonts w:ascii="BRH Devanagari Extra" w:hAnsi="BRH Devanagari Extra" w:cs="BRH Devanagari Extra"/>
-                <w:color w:val="000000"/>
-                <w:sz w:val="32"/>
-                <w:szCs w:val="32"/>
-              </w:rPr>
-              <w:t xml:space="preserve"> ÌWû | </w:t>
+              <w:t>prÉÉ</w:t>
+            </w:r>
+            <w:r>
+              <w:rPr>
+                <w:rFonts w:ascii="BRH Devanagari Extra" w:hAnsi="BRH Devanagari Extra" w:cs="BRH Devanagari Extra"/>
+                <w:color w:val="000000"/>
+                <w:sz w:val="32"/>
+                <w:szCs w:val="32"/>
+              </w:rPr>
+              <w:t xml:space="preserve">UÉåþWûÎliÉ | </w:t>
+            </w:r>
+          </w:p>
+          <w:p>
+            <w:pPr>
+              <w:widowControl w:val="0"/>
+              <w:autoSpaceDE w:val="0"/>
+              <w:autoSpaceDN w:val="0"/>
+              <w:adjustRightInd w:val="0"/>
+              <w:spacing w:before="0" w:line="240" w:lineRule="auto"/>
+              <w:rPr>
+                <w:rFonts w:ascii="BRH Devanagari Extra" w:hAnsi="BRH Devanagari Extra" w:cs="BRH Devanagari Extra"/>
+                <w:color w:val="000000"/>
+                <w:sz w:val="32"/>
+                <w:szCs w:val="32"/>
+              </w:rPr>
+            </w:pPr>
+            <w:r>
+              <w:rPr>
+                <w:rFonts w:ascii="BRH Devanagari Extra" w:hAnsi="BRH Devanagari Extra" w:cs="BRH Devanagari Extra"/>
+                <w:color w:val="000000"/>
+                <w:sz w:val="32"/>
+                <w:szCs w:val="32"/>
+              </w:rPr>
+              <w:t>(</w:t>
+            </w:r>
+            <w:proofErr w:type="gramStart"/>
+            <w:r>
+              <w:rPr>
+                <w:rFonts w:cs="BRH Devanagari Extra"/>
+                <w:color w:val="000000"/>
+                <w:szCs w:val="32"/>
+              </w:rPr>
+              <w:t>54</w:t>
+            </w:r>
+            <w:r>
+              <w:rPr>
+                <w:rFonts w:ascii="BRH Devanagari Extra" w:hAnsi="BRH Devanagari Extra" w:cs="BRH Devanagari Extra"/>
+                <w:color w:val="000000"/>
+                <w:sz w:val="32"/>
+                <w:szCs w:val="32"/>
+              </w:rPr>
+              <w:t>)</w:t>
+            </w:r>
+            <w:r>
+              <w:rPr>
+                <w:rFonts w:cs="BRH Devanagari Extra"/>
+                <w:color w:val="000000"/>
+                <w:szCs w:val="32"/>
+              </w:rPr>
+              <w:t>[</w:t>
+            </w:r>
+            <w:proofErr w:type="gramEnd"/>
+            <w:r>
+              <w:rPr>
+                <w:rFonts w:cs="BRH Devanagari Extra"/>
+                <w:color w:val="000000"/>
+                <w:szCs w:val="32"/>
+              </w:rPr>
+              <w:t>P10</w:t>
+            </w:r>
+            <w:r>
+              <w:rPr>
+                <w:rFonts w:ascii="BRH Devanagari Extra" w:hAnsi="BRH Devanagari Extra" w:cs="BRH Devanagari Extra"/>
+                <w:color w:val="000000"/>
+                <w:sz w:val="32"/>
+                <w:szCs w:val="32"/>
+              </w:rPr>
+              <w:t xml:space="preserve">] </w:t>
+            </w:r>
+            <w:r>
+              <w:rPr>
+                <w:rFonts w:cs="BRH Devanagari Extra"/>
+                <w:color w:val="000000"/>
+                <w:szCs w:val="32"/>
+              </w:rPr>
+              <w:t>7</w:t>
+            </w:r>
+            <w:r>
+              <w:rPr>
+                <w:rFonts w:ascii="BRH Devanagari Extra" w:hAnsi="BRH Devanagari Extra" w:cs="BRH Devanagari Extra"/>
+                <w:color w:val="000000"/>
+                <w:sz w:val="32"/>
+                <w:szCs w:val="32"/>
+              </w:rPr>
+              <w:t>.</w:t>
+            </w:r>
+            <w:r>
+              <w:rPr>
+                <w:rFonts w:cs="BRH Devanagari Extra"/>
+                <w:color w:val="000000"/>
+                <w:szCs w:val="32"/>
+              </w:rPr>
+              <w:t>4</w:t>
+            </w:r>
+            <w:r>
+              <w:rPr>
+                <w:rFonts w:ascii="BRH Devanagari Extra" w:hAnsi="BRH Devanagari Extra" w:cs="BRH Devanagari Extra"/>
+                <w:color w:val="000000"/>
+                <w:sz w:val="32"/>
+                <w:szCs w:val="32"/>
+              </w:rPr>
+              <w:t>.</w:t>
+            </w:r>
+            <w:r>
+              <w:rPr>
+                <w:rFonts w:cs="BRH Devanagari Extra"/>
+                <w:color w:val="000000"/>
+                <w:szCs w:val="32"/>
+              </w:rPr>
+              <w:t>3</w:t>
+            </w:r>
+            <w:r>
+              <w:rPr>
+                <w:rFonts w:ascii="BRH Devanagari Extra" w:hAnsi="BRH Devanagari Extra" w:cs="BRH Devanagari Extra"/>
+                <w:color w:val="000000"/>
+                <w:sz w:val="32"/>
+                <w:szCs w:val="32"/>
+              </w:rPr>
+              <w:t>.</w:t>
+            </w:r>
+            <w:r>
+              <w:rPr>
+                <w:rFonts w:cs="BRH Devanagari Extra"/>
+                <w:color w:val="000000"/>
+                <w:szCs w:val="32"/>
+              </w:rPr>
+              <w:t>2</w:t>
+            </w:r>
+            <w:r>
+              <w:rPr>
+                <w:rFonts w:ascii="BRH Devanagari Extra" w:hAnsi="BRH Devanagari Extra" w:cs="BRH Devanagari Extra"/>
+                <w:color w:val="000000"/>
+                <w:sz w:val="32"/>
+                <w:szCs w:val="32"/>
+              </w:rPr>
+              <w:t>(</w:t>
+            </w:r>
+            <w:r>
+              <w:rPr>
+                <w:rFonts w:cs="BRH Devanagari Extra"/>
+                <w:color w:val="000000"/>
+                <w:szCs w:val="32"/>
+              </w:rPr>
+              <w:t>45</w:t>
+            </w:r>
+            <w:r>
+              <w:rPr>
+                <w:rFonts w:ascii="BRH Devanagari Extra" w:hAnsi="BRH Devanagari Extra" w:cs="BRH Devanagari Extra"/>
+                <w:color w:val="000000"/>
+                <w:sz w:val="32"/>
+                <w:szCs w:val="32"/>
+              </w:rPr>
+              <w:t>)- A</w:t>
+            </w:r>
+            <w:r>
+              <w:rPr>
+                <w:rFonts w:ascii="BRH Malayalam Extra" w:hAnsi="BRH Malayalam Extra" w:cs="BRH Devanagari Extra"/>
+                <w:color w:val="000000"/>
+                <w:szCs w:val="32"/>
+              </w:rPr>
+              <w:t>–</w:t>
+            </w:r>
+            <w:r>
+              <w:rPr>
+                <w:rFonts w:ascii="BRH Devanagari Extra" w:hAnsi="BRH Devanagari Extra" w:cs="BRH Devanagari Extra"/>
+                <w:color w:val="000000"/>
+                <w:sz w:val="32"/>
+                <w:szCs w:val="32"/>
+                <w:highlight w:val="yellow"/>
+              </w:rPr>
+              <w:t>pr</w:t>
+            </w:r>
+            <w:r>
+              <w:rPr>
+                <w:rFonts w:ascii="BRH Devanagari Extra" w:hAnsi="BRH Devanagari Extra" w:cs="BRH Devanagari Extra"/>
+                <w:color w:val="000000"/>
+                <w:sz w:val="32"/>
+                <w:szCs w:val="32"/>
+              </w:rPr>
+              <w:t>ÉÉUÉåþWûÎliÉ | G</w:t>
+            </w:r>
+            <w:r>
+              <w:rPr>
+                <w:rFonts w:ascii="BRH Malayalam Extra" w:hAnsi="BRH Malayalam Extra" w:cs="BRH Devanagari Extra"/>
+                <w:color w:val="000000"/>
+                <w:szCs w:val="32"/>
+              </w:rPr>
+              <w:t>–</w:t>
+            </w:r>
+            <w:r>
+              <w:rPr>
+                <w:rFonts w:ascii="BRH Devanagari Extra" w:hAnsi="BRH Devanagari Extra" w:cs="BRH Devanagari Extra"/>
+                <w:color w:val="000000"/>
+                <w:sz w:val="32"/>
+                <w:szCs w:val="32"/>
+              </w:rPr>
+              <w:t>iÉÑÍpÉþÈ |</w:t>
+            </w:r>
+          </w:p>
+          <w:p>
+            <w:pPr>
+              <w:widowControl w:val="0"/>
+              <w:autoSpaceDE w:val="0"/>
+              <w:autoSpaceDN w:val="0"/>
+              <w:adjustRightInd w:val="0"/>
+              <w:spacing w:before="0" w:line="240" w:lineRule="auto"/>
+              <w:rPr>
+                <w:rFonts w:ascii="BRH Devanagari Extra" w:hAnsi="BRH Devanagari Extra" w:cs="BRH Devanagari Extra"/>
+                <w:color w:val="000000"/>
+                <w:sz w:val="32"/>
+                <w:szCs w:val="32"/>
+              </w:rPr>
+            </w:pPr>
+            <w:r>
+              <w:rPr>
+                <w:rFonts w:ascii="BRH Devanagari Extra" w:hAnsi="BRH Devanagari Extra" w:cs="BRH Devanagari Extra"/>
+                <w:color w:val="000000"/>
+                <w:sz w:val="32"/>
+                <w:szCs w:val="32"/>
+              </w:rPr>
+              <w:t>A</w:t>
+            </w:r>
+            <w:r>
+              <w:rPr>
+                <w:rFonts w:ascii="BRH Malayalam Extra" w:hAnsi="BRH Malayalam Extra" w:cs="BRH Devanagari Extra"/>
+                <w:color w:val="000000"/>
+                <w:szCs w:val="32"/>
+              </w:rPr>
+              <w:t>–</w:t>
+            </w:r>
+            <w:r>
+              <w:rPr>
+                <w:rFonts w:ascii="BRH Devanagari Extra" w:hAnsi="BRH Devanagari Extra" w:cs="BRH Devanagari Extra"/>
+                <w:color w:val="000000"/>
+                <w:sz w:val="32"/>
+                <w:szCs w:val="32"/>
+                <w:highlight w:val="yellow"/>
+              </w:rPr>
+              <w:t>prÉ</w:t>
+            </w:r>
+            <w:r>
+              <w:rPr>
+                <w:rFonts w:ascii="BRH Devanagari Extra" w:hAnsi="BRH Devanagari Extra" w:cs="BRH Devanagari Extra"/>
+                <w:color w:val="000000"/>
+                <w:sz w:val="32"/>
+                <w:szCs w:val="32"/>
+              </w:rPr>
+              <w:t>ÉUÉåþWû lirÉ×</w:t>
+            </w:r>
+            <w:r>
+              <w:rPr>
+                <w:rFonts w:ascii="BRH Malayalam Extra" w:hAnsi="BRH Malayalam Extra" w:cs="BRH Devanagari Extra"/>
+                <w:color w:val="000000"/>
+                <w:szCs w:val="32"/>
+              </w:rPr>
+              <w:t>–</w:t>
+            </w:r>
+            <w:r>
+              <w:rPr>
+                <w:rFonts w:ascii="BRH Devanagari Extra" w:hAnsi="BRH Devanagari Extra" w:cs="BRH Devanagari Extra"/>
+                <w:color w:val="000000"/>
+                <w:sz w:val="32"/>
+                <w:szCs w:val="32"/>
+              </w:rPr>
+              <w:t>iÉÑÍpÉþUç. G</w:t>
+            </w:r>
+            <w:r>
+              <w:rPr>
+                <w:rFonts w:ascii="BRH Malayalam Extra" w:hAnsi="BRH Malayalam Extra" w:cs="BRH Devanagari Extra"/>
+                <w:color w:val="000000"/>
+                <w:szCs w:val="32"/>
+              </w:rPr>
+              <w:t>–</w:t>
+            </w:r>
+            <w:r>
+              <w:rPr>
+                <w:rFonts w:ascii="BRH Devanagari Extra" w:hAnsi="BRH Devanagari Extra" w:cs="BRH Devanagari Extra"/>
+                <w:color w:val="000000"/>
+                <w:sz w:val="32"/>
+                <w:szCs w:val="32"/>
+              </w:rPr>
+              <w:t>iÉÑÍpÉþ U</w:t>
+            </w:r>
+            <w:r>
+              <w:rPr>
+                <w:rFonts w:ascii="BRH Malayalam Extra" w:hAnsi="BRH Malayalam Extra" w:cs="BRH Devanagari Extra"/>
+                <w:color w:val="000000"/>
+                <w:szCs w:val="32"/>
+              </w:rPr>
+              <w:t>–</w:t>
+            </w:r>
+            <w:r>
+              <w:rPr>
+                <w:rFonts w:ascii="BRH Devanagari Extra" w:hAnsi="BRH Devanagari Extra" w:cs="BRH Devanagari Extra"/>
+                <w:color w:val="000000"/>
+                <w:sz w:val="32"/>
+                <w:szCs w:val="32"/>
+                <w:highlight w:val="yellow"/>
+              </w:rPr>
+              <w:t>prÉÉ</w:t>
+            </w:r>
+            <w:r>
+              <w:rPr>
+                <w:rFonts w:ascii="BRH Devanagari Extra" w:hAnsi="BRH Devanagari Extra" w:cs="BRH Devanagari Extra"/>
+                <w:color w:val="000000"/>
+                <w:sz w:val="32"/>
+                <w:szCs w:val="32"/>
+              </w:rPr>
+              <w:t>UÉåþWû lirÉ</w:t>
+            </w:r>
+            <w:r>
+              <w:rPr>
+                <w:rFonts w:ascii="BRH Malayalam Extra" w:hAnsi="BRH Malayalam Extra" w:cs="BRH Devanagari Extra"/>
+                <w:color w:val="000000"/>
+                <w:szCs w:val="32"/>
+              </w:rPr>
+              <w:t>–</w:t>
+            </w:r>
+            <w:r>
+              <w:rPr>
+                <w:rFonts w:ascii="BRH Devanagari Extra" w:hAnsi="BRH Devanagari Extra" w:cs="BRH Devanagari Extra"/>
+                <w:color w:val="000000"/>
+                <w:sz w:val="32"/>
+                <w:szCs w:val="32"/>
+                <w:highlight w:val="yellow"/>
+              </w:rPr>
+              <w:t>prÉÉ</w:t>
+            </w:r>
+            <w:r>
+              <w:rPr>
+                <w:rFonts w:ascii="BRH Devanagari Extra" w:hAnsi="BRH Devanagari Extra" w:cs="BRH Devanagari Extra"/>
+                <w:color w:val="000000"/>
+                <w:sz w:val="32"/>
+                <w:szCs w:val="32"/>
+              </w:rPr>
+              <w:t>UÉåþWû lirÉ×</w:t>
+            </w:r>
+            <w:r>
+              <w:rPr>
+                <w:rFonts w:ascii="BRH Malayalam Extra" w:hAnsi="BRH Malayalam Extra" w:cs="BRH Devanagari Extra"/>
+                <w:color w:val="000000"/>
+                <w:szCs w:val="32"/>
+              </w:rPr>
+              <w:t>–</w:t>
+            </w:r>
+            <w:r>
+              <w:rPr>
+                <w:rFonts w:ascii="BRH Devanagari Extra" w:hAnsi="BRH Devanagari Extra" w:cs="BRH Devanagari Extra"/>
+                <w:color w:val="000000"/>
+                <w:sz w:val="32"/>
+                <w:szCs w:val="32"/>
+              </w:rPr>
+              <w:t xml:space="preserve">iÉÑÍpÉþÈ | </w:t>
+            </w:r>
+          </w:p>
+          <w:p>
+            <w:pPr>
+              <w:widowControl w:val="0"/>
+              <w:autoSpaceDE w:val="0"/>
+              <w:autoSpaceDN w:val="0"/>
+              <w:adjustRightInd w:val="0"/>
+              <w:spacing w:before="0" w:line="240" w:lineRule="auto"/>
+              <w:rPr>
+                <w:rFonts w:ascii="BRH Devanagari Extra" w:hAnsi="BRH Devanagari Extra" w:cs="BRH Devanagari Extra"/>
+                <w:color w:val="000000"/>
+                <w:sz w:val="32"/>
+                <w:szCs w:val="32"/>
+              </w:rPr>
+            </w:pPr>
+            <w:r>
+              <w:rPr>
+                <w:rFonts w:ascii="BRH Devanagari Extra" w:hAnsi="BRH Devanagari Extra" w:cs="BRH Devanagari Extra"/>
+                <w:color w:val="000000"/>
+                <w:sz w:val="32"/>
+                <w:szCs w:val="32"/>
+              </w:rPr>
+              <w:t>(</w:t>
+            </w:r>
+            <w:proofErr w:type="gramStart"/>
+            <w:r>
+              <w:rPr>
+                <w:rFonts w:cs="BRH Devanagari Extra"/>
+                <w:color w:val="000000"/>
+                <w:szCs w:val="32"/>
+              </w:rPr>
+              <w:t>55</w:t>
+            </w:r>
+            <w:r>
+              <w:rPr>
+                <w:rFonts w:ascii="BRH Devanagari Extra" w:hAnsi="BRH Devanagari Extra" w:cs="BRH Devanagari Extra"/>
+                <w:color w:val="000000"/>
+                <w:sz w:val="32"/>
+                <w:szCs w:val="32"/>
+              </w:rPr>
+              <w:t>)</w:t>
+            </w:r>
+            <w:r>
+              <w:rPr>
+                <w:rFonts w:cs="BRH Devanagari Extra"/>
+                <w:color w:val="000000"/>
+                <w:szCs w:val="32"/>
+              </w:rPr>
+              <w:t>[</w:t>
+            </w:r>
+            <w:proofErr w:type="gramEnd"/>
+            <w:r>
+              <w:rPr>
+                <w:rFonts w:cs="BRH Devanagari Extra"/>
+                <w:color w:val="000000"/>
+                <w:szCs w:val="32"/>
+              </w:rPr>
+              <w:t>P10</w:t>
+            </w:r>
+            <w:r>
+              <w:rPr>
+                <w:rFonts w:ascii="BRH Devanagari Extra" w:hAnsi="BRH Devanagari Extra" w:cs="BRH Devanagari Extra"/>
+                <w:color w:val="000000"/>
+                <w:sz w:val="32"/>
+                <w:szCs w:val="32"/>
+              </w:rPr>
+              <w:t xml:space="preserve">] </w:t>
+            </w:r>
+            <w:r>
+              <w:rPr>
+                <w:rFonts w:cs="BRH Devanagari Extra"/>
+                <w:color w:val="000000"/>
+                <w:szCs w:val="32"/>
+              </w:rPr>
+              <w:t>7</w:t>
+            </w:r>
+            <w:r>
+              <w:rPr>
+                <w:rFonts w:ascii="BRH Devanagari Extra" w:hAnsi="BRH Devanagari Extra" w:cs="BRH Devanagari Extra"/>
+                <w:color w:val="000000"/>
+                <w:sz w:val="32"/>
+                <w:szCs w:val="32"/>
+              </w:rPr>
+              <w:t>.</w:t>
+            </w:r>
+            <w:r>
+              <w:rPr>
+                <w:rFonts w:cs="BRH Devanagari Extra"/>
+                <w:color w:val="000000"/>
+                <w:szCs w:val="32"/>
+              </w:rPr>
+              <w:t>4</w:t>
+            </w:r>
+            <w:r>
+              <w:rPr>
+                <w:rFonts w:ascii="BRH Devanagari Extra" w:hAnsi="BRH Devanagari Extra" w:cs="BRH Devanagari Extra"/>
+                <w:color w:val="000000"/>
+                <w:sz w:val="32"/>
+                <w:szCs w:val="32"/>
+              </w:rPr>
+              <w:t>.</w:t>
+            </w:r>
+            <w:r>
+              <w:rPr>
+                <w:rFonts w:cs="BRH Devanagari Extra"/>
+                <w:color w:val="000000"/>
+                <w:szCs w:val="32"/>
+              </w:rPr>
+              <w:t>3</w:t>
+            </w:r>
+            <w:r>
+              <w:rPr>
+                <w:rFonts w:ascii="BRH Devanagari Extra" w:hAnsi="BRH Devanagari Extra" w:cs="BRH Devanagari Extra"/>
+                <w:color w:val="000000"/>
+                <w:sz w:val="32"/>
+                <w:szCs w:val="32"/>
+              </w:rPr>
+              <w:t>.</w:t>
+            </w:r>
+            <w:r>
+              <w:rPr>
+                <w:rFonts w:cs="BRH Devanagari Extra"/>
+                <w:color w:val="000000"/>
+                <w:szCs w:val="32"/>
+              </w:rPr>
+              <w:t>2</w:t>
+            </w:r>
+            <w:r>
+              <w:rPr>
+                <w:rFonts w:ascii="BRH Devanagari Extra" w:hAnsi="BRH Devanagari Extra" w:cs="BRH Devanagari Extra"/>
+                <w:color w:val="000000"/>
+                <w:sz w:val="32"/>
+                <w:szCs w:val="32"/>
+              </w:rPr>
+              <w:t>(</w:t>
+            </w:r>
+            <w:r>
+              <w:rPr>
+                <w:rFonts w:cs="BRH Devanagari Extra"/>
+                <w:color w:val="000000"/>
+                <w:szCs w:val="32"/>
+              </w:rPr>
+              <w:t>45</w:t>
+            </w:r>
+            <w:r>
+              <w:rPr>
+                <w:rFonts w:ascii="BRH Devanagari Extra" w:hAnsi="BRH Devanagari Extra" w:cs="BRH Devanagari Extra"/>
+                <w:color w:val="000000"/>
+                <w:sz w:val="32"/>
+                <w:szCs w:val="32"/>
+              </w:rPr>
+              <w:t>)- A</w:t>
+            </w:r>
+            <w:r>
+              <w:rPr>
+                <w:rFonts w:ascii="BRH Malayalam Extra" w:hAnsi="BRH Malayalam Extra" w:cs="BRH Devanagari Extra"/>
+                <w:color w:val="000000"/>
+                <w:szCs w:val="32"/>
+              </w:rPr>
+              <w:t>–</w:t>
+            </w:r>
+            <w:r>
+              <w:rPr>
+                <w:rFonts w:ascii="BRH Devanagari Extra" w:hAnsi="BRH Devanagari Extra" w:cs="BRH Devanagari Extra"/>
+                <w:color w:val="000000"/>
+                <w:sz w:val="32"/>
+                <w:szCs w:val="32"/>
+                <w:highlight w:val="yellow"/>
+              </w:rPr>
+              <w:t>prÉ</w:t>
+            </w:r>
+            <w:r>
+              <w:rPr>
+                <w:rFonts w:ascii="BRH Devanagari Extra" w:hAnsi="BRH Devanagari Extra" w:cs="BRH Devanagari Extra"/>
+                <w:color w:val="000000"/>
+                <w:sz w:val="32"/>
+                <w:szCs w:val="32"/>
+              </w:rPr>
+              <w:t>ÉUÉåþWûÎliÉ |</w:t>
+            </w:r>
+          </w:p>
+          <w:p>
+            <w:pPr>
+              <w:widowControl w:val="0"/>
+              <w:autoSpaceDE w:val="0"/>
+              <w:autoSpaceDN w:val="0"/>
+              <w:adjustRightInd w:val="0"/>
+              <w:spacing w:before="0" w:line="240" w:lineRule="auto"/>
+              <w:rPr>
+                <w:rFonts w:ascii="BRH Devanagari Extra" w:hAnsi="BRH Devanagari Extra" w:cs="BRH Devanagari Extra"/>
+                <w:color w:val="000000"/>
+                <w:sz w:val="32"/>
+                <w:szCs w:val="32"/>
+              </w:rPr>
+            </w:pPr>
+            <w:r>
+              <w:rPr>
+                <w:rFonts w:ascii="BRH Devanagari Extra" w:hAnsi="BRH Devanagari Extra" w:cs="BRH Devanagari Extra"/>
+                <w:color w:val="000000"/>
+                <w:sz w:val="32"/>
+                <w:szCs w:val="32"/>
+              </w:rPr>
+              <w:t>A</w:t>
+            </w:r>
+            <w:r>
+              <w:rPr>
+                <w:rFonts w:ascii="BRH Malayalam Extra" w:hAnsi="BRH Malayalam Extra" w:cs="BRH Devanagari Extra"/>
+                <w:color w:val="000000"/>
+                <w:szCs w:val="32"/>
+              </w:rPr>
+              <w:t>–</w:t>
+            </w:r>
+            <w:r>
+              <w:rPr>
+                <w:rFonts w:ascii="BRH Devanagari Extra" w:hAnsi="BRH Devanagari Extra" w:cs="BRH Devanagari Extra"/>
+                <w:color w:val="000000"/>
+                <w:sz w:val="32"/>
+                <w:szCs w:val="32"/>
+              </w:rPr>
+              <w:t>luÉÉUÉåþWû</w:t>
+            </w:r>
+            <w:r>
+              <w:rPr>
+                <w:rFonts w:ascii="BRH Malayalam Extra" w:hAnsi="BRH Malayalam Extra" w:cs="BRH Devanagari Extra"/>
+                <w:color w:val="000000"/>
+                <w:szCs w:val="32"/>
+              </w:rPr>
+              <w:t>–</w:t>
+            </w:r>
+            <w:r>
+              <w:rPr>
+                <w:rFonts w:ascii="BRH Devanagari Extra" w:hAnsi="BRH Devanagari Extra" w:cs="BRH Devanagari Extra"/>
+                <w:color w:val="000000"/>
+                <w:sz w:val="32"/>
+                <w:szCs w:val="32"/>
+              </w:rPr>
+              <w:t xml:space="preserve">liÉÏirÉþlÉÑ - AÉUÉåþWûÎliÉ | </w:t>
             </w:r>
           </w:p>
         </w:tc>
@@ -1248,7 +1931,7 @@
                 <w:color w:val="000000"/>
                 <w:szCs w:val="32"/>
               </w:rPr>
-              <w:t>45</w:t>
+              <w:t>53</w:t>
             </w:r>
             <w:r>
               <w:rPr>
@@ -1274,7 +1957,7 @@
                 <w:color w:val="000000"/>
                 <w:szCs w:val="32"/>
               </w:rPr>
-              <w:t>P41</w:t>
+              <w:t>P10</w:t>
             </w:r>
             <w:r>
               <w:rPr>
@@ -1325,7 +2008,7 @@
                 <w:color w:val="000000"/>
                 <w:szCs w:val="32"/>
               </w:rPr>
-              <w:t>15</w:t>
+              <w:t>3</w:t>
             </w:r>
             <w:r>
               <w:rPr>
@@ -1342,7 +2025,7 @@
                 <w:color w:val="000000"/>
                 <w:szCs w:val="32"/>
               </w:rPr>
-              <w:t>1</w:t>
+              <w:t>2</w:t>
             </w:r>
             <w:r>
               <w:rPr>
@@ -1359,16 +2042,60 @@
                 <w:color w:val="000000"/>
                 <w:szCs w:val="32"/>
               </w:rPr>
-              <w:t>42</w:t>
-            </w:r>
-            <w:r>
-              <w:rPr>
-                <w:rFonts w:ascii="BRH Devanagari Extra" w:hAnsi="BRH Devanagari Extra" w:cs="BRH Devanagari Extra"/>
-                <w:color w:val="000000"/>
-                <w:sz w:val="32"/>
-                <w:szCs w:val="32"/>
-              </w:rPr>
-              <w:t>)- xuÉålÉþ | ÌWû |</w:t>
+              <w:t>44</w:t>
+            </w:r>
+            <w:r>
+              <w:rPr>
+                <w:rFonts w:ascii="BRH Devanagari Extra" w:hAnsi="BRH Devanagari Extra" w:cs="BRH Devanagari Extra"/>
+                <w:color w:val="000000"/>
+                <w:sz w:val="32"/>
+                <w:szCs w:val="32"/>
+              </w:rPr>
+              <w:t>)- G</w:t>
+            </w:r>
+            <w:r>
+              <w:rPr>
+                <w:rFonts w:ascii="BRH Malayalam Extra" w:hAnsi="BRH Malayalam Extra" w:cs="BRH Devanagari Extra"/>
+                <w:color w:val="000000"/>
+                <w:szCs w:val="32"/>
+              </w:rPr>
+              <w:t>–</w:t>
+            </w:r>
+            <w:r>
+              <w:rPr>
+                <w:rFonts w:ascii="BRH Devanagari Extra" w:hAnsi="BRH Devanagari Extra" w:cs="BRH Devanagari Extra"/>
+                <w:color w:val="000000"/>
+                <w:sz w:val="32"/>
+                <w:szCs w:val="32"/>
+              </w:rPr>
+              <w:t>iÉÔlÉç | A</w:t>
+            </w:r>
+            <w:r>
+              <w:rPr>
+                <w:rFonts w:ascii="BRH Malayalam Extra" w:hAnsi="BRH Malayalam Extra" w:cs="BRH Devanagari Extra"/>
+                <w:color w:val="000000"/>
+                <w:szCs w:val="32"/>
+              </w:rPr>
+              <w:t>–</w:t>
+            </w:r>
+            <w:r>
+              <w:rPr>
+                <w:rFonts w:ascii="BRH Devanagari Extra" w:hAnsi="BRH Devanagari Extra" w:cs="BRH Devanagari Extra"/>
+                <w:color w:val="000000"/>
+                <w:sz w:val="32"/>
+                <w:szCs w:val="32"/>
+                <w:highlight w:val="green"/>
+              </w:rPr>
+              <w:t>luÉ</w:t>
+            </w:r>
+            <w:r>
+              <w:rPr>
+                <w:rFonts w:ascii="BRH Devanagari Extra" w:hAnsi="BRH Devanagari Extra" w:cs="BRH Devanagari Extra"/>
+                <w:color w:val="000000"/>
+                <w:sz w:val="32"/>
+                <w:szCs w:val="32"/>
+              </w:rPr>
+              <w:t>ÉUÉåþWûÎliÉ |</w:t>
             </w:r>
           </w:p>
           <w:p>
@@ -1379,9 +2106,10 @@
               <w:adjustRightInd w:val="0"/>
               <w:spacing w:before="0" w:line="240" w:lineRule="auto"/>
               <w:rPr>
-                <w:rFonts w:cs="BRH Malayalam Extra"/>
-                <w:color w:val="000000"/>
-                <w:szCs w:val="40"/>
+                <w:rFonts w:ascii="BRH Devanagari Extra" w:hAnsi="BRH Devanagari Extra" w:cs="BRH Devanagari Extra"/>
+                <w:color w:val="000000"/>
+                <w:sz w:val="32"/>
+                <w:szCs w:val="32"/>
               </w:rPr>
             </w:pPr>
             <w:r>
@@ -1391,7 +2119,32 @@
                 <w:sz w:val="32"/>
                 <w:szCs w:val="32"/>
               </w:rPr>
-              <w:t>xuÉål</w:t>
+              <w:t>G</w:t>
+            </w:r>
+            <w:r>
+              <w:rPr>
+                <w:rFonts w:ascii="BRH Malayalam Extra" w:hAnsi="BRH Malayalam Extra" w:cs="BRH Devanagari Extra"/>
+                <w:color w:val="000000"/>
+                <w:szCs w:val="32"/>
+              </w:rPr>
+              <w:t>–</w:t>
+            </w:r>
+            <w:r>
+              <w:rPr>
+                <w:rFonts w:ascii="BRH Devanagari Extra" w:hAnsi="BRH Devanagari Extra" w:cs="BRH Devanagari Extra"/>
+                <w:color w:val="000000"/>
+                <w:sz w:val="32"/>
+                <w:szCs w:val="32"/>
+              </w:rPr>
+              <w:t>iÉÔ lÉ</w:t>
+            </w:r>
+            <w:r>
+              <w:rPr>
+                <w:rFonts w:ascii="BRH Malayalam Extra" w:hAnsi="BRH Malayalam Extra" w:cs="BRH Devanagari Extra"/>
+                <w:color w:val="000000"/>
+                <w:szCs w:val="32"/>
+              </w:rPr>
+              <w:t>–</w:t>
             </w:r>
             <w:r>
               <w:rPr>
@@ -1401,41 +2154,24 @@
                 <w:szCs w:val="32"/>
                 <w:highlight w:val="green"/>
               </w:rPr>
-              <w:t>ÉÉ</w:t>
-            </w:r>
-            <w:r>
-              <w:rPr>
-                <w:rFonts w:ascii="BRH Malayalam Extra" w:hAnsi="BRH Malayalam Extra" w:cs="BRH Devanagari Extra"/>
-                <w:color w:val="000000"/>
-                <w:szCs w:val="32"/>
-              </w:rPr>
-              <w:t>–</w:t>
-            </w:r>
-            <w:r>
-              <w:rPr>
-                <w:rFonts w:ascii="BRH Devanagari Extra" w:hAnsi="BRH Devanagari Extra" w:cs="BRH Devanagari Extra"/>
-                <w:color w:val="000000"/>
-                <w:sz w:val="32"/>
-                <w:szCs w:val="32"/>
-              </w:rPr>
-              <w:t xml:space="preserve"> ÌWû ÌWû xuÉålÉ</w:t>
-            </w:r>
-            <w:r>
-              <w:rPr>
-                <w:rFonts w:ascii="BRH Malayalam Extra" w:hAnsi="BRH Malayalam Extra" w:cs="BRH Devanagari Extra"/>
-                <w:color w:val="000000"/>
-                <w:szCs w:val="32"/>
-              </w:rPr>
-              <w:t>–</w:t>
-            </w:r>
-            <w:r>
-              <w:rPr>
-                <w:rFonts w:ascii="BRH Devanagari Extra" w:hAnsi="BRH Devanagari Extra" w:cs="BRH Devanagari Extra"/>
-                <w:color w:val="000000"/>
-                <w:sz w:val="32"/>
-                <w:szCs w:val="32"/>
-              </w:rPr>
-              <w:t xml:space="preserve"> xuÉål</w:t>
+              <w:t>luÉ</w:t>
+            </w:r>
+            <w:r>
+              <w:rPr>
+                <w:rFonts w:ascii="BRH Devanagari Extra" w:hAnsi="BRH Devanagari Extra" w:cs="BRH Devanagari Extra"/>
+                <w:color w:val="000000"/>
+                <w:sz w:val="32"/>
+                <w:szCs w:val="32"/>
+              </w:rPr>
+              <w:t>ÉUÉåþWû lirÉ</w:t>
+            </w:r>
+            <w:r>
+              <w:rPr>
+                <w:rFonts w:ascii="BRH Malayalam Extra" w:hAnsi="BRH Malayalam Extra" w:cs="BRH Devanagari Extra"/>
+                <w:color w:val="000000"/>
+                <w:szCs w:val="32"/>
+              </w:rPr>
+              <w:t>–</w:t>
             </w:r>
             <w:r>
               <w:rPr>
@@ -1445,31 +2181,675 @@
                 <w:szCs w:val="32"/>
                 <w:highlight w:val="green"/>
               </w:rPr>
-              <w:t>ÉÉ</w:t>
-            </w:r>
-            <w:r>
-              <w:rPr>
-                <w:rFonts w:ascii="BRH Malayalam Extra" w:hAnsi="BRH Malayalam Extra" w:cs="BRH Devanagari Extra"/>
-                <w:color w:val="000000"/>
-                <w:szCs w:val="32"/>
-              </w:rPr>
-              <w:t>–</w:t>
-            </w:r>
-            <w:r>
-              <w:rPr>
-                <w:rFonts w:ascii="BRH Devanagari Extra" w:hAnsi="BRH Devanagari Extra" w:cs="BRH Devanagari Extra"/>
-                <w:color w:val="000000"/>
-                <w:sz w:val="32"/>
-                <w:szCs w:val="32"/>
-              </w:rPr>
-              <w:t xml:space="preserve"> ÌWû | </w:t>
+              <w:t>luÉ</w:t>
+            </w:r>
+            <w:r>
+              <w:rPr>
+                <w:rFonts w:ascii="BRH Devanagari Extra" w:hAnsi="BRH Devanagari Extra" w:cs="BRH Devanagari Extra"/>
+                <w:color w:val="000000"/>
+                <w:sz w:val="32"/>
+                <w:szCs w:val="32"/>
+              </w:rPr>
+              <w:t>ÉUÉåþWû lirÉ×</w:t>
+            </w:r>
+            <w:r>
+              <w:rPr>
+                <w:rFonts w:ascii="BRH Malayalam Extra" w:hAnsi="BRH Malayalam Extra" w:cs="BRH Devanagari Extra"/>
+                <w:color w:val="000000"/>
+                <w:szCs w:val="32"/>
+              </w:rPr>
+              <w:t>–</w:t>
+            </w:r>
+            <w:r>
+              <w:rPr>
+                <w:rFonts w:ascii="BRH Devanagari Extra" w:hAnsi="BRH Devanagari Extra" w:cs="BRH Devanagari Extra"/>
+                <w:color w:val="000000"/>
+                <w:sz w:val="32"/>
+                <w:szCs w:val="32"/>
+              </w:rPr>
+              <w:t>iÉÔ lÉ×</w:t>
+            </w:r>
+            <w:r>
+              <w:rPr>
+                <w:rFonts w:ascii="BRH Malayalam Extra" w:hAnsi="BRH Malayalam Extra" w:cs="BRH Devanagari Extra"/>
+                <w:color w:val="000000"/>
+                <w:szCs w:val="32"/>
+              </w:rPr>
+              <w:t>–</w:t>
+            </w:r>
+            <w:r>
+              <w:rPr>
+                <w:rFonts w:ascii="BRH Devanagari Extra" w:hAnsi="BRH Devanagari Extra" w:cs="BRH Devanagari Extra"/>
+                <w:color w:val="000000"/>
+                <w:sz w:val="32"/>
+                <w:szCs w:val="32"/>
+              </w:rPr>
+              <w:t>iÉÔ lÉ</w:t>
+            </w:r>
+            <w:r>
+              <w:rPr>
+                <w:rFonts w:ascii="BRH Malayalam Extra" w:hAnsi="BRH Malayalam Extra" w:cs="BRH Devanagari Extra"/>
+                <w:color w:val="000000"/>
+                <w:szCs w:val="32"/>
+              </w:rPr>
+              <w:t>–</w:t>
+            </w:r>
+            <w:r>
+              <w:rPr>
+                <w:rFonts w:ascii="BRH Devanagari Extra" w:hAnsi="BRH Devanagari Extra" w:cs="BRH Devanagari Extra"/>
+                <w:color w:val="000000"/>
+                <w:sz w:val="32"/>
+                <w:szCs w:val="32"/>
+                <w:highlight w:val="green"/>
+              </w:rPr>
+              <w:t>luÉ</w:t>
+            </w:r>
+            <w:r>
+              <w:rPr>
+                <w:rFonts w:ascii="BRH Devanagari Extra" w:hAnsi="BRH Devanagari Extra" w:cs="BRH Devanagari Extra"/>
+                <w:color w:val="000000"/>
+                <w:sz w:val="32"/>
+                <w:szCs w:val="32"/>
+              </w:rPr>
+              <w:t xml:space="preserve">ÉUÉåþWûÎliÉ | </w:t>
+            </w:r>
+          </w:p>
+          <w:p>
+            <w:pPr>
+              <w:widowControl w:val="0"/>
+              <w:autoSpaceDE w:val="0"/>
+              <w:autoSpaceDN w:val="0"/>
+              <w:adjustRightInd w:val="0"/>
+              <w:spacing w:before="0" w:line="240" w:lineRule="auto"/>
+              <w:rPr>
+                <w:rFonts w:ascii="BRH Devanagari Extra" w:hAnsi="BRH Devanagari Extra" w:cs="BRH Devanagari Extra"/>
+                <w:color w:val="000000"/>
+                <w:sz w:val="32"/>
+                <w:szCs w:val="32"/>
+              </w:rPr>
+            </w:pPr>
+            <w:r>
+              <w:rPr>
+                <w:rFonts w:ascii="BRH Devanagari Extra" w:hAnsi="BRH Devanagari Extra" w:cs="BRH Devanagari Extra"/>
+                <w:color w:val="000000"/>
+                <w:sz w:val="32"/>
+                <w:szCs w:val="32"/>
+              </w:rPr>
+              <w:t>(</w:t>
+            </w:r>
+            <w:proofErr w:type="gramStart"/>
+            <w:r>
+              <w:rPr>
+                <w:rFonts w:cs="BRH Devanagari Extra"/>
+                <w:color w:val="000000"/>
+                <w:szCs w:val="32"/>
+              </w:rPr>
+              <w:t>54</w:t>
+            </w:r>
+            <w:r>
+              <w:rPr>
+                <w:rFonts w:ascii="BRH Devanagari Extra" w:hAnsi="BRH Devanagari Extra" w:cs="BRH Devanagari Extra"/>
+                <w:color w:val="000000"/>
+                <w:sz w:val="32"/>
+                <w:szCs w:val="32"/>
+              </w:rPr>
+              <w:t>)</w:t>
+            </w:r>
+            <w:r>
+              <w:rPr>
+                <w:rFonts w:cs="BRH Devanagari Extra"/>
+                <w:color w:val="000000"/>
+                <w:szCs w:val="32"/>
+              </w:rPr>
+              <w:t>[</w:t>
+            </w:r>
+            <w:proofErr w:type="gramEnd"/>
+            <w:r>
+              <w:rPr>
+                <w:rFonts w:cs="BRH Devanagari Extra"/>
+                <w:color w:val="000000"/>
+                <w:szCs w:val="32"/>
+              </w:rPr>
+              <w:t>P10</w:t>
+            </w:r>
+            <w:r>
+              <w:rPr>
+                <w:rFonts w:ascii="BRH Devanagari Extra" w:hAnsi="BRH Devanagari Extra" w:cs="BRH Devanagari Extra"/>
+                <w:color w:val="000000"/>
+                <w:sz w:val="32"/>
+                <w:szCs w:val="32"/>
+              </w:rPr>
+              <w:t xml:space="preserve">] </w:t>
+            </w:r>
+            <w:r>
+              <w:rPr>
+                <w:rFonts w:cs="BRH Devanagari Extra"/>
+                <w:color w:val="000000"/>
+                <w:szCs w:val="32"/>
+              </w:rPr>
+              <w:t>7</w:t>
+            </w:r>
+            <w:r>
+              <w:rPr>
+                <w:rFonts w:ascii="BRH Devanagari Extra" w:hAnsi="BRH Devanagari Extra" w:cs="BRH Devanagari Extra"/>
+                <w:color w:val="000000"/>
+                <w:sz w:val="32"/>
+                <w:szCs w:val="32"/>
+              </w:rPr>
+              <w:t>.</w:t>
+            </w:r>
+            <w:r>
+              <w:rPr>
+                <w:rFonts w:cs="BRH Devanagari Extra"/>
+                <w:color w:val="000000"/>
+                <w:szCs w:val="32"/>
+              </w:rPr>
+              <w:t>4</w:t>
+            </w:r>
+            <w:r>
+              <w:rPr>
+                <w:rFonts w:ascii="BRH Devanagari Extra" w:hAnsi="BRH Devanagari Extra" w:cs="BRH Devanagari Extra"/>
+                <w:color w:val="000000"/>
+                <w:sz w:val="32"/>
+                <w:szCs w:val="32"/>
+              </w:rPr>
+              <w:t>.</w:t>
+            </w:r>
+            <w:r>
+              <w:rPr>
+                <w:rFonts w:cs="BRH Devanagari Extra"/>
+                <w:color w:val="000000"/>
+                <w:szCs w:val="32"/>
+              </w:rPr>
+              <w:t>3</w:t>
+            </w:r>
+            <w:r>
+              <w:rPr>
+                <w:rFonts w:ascii="BRH Devanagari Extra" w:hAnsi="BRH Devanagari Extra" w:cs="BRH Devanagari Extra"/>
+                <w:color w:val="000000"/>
+                <w:sz w:val="32"/>
+                <w:szCs w:val="32"/>
+              </w:rPr>
+              <w:t>.</w:t>
+            </w:r>
+            <w:r>
+              <w:rPr>
+                <w:rFonts w:cs="BRH Devanagari Extra"/>
+                <w:color w:val="000000"/>
+                <w:szCs w:val="32"/>
+              </w:rPr>
+              <w:t>2</w:t>
+            </w:r>
+            <w:r>
+              <w:rPr>
+                <w:rFonts w:ascii="BRH Devanagari Extra" w:hAnsi="BRH Devanagari Extra" w:cs="BRH Devanagari Extra"/>
+                <w:color w:val="000000"/>
+                <w:sz w:val="32"/>
+                <w:szCs w:val="32"/>
+              </w:rPr>
+              <w:t>(</w:t>
+            </w:r>
+            <w:r>
+              <w:rPr>
+                <w:rFonts w:cs="BRH Devanagari Extra"/>
+                <w:color w:val="000000"/>
+                <w:szCs w:val="32"/>
+              </w:rPr>
+              <w:t>45</w:t>
+            </w:r>
+            <w:r>
+              <w:rPr>
+                <w:rFonts w:ascii="BRH Devanagari Extra" w:hAnsi="BRH Devanagari Extra" w:cs="BRH Devanagari Extra"/>
+                <w:color w:val="000000"/>
+                <w:sz w:val="32"/>
+                <w:szCs w:val="32"/>
+              </w:rPr>
+              <w:t>)- A</w:t>
+            </w:r>
+            <w:r>
+              <w:rPr>
+                <w:rFonts w:ascii="BRH Malayalam Extra" w:hAnsi="BRH Malayalam Extra" w:cs="BRH Devanagari Extra"/>
+                <w:color w:val="000000"/>
+                <w:szCs w:val="32"/>
+              </w:rPr>
+              <w:t>–</w:t>
+            </w:r>
+            <w:r>
+              <w:rPr>
+                <w:rFonts w:ascii="BRH Devanagari Extra" w:hAnsi="BRH Devanagari Extra" w:cs="BRH Devanagari Extra"/>
+                <w:color w:val="000000"/>
+                <w:sz w:val="32"/>
+                <w:szCs w:val="32"/>
+                <w:highlight w:val="green"/>
+              </w:rPr>
+              <w:t>luÉ</w:t>
+            </w:r>
+            <w:r>
+              <w:rPr>
+                <w:rFonts w:ascii="BRH Devanagari Extra" w:hAnsi="BRH Devanagari Extra" w:cs="BRH Devanagari Extra"/>
+                <w:color w:val="000000"/>
+                <w:sz w:val="32"/>
+                <w:szCs w:val="32"/>
+              </w:rPr>
+              <w:t>ÉUÉåþWûÎliÉ | G</w:t>
+            </w:r>
+            <w:r>
+              <w:rPr>
+                <w:rFonts w:ascii="BRH Malayalam Extra" w:hAnsi="BRH Malayalam Extra" w:cs="BRH Devanagari Extra"/>
+                <w:color w:val="000000"/>
+                <w:szCs w:val="32"/>
+              </w:rPr>
+              <w:t>–</w:t>
+            </w:r>
+            <w:r>
+              <w:rPr>
+                <w:rFonts w:ascii="BRH Devanagari Extra" w:hAnsi="BRH Devanagari Extra" w:cs="BRH Devanagari Extra"/>
+                <w:color w:val="000000"/>
+                <w:sz w:val="32"/>
+                <w:szCs w:val="32"/>
+              </w:rPr>
+              <w:t>iÉÑÍpÉþÈ |</w:t>
+            </w:r>
+          </w:p>
+          <w:p>
+            <w:pPr>
+              <w:widowControl w:val="0"/>
+              <w:autoSpaceDE w:val="0"/>
+              <w:autoSpaceDN w:val="0"/>
+              <w:adjustRightInd w:val="0"/>
+              <w:spacing w:before="0" w:line="240" w:lineRule="auto"/>
+              <w:rPr>
+                <w:rFonts w:ascii="BRH Devanagari Extra" w:hAnsi="BRH Devanagari Extra" w:cs="BRH Devanagari Extra"/>
+                <w:color w:val="000000"/>
+                <w:sz w:val="32"/>
+                <w:szCs w:val="32"/>
+              </w:rPr>
+            </w:pPr>
+            <w:r>
+              <w:rPr>
+                <w:rFonts w:ascii="BRH Devanagari Extra" w:hAnsi="BRH Devanagari Extra" w:cs="BRH Devanagari Extra"/>
+                <w:color w:val="000000"/>
+                <w:sz w:val="32"/>
+                <w:szCs w:val="32"/>
+              </w:rPr>
+              <w:t>A</w:t>
+            </w:r>
+            <w:r>
+              <w:rPr>
+                <w:rFonts w:ascii="BRH Malayalam Extra" w:hAnsi="BRH Malayalam Extra" w:cs="BRH Devanagari Extra"/>
+                <w:color w:val="000000"/>
+                <w:szCs w:val="32"/>
+              </w:rPr>
+              <w:t>–</w:t>
+            </w:r>
+            <w:r>
+              <w:rPr>
+                <w:rFonts w:ascii="BRH Devanagari Extra" w:hAnsi="BRH Devanagari Extra" w:cs="BRH Devanagari Extra"/>
+                <w:color w:val="000000"/>
+                <w:sz w:val="32"/>
+                <w:szCs w:val="32"/>
+                <w:highlight w:val="green"/>
+              </w:rPr>
+              <w:t>luÉ</w:t>
+            </w:r>
+            <w:r>
+              <w:rPr>
+                <w:rFonts w:ascii="BRH Devanagari Extra" w:hAnsi="BRH Devanagari Extra" w:cs="BRH Devanagari Extra"/>
+                <w:color w:val="000000"/>
+                <w:sz w:val="32"/>
+                <w:szCs w:val="32"/>
+              </w:rPr>
+              <w:t>ÉUÉåþWû lirÉ×</w:t>
+            </w:r>
+            <w:r>
+              <w:rPr>
+                <w:rFonts w:ascii="BRH Malayalam Extra" w:hAnsi="BRH Malayalam Extra" w:cs="BRH Devanagari Extra"/>
+                <w:color w:val="000000"/>
+                <w:szCs w:val="32"/>
+              </w:rPr>
+              <w:t>–</w:t>
+            </w:r>
+            <w:r>
+              <w:rPr>
+                <w:rFonts w:ascii="BRH Devanagari Extra" w:hAnsi="BRH Devanagari Extra" w:cs="BRH Devanagari Extra"/>
+                <w:color w:val="000000"/>
+                <w:sz w:val="32"/>
+                <w:szCs w:val="32"/>
+              </w:rPr>
+              <w:t>iÉÑÍpÉþUç. G</w:t>
+            </w:r>
+            <w:r>
+              <w:rPr>
+                <w:rFonts w:ascii="BRH Malayalam Extra" w:hAnsi="BRH Malayalam Extra" w:cs="BRH Devanagari Extra"/>
+                <w:color w:val="000000"/>
+                <w:szCs w:val="32"/>
+              </w:rPr>
+              <w:t>–</w:t>
+            </w:r>
+            <w:r>
+              <w:rPr>
+                <w:rFonts w:ascii="BRH Devanagari Extra" w:hAnsi="BRH Devanagari Extra" w:cs="BRH Devanagari Extra"/>
+                <w:color w:val="000000"/>
+                <w:sz w:val="32"/>
+                <w:szCs w:val="32"/>
+              </w:rPr>
+              <w:t>iÉÑÍpÉþ U</w:t>
+            </w:r>
+            <w:r>
+              <w:rPr>
+                <w:rFonts w:ascii="BRH Malayalam Extra" w:hAnsi="BRH Malayalam Extra" w:cs="BRH Devanagari Extra"/>
+                <w:color w:val="000000"/>
+                <w:szCs w:val="32"/>
+              </w:rPr>
+              <w:t>–</w:t>
+            </w:r>
+            <w:r>
+              <w:rPr>
+                <w:rFonts w:ascii="BRH Devanagari Extra" w:hAnsi="BRH Devanagari Extra" w:cs="BRH Devanagari Extra"/>
+                <w:color w:val="000000"/>
+                <w:sz w:val="32"/>
+                <w:szCs w:val="32"/>
+                <w:highlight w:val="green"/>
+              </w:rPr>
+              <w:t>luÉ</w:t>
+            </w:r>
+            <w:r>
+              <w:rPr>
+                <w:rFonts w:ascii="BRH Devanagari Extra" w:hAnsi="BRH Devanagari Extra" w:cs="BRH Devanagari Extra"/>
+                <w:color w:val="000000"/>
+                <w:sz w:val="32"/>
+                <w:szCs w:val="32"/>
+              </w:rPr>
+              <w:t>ÉUÉåþWû lirÉ</w:t>
+            </w:r>
+            <w:r>
+              <w:rPr>
+                <w:rFonts w:ascii="BRH Malayalam Extra" w:hAnsi="BRH Malayalam Extra" w:cs="BRH Devanagari Extra"/>
+                <w:color w:val="000000"/>
+                <w:szCs w:val="32"/>
+              </w:rPr>
+              <w:t>–</w:t>
+            </w:r>
+            <w:r>
+              <w:rPr>
+                <w:rFonts w:ascii="BRH Devanagari Extra" w:hAnsi="BRH Devanagari Extra" w:cs="BRH Devanagari Extra"/>
+                <w:color w:val="000000"/>
+                <w:sz w:val="32"/>
+                <w:szCs w:val="32"/>
+                <w:highlight w:val="green"/>
+              </w:rPr>
+              <w:t>luÉ</w:t>
+            </w:r>
+            <w:r>
+              <w:rPr>
+                <w:rFonts w:ascii="BRH Devanagari Extra" w:hAnsi="BRH Devanagari Extra" w:cs="BRH Devanagari Extra"/>
+                <w:color w:val="000000"/>
+                <w:sz w:val="32"/>
+                <w:szCs w:val="32"/>
+              </w:rPr>
+              <w:t>ÉUÉåþWû lirÉ×</w:t>
+            </w:r>
+            <w:r>
+              <w:rPr>
+                <w:rFonts w:ascii="BRH Malayalam Extra" w:hAnsi="BRH Malayalam Extra" w:cs="BRH Devanagari Extra"/>
+                <w:color w:val="000000"/>
+                <w:szCs w:val="32"/>
+              </w:rPr>
+              <w:t>–</w:t>
+            </w:r>
+            <w:r>
+              <w:rPr>
+                <w:rFonts w:ascii="BRH Devanagari Extra" w:hAnsi="BRH Devanagari Extra" w:cs="BRH Devanagari Extra"/>
+                <w:color w:val="000000"/>
+                <w:sz w:val="32"/>
+                <w:szCs w:val="32"/>
+              </w:rPr>
+              <w:t xml:space="preserve">iÉÑÍpÉþÈ | </w:t>
+            </w:r>
+          </w:p>
+          <w:p>
+            <w:pPr>
+              <w:widowControl w:val="0"/>
+              <w:autoSpaceDE w:val="0"/>
+              <w:autoSpaceDN w:val="0"/>
+              <w:adjustRightInd w:val="0"/>
+              <w:spacing w:before="0" w:line="240" w:lineRule="auto"/>
+              <w:rPr>
+                <w:rFonts w:ascii="BRH Devanagari Extra" w:hAnsi="BRH Devanagari Extra" w:cs="BRH Devanagari Extra"/>
+                <w:color w:val="000000"/>
+                <w:sz w:val="32"/>
+                <w:szCs w:val="32"/>
+              </w:rPr>
+            </w:pPr>
+            <w:r>
+              <w:rPr>
+                <w:rFonts w:ascii="BRH Devanagari Extra" w:hAnsi="BRH Devanagari Extra" w:cs="BRH Devanagari Extra"/>
+                <w:color w:val="000000"/>
+                <w:sz w:val="32"/>
+                <w:szCs w:val="32"/>
+              </w:rPr>
+              <w:t>(</w:t>
+            </w:r>
+            <w:proofErr w:type="gramStart"/>
+            <w:r>
+              <w:rPr>
+                <w:rFonts w:cs="BRH Devanagari Extra"/>
+                <w:color w:val="000000"/>
+                <w:szCs w:val="32"/>
+              </w:rPr>
+              <w:t>55</w:t>
+            </w:r>
+            <w:r>
+              <w:rPr>
+                <w:rFonts w:ascii="BRH Devanagari Extra" w:hAnsi="BRH Devanagari Extra" w:cs="BRH Devanagari Extra"/>
+                <w:color w:val="000000"/>
+                <w:sz w:val="32"/>
+                <w:szCs w:val="32"/>
+              </w:rPr>
+              <w:t>)</w:t>
+            </w:r>
+            <w:r>
+              <w:rPr>
+                <w:rFonts w:cs="BRH Devanagari Extra"/>
+                <w:color w:val="000000"/>
+                <w:szCs w:val="32"/>
+              </w:rPr>
+              <w:t>[</w:t>
+            </w:r>
+            <w:proofErr w:type="gramEnd"/>
+            <w:r>
+              <w:rPr>
+                <w:rFonts w:cs="BRH Devanagari Extra"/>
+                <w:color w:val="000000"/>
+                <w:szCs w:val="32"/>
+              </w:rPr>
+              <w:t>P10</w:t>
+            </w:r>
+            <w:r>
+              <w:rPr>
+                <w:rFonts w:ascii="BRH Devanagari Extra" w:hAnsi="BRH Devanagari Extra" w:cs="BRH Devanagari Extra"/>
+                <w:color w:val="000000"/>
+                <w:sz w:val="32"/>
+                <w:szCs w:val="32"/>
+              </w:rPr>
+              <w:t xml:space="preserve">] </w:t>
+            </w:r>
+            <w:r>
+              <w:rPr>
+                <w:rFonts w:cs="BRH Devanagari Extra"/>
+                <w:color w:val="000000"/>
+                <w:szCs w:val="32"/>
+              </w:rPr>
+              <w:t>7</w:t>
+            </w:r>
+            <w:r>
+              <w:rPr>
+                <w:rFonts w:ascii="BRH Devanagari Extra" w:hAnsi="BRH Devanagari Extra" w:cs="BRH Devanagari Extra"/>
+                <w:color w:val="000000"/>
+                <w:sz w:val="32"/>
+                <w:szCs w:val="32"/>
+              </w:rPr>
+              <w:t>.</w:t>
+            </w:r>
+            <w:r>
+              <w:rPr>
+                <w:rFonts w:cs="BRH Devanagari Extra"/>
+                <w:color w:val="000000"/>
+                <w:szCs w:val="32"/>
+              </w:rPr>
+              <w:t>4</w:t>
+            </w:r>
+            <w:r>
+              <w:rPr>
+                <w:rFonts w:ascii="BRH Devanagari Extra" w:hAnsi="BRH Devanagari Extra" w:cs="BRH Devanagari Extra"/>
+                <w:color w:val="000000"/>
+                <w:sz w:val="32"/>
+                <w:szCs w:val="32"/>
+              </w:rPr>
+              <w:t>.</w:t>
+            </w:r>
+            <w:r>
+              <w:rPr>
+                <w:rFonts w:cs="BRH Devanagari Extra"/>
+                <w:color w:val="000000"/>
+                <w:szCs w:val="32"/>
+              </w:rPr>
+              <w:t>3</w:t>
+            </w:r>
+            <w:r>
+              <w:rPr>
+                <w:rFonts w:ascii="BRH Devanagari Extra" w:hAnsi="BRH Devanagari Extra" w:cs="BRH Devanagari Extra"/>
+                <w:color w:val="000000"/>
+                <w:sz w:val="32"/>
+                <w:szCs w:val="32"/>
+              </w:rPr>
+              <w:t>.</w:t>
+            </w:r>
+            <w:r>
+              <w:rPr>
+                <w:rFonts w:cs="BRH Devanagari Extra"/>
+                <w:color w:val="000000"/>
+                <w:szCs w:val="32"/>
+              </w:rPr>
+              <w:t>2</w:t>
+            </w:r>
+            <w:r>
+              <w:rPr>
+                <w:rFonts w:ascii="BRH Devanagari Extra" w:hAnsi="BRH Devanagari Extra" w:cs="BRH Devanagari Extra"/>
+                <w:color w:val="000000"/>
+                <w:sz w:val="32"/>
+                <w:szCs w:val="32"/>
+              </w:rPr>
+              <w:t>(</w:t>
+            </w:r>
+            <w:r>
+              <w:rPr>
+                <w:rFonts w:cs="BRH Devanagari Extra"/>
+                <w:color w:val="000000"/>
+                <w:szCs w:val="32"/>
+              </w:rPr>
+              <w:t>45</w:t>
+            </w:r>
+            <w:r>
+              <w:rPr>
+                <w:rFonts w:ascii="BRH Devanagari Extra" w:hAnsi="BRH Devanagari Extra" w:cs="BRH Devanagari Extra"/>
+                <w:color w:val="000000"/>
+                <w:sz w:val="32"/>
+                <w:szCs w:val="32"/>
+              </w:rPr>
+              <w:t>)- A</w:t>
+            </w:r>
+            <w:r>
+              <w:rPr>
+                <w:rFonts w:ascii="BRH Malayalam Extra" w:hAnsi="BRH Malayalam Extra" w:cs="BRH Devanagari Extra"/>
+                <w:color w:val="000000"/>
+                <w:szCs w:val="32"/>
+              </w:rPr>
+              <w:t>–</w:t>
+            </w:r>
+            <w:r>
+              <w:rPr>
+                <w:rFonts w:ascii="BRH Devanagari Extra" w:hAnsi="BRH Devanagari Extra" w:cs="BRH Devanagari Extra"/>
+                <w:color w:val="000000"/>
+                <w:sz w:val="32"/>
+                <w:szCs w:val="32"/>
+                <w:highlight w:val="green"/>
+              </w:rPr>
+              <w:t>luÉ</w:t>
+            </w:r>
+            <w:r>
+              <w:rPr>
+                <w:rFonts w:ascii="BRH Devanagari Extra" w:hAnsi="BRH Devanagari Extra" w:cs="BRH Devanagari Extra"/>
+                <w:color w:val="000000"/>
+                <w:sz w:val="32"/>
+                <w:szCs w:val="32"/>
+              </w:rPr>
+              <w:t>ÉUÉåþWûÎliÉ |</w:t>
+            </w:r>
+          </w:p>
+          <w:p>
+            <w:pPr>
+              <w:widowControl w:val="0"/>
+              <w:autoSpaceDE w:val="0"/>
+              <w:autoSpaceDN w:val="0"/>
+              <w:adjustRightInd w:val="0"/>
+              <w:spacing w:before="0" w:line="240" w:lineRule="auto"/>
+              <w:rPr>
+                <w:rFonts w:ascii="BRH Devanagari Extra" w:hAnsi="BRH Devanagari Extra" w:cs="BRH Devanagari Extra"/>
+                <w:color w:val="000000"/>
+                <w:sz w:val="32"/>
+                <w:szCs w:val="32"/>
+              </w:rPr>
+            </w:pPr>
+            <w:r>
+              <w:rPr>
+                <w:rFonts w:ascii="BRH Devanagari Extra" w:hAnsi="BRH Devanagari Extra" w:cs="BRH Devanagari Extra"/>
+                <w:color w:val="000000"/>
+                <w:sz w:val="32"/>
+                <w:szCs w:val="32"/>
+              </w:rPr>
+              <w:t>A</w:t>
+            </w:r>
+            <w:r>
+              <w:rPr>
+                <w:rFonts w:ascii="BRH Malayalam Extra" w:hAnsi="BRH Malayalam Extra" w:cs="BRH Devanagari Extra"/>
+                <w:color w:val="000000"/>
+                <w:szCs w:val="32"/>
+              </w:rPr>
+              <w:t>–</w:t>
+            </w:r>
+            <w:r>
+              <w:rPr>
+                <w:rFonts w:ascii="BRH Devanagari Extra" w:hAnsi="BRH Devanagari Extra" w:cs="BRH Devanagari Extra"/>
+                <w:color w:val="000000"/>
+                <w:sz w:val="32"/>
+                <w:szCs w:val="32"/>
+              </w:rPr>
+              <w:t>luÉÉUÉåþWû</w:t>
+            </w:r>
+            <w:r>
+              <w:rPr>
+                <w:rFonts w:ascii="BRH Malayalam Extra" w:hAnsi="BRH Malayalam Extra" w:cs="BRH Devanagari Extra"/>
+                <w:color w:val="000000"/>
+                <w:szCs w:val="32"/>
+              </w:rPr>
+              <w:t>–</w:t>
+            </w:r>
+            <w:r>
+              <w:rPr>
+                <w:rFonts w:ascii="BRH Devanagari Extra" w:hAnsi="BRH Devanagari Extra" w:cs="BRH Devanagari Extra"/>
+                <w:color w:val="000000"/>
+                <w:sz w:val="32"/>
+                <w:szCs w:val="32"/>
+              </w:rPr>
+              <w:t xml:space="preserve">liÉÏirÉþlÉÑ - AÉUÉåþWûÎliÉ | </w:t>
             </w:r>
           </w:p>
         </w:tc>
       </w:tr>
       <w:tr>
         <w:trPr>
-          <w:trHeight w:val="540"/>
+          <w:trHeight w:val="1541"/>
         </w:trPr>
         <w:tc>
           <w:tcPr>
@@ -1483,10 +2863,236 @@
               <w:adjustRightInd w:val="0"/>
               <w:spacing w:before="0" w:line="240" w:lineRule="auto"/>
               <w:rPr>
-                <w:rFonts w:cs="BRH Malayalam Extra"/>
-                <w:szCs w:val="40"/>
+                <w:rFonts w:ascii="BRH Devanagari Extra" w:hAnsi="BRH Devanagari Extra" w:cs="BRH Devanagari Extra"/>
+                <w:color w:val="000000"/>
+                <w:sz w:val="32"/>
+                <w:szCs w:val="32"/>
               </w:rPr>
             </w:pPr>
+            <w:r>
+              <w:rPr>
+                <w:rFonts w:ascii="BRH Devanagari Extra" w:hAnsi="BRH Devanagari Extra" w:cs="BRH Devanagari Extra"/>
+                <w:color w:val="000000"/>
+                <w:sz w:val="32"/>
+                <w:szCs w:val="32"/>
+              </w:rPr>
+              <w:t>(</w:t>
+            </w:r>
+            <w:proofErr w:type="gramStart"/>
+            <w:r>
+              <w:rPr>
+                <w:rFonts w:cs="BRH Devanagari Extra"/>
+                <w:color w:val="000000"/>
+                <w:szCs w:val="32"/>
+              </w:rPr>
+              <w:t>23</w:t>
+            </w:r>
+            <w:r>
+              <w:rPr>
+                <w:rFonts w:ascii="BRH Devanagari Extra" w:hAnsi="BRH Devanagari Extra" w:cs="BRH Devanagari Extra"/>
+                <w:color w:val="000000"/>
+                <w:sz w:val="32"/>
+                <w:szCs w:val="32"/>
+              </w:rPr>
+              <w:t>)</w:t>
+            </w:r>
+            <w:r>
+              <w:rPr>
+                <w:rFonts w:cs="BRH Devanagari Extra"/>
+                <w:color w:val="000000"/>
+                <w:szCs w:val="32"/>
+              </w:rPr>
+              <w:t>[</w:t>
+            </w:r>
+            <w:proofErr w:type="gramEnd"/>
+            <w:r>
+              <w:rPr>
+                <w:rFonts w:cs="BRH Devanagari Extra"/>
+                <w:color w:val="000000"/>
+                <w:szCs w:val="32"/>
+              </w:rPr>
+              <w:t>P34</w:t>
+            </w:r>
+            <w:r>
+              <w:rPr>
+                <w:rFonts w:ascii="BRH Devanagari Extra" w:hAnsi="BRH Devanagari Extra" w:cs="BRH Devanagari Extra"/>
+                <w:color w:val="000000"/>
+                <w:sz w:val="32"/>
+                <w:szCs w:val="32"/>
+              </w:rPr>
+              <w:t xml:space="preserve">] </w:t>
+            </w:r>
+            <w:r>
+              <w:rPr>
+                <w:rFonts w:cs="BRH Devanagari Extra"/>
+                <w:color w:val="000000"/>
+                <w:szCs w:val="32"/>
+              </w:rPr>
+              <w:t>7</w:t>
+            </w:r>
+            <w:r>
+              <w:rPr>
+                <w:rFonts w:ascii="BRH Devanagari Extra" w:hAnsi="BRH Devanagari Extra" w:cs="BRH Devanagari Extra"/>
+                <w:color w:val="000000"/>
+                <w:sz w:val="32"/>
+                <w:szCs w:val="32"/>
+              </w:rPr>
+              <w:t>.</w:t>
+            </w:r>
+            <w:r>
+              <w:rPr>
+                <w:rFonts w:cs="BRH Devanagari Extra"/>
+                <w:color w:val="000000"/>
+                <w:szCs w:val="32"/>
+              </w:rPr>
+              <w:t>4</w:t>
+            </w:r>
+            <w:r>
+              <w:rPr>
+                <w:rFonts w:ascii="BRH Devanagari Extra" w:hAnsi="BRH Devanagari Extra" w:cs="BRH Devanagari Extra"/>
+                <w:color w:val="000000"/>
+                <w:sz w:val="32"/>
+                <w:szCs w:val="32"/>
+              </w:rPr>
+              <w:t>.</w:t>
+            </w:r>
+            <w:r>
+              <w:rPr>
+                <w:rFonts w:cs="BRH Devanagari Extra"/>
+                <w:color w:val="000000"/>
+                <w:szCs w:val="32"/>
+              </w:rPr>
+              <w:t>11</w:t>
+            </w:r>
+            <w:r>
+              <w:rPr>
+                <w:rFonts w:ascii="BRH Devanagari Extra" w:hAnsi="BRH Devanagari Extra" w:cs="BRH Devanagari Extra"/>
+                <w:color w:val="000000"/>
+                <w:sz w:val="32"/>
+                <w:szCs w:val="32"/>
+              </w:rPr>
+              <w:t>.</w:t>
+            </w:r>
+            <w:r>
+              <w:rPr>
+                <w:rFonts w:cs="BRH Devanagari Extra"/>
+                <w:color w:val="000000"/>
+                <w:szCs w:val="32"/>
+              </w:rPr>
+              <w:t>1</w:t>
+            </w:r>
+            <w:r>
+              <w:rPr>
+                <w:rFonts w:ascii="BRH Devanagari Extra" w:hAnsi="BRH Devanagari Extra" w:cs="BRH Devanagari Extra"/>
+                <w:color w:val="000000"/>
+                <w:sz w:val="32"/>
+                <w:szCs w:val="32"/>
+              </w:rPr>
+              <w:t>(</w:t>
+            </w:r>
+            <w:r>
+              <w:rPr>
+                <w:rFonts w:cs="BRH Devanagari Extra"/>
+                <w:color w:val="000000"/>
+                <w:szCs w:val="32"/>
+              </w:rPr>
+              <w:t>20</w:t>
+            </w:r>
+            <w:r>
+              <w:rPr>
+                <w:rFonts w:ascii="BRH Devanagari Extra" w:hAnsi="BRH Devanagari Extra" w:cs="BRH Devanagari Extra"/>
+                <w:color w:val="000000"/>
+                <w:sz w:val="32"/>
+                <w:szCs w:val="32"/>
+              </w:rPr>
+              <w:t>)- AÉrÉÑþ¹ÉåqÉqÉç |</w:t>
+            </w:r>
+          </w:p>
+          <w:p>
+            <w:pPr>
+              <w:widowControl w:val="0"/>
+              <w:autoSpaceDE w:val="0"/>
+              <w:autoSpaceDN w:val="0"/>
+              <w:adjustRightInd w:val="0"/>
+              <w:spacing w:before="0" w:line="240" w:lineRule="auto"/>
+              <w:rPr>
+                <w:rFonts w:ascii="BRH Devanagari Extra" w:hAnsi="BRH Devanagari Extra" w:cs="BRH Devanagari Extra"/>
+                <w:color w:val="000000"/>
+                <w:sz w:val="32"/>
+                <w:szCs w:val="32"/>
+              </w:rPr>
+            </w:pPr>
+            <w:r>
+              <w:rPr>
+                <w:rFonts w:ascii="BRH Devanagari Extra" w:hAnsi="BRH Devanagari Extra" w:cs="BRH Devanagari Extra"/>
+                <w:color w:val="000000"/>
+                <w:sz w:val="32"/>
+                <w:szCs w:val="32"/>
+              </w:rPr>
+              <w:t>AÉrÉÑþ¹ÉåqÉ</w:t>
+            </w:r>
+            <w:r>
+              <w:rPr>
+                <w:rFonts w:ascii="BRH Malayalam Extra" w:hAnsi="BRH Malayalam Extra" w:cs="BRH Devanagari Extra"/>
+                <w:color w:val="000000"/>
+                <w:szCs w:val="32"/>
+              </w:rPr>
+              <w:t>–</w:t>
+            </w:r>
+            <w:r>
+              <w:rPr>
+                <w:rFonts w:ascii="BRH Devanagari Extra" w:hAnsi="BRH Devanagari Extra" w:cs="BRH Devanagari Extra"/>
+                <w:color w:val="000000"/>
+                <w:sz w:val="32"/>
+                <w:szCs w:val="32"/>
+              </w:rPr>
+              <w:t xml:space="preserve">ÍqÉirÉÉrÉÑþÈ - </w:t>
+            </w:r>
+            <w:r>
+              <w:rPr>
+                <w:rFonts w:ascii="BRH Devanagari Extra" w:hAnsi="BRH Devanagari Extra" w:cs="BRH Devanagari Extra"/>
+                <w:color w:val="000000"/>
+                <w:sz w:val="32"/>
+                <w:szCs w:val="32"/>
+                <w:highlight w:val="yellow"/>
+              </w:rPr>
+              <w:t>xiÉÉ</w:t>
+            </w:r>
+            <w:r>
+              <w:rPr>
+                <w:rFonts w:ascii="BRH Malayalam Extra" w:hAnsi="BRH Malayalam Extra" w:cs="BRH Devanagari Extra"/>
+                <w:color w:val="000000"/>
+                <w:szCs w:val="32"/>
+                <w:highlight w:val="yellow"/>
+              </w:rPr>
+              <w:t>–</w:t>
+            </w:r>
+            <w:r>
+              <w:rPr>
+                <w:rFonts w:ascii="BRH Devanagari Extra" w:hAnsi="BRH Devanagari Extra" w:cs="BRH Devanagari Extra"/>
+                <w:color w:val="000000"/>
+                <w:sz w:val="32"/>
+                <w:szCs w:val="32"/>
+              </w:rPr>
+              <w:t>qÉ</w:t>
+            </w:r>
+            <w:r>
+              <w:rPr>
+                <w:rFonts w:ascii="BRH Malayalam Extra" w:hAnsi="BRH Malayalam Extra" w:cs="BRH Devanagari Extra"/>
+                <w:color w:val="000000"/>
+                <w:szCs w:val="32"/>
+              </w:rPr>
+              <w:t>–</w:t>
+            </w:r>
+            <w:r>
+              <w:rPr>
+                <w:rFonts w:ascii="BRH Devanagari Extra" w:hAnsi="BRH Devanagari Extra" w:cs="BRH Devanagari Extra"/>
+                <w:color w:val="000000"/>
+                <w:sz w:val="32"/>
+                <w:szCs w:val="32"/>
+              </w:rPr>
+              <w:t xml:space="preserve">qÉç | </w:t>
+            </w:r>
           </w:p>
         </w:tc>
         <w:tc>
@@ -1501,11 +3107,3244 @@
               <w:adjustRightInd w:val="0"/>
               <w:spacing w:before="0" w:line="240" w:lineRule="auto"/>
               <w:rPr>
+                <w:rFonts w:ascii="BRH Devanagari Extra" w:hAnsi="BRH Devanagari Extra" w:cs="BRH Devanagari Extra"/>
+                <w:color w:val="000000"/>
+                <w:sz w:val="32"/>
+                <w:szCs w:val="32"/>
+              </w:rPr>
+            </w:pPr>
+            <w:r>
+              <w:rPr>
+                <w:rFonts w:ascii="BRH Devanagari Extra" w:hAnsi="BRH Devanagari Extra" w:cs="BRH Devanagari Extra"/>
+                <w:color w:val="000000"/>
+                <w:sz w:val="32"/>
+                <w:szCs w:val="32"/>
+              </w:rPr>
+              <w:t>(</w:t>
+            </w:r>
+            <w:proofErr w:type="gramStart"/>
+            <w:r>
+              <w:rPr>
+                <w:rFonts w:cs="BRH Devanagari Extra"/>
+                <w:color w:val="000000"/>
+                <w:szCs w:val="32"/>
+              </w:rPr>
+              <w:t>23</w:t>
+            </w:r>
+            <w:r>
+              <w:rPr>
+                <w:rFonts w:ascii="BRH Devanagari Extra" w:hAnsi="BRH Devanagari Extra" w:cs="BRH Devanagari Extra"/>
+                <w:color w:val="000000"/>
+                <w:sz w:val="32"/>
+                <w:szCs w:val="32"/>
+              </w:rPr>
+              <w:t>)</w:t>
+            </w:r>
+            <w:r>
+              <w:rPr>
+                <w:rFonts w:cs="BRH Devanagari Extra"/>
+                <w:color w:val="000000"/>
+                <w:szCs w:val="32"/>
+              </w:rPr>
+              <w:t>[</w:t>
+            </w:r>
+            <w:proofErr w:type="gramEnd"/>
+            <w:r>
+              <w:rPr>
+                <w:rFonts w:cs="BRH Devanagari Extra"/>
+                <w:color w:val="000000"/>
+                <w:szCs w:val="32"/>
+              </w:rPr>
+              <w:t>P34</w:t>
+            </w:r>
+            <w:r>
+              <w:rPr>
+                <w:rFonts w:ascii="BRH Devanagari Extra" w:hAnsi="BRH Devanagari Extra" w:cs="BRH Devanagari Extra"/>
+                <w:color w:val="000000"/>
+                <w:sz w:val="32"/>
+                <w:szCs w:val="32"/>
+              </w:rPr>
+              <w:t xml:space="preserve">] </w:t>
+            </w:r>
+            <w:r>
+              <w:rPr>
+                <w:rFonts w:cs="BRH Devanagari Extra"/>
+                <w:color w:val="000000"/>
+                <w:szCs w:val="32"/>
+              </w:rPr>
+              <w:t>7</w:t>
+            </w:r>
+            <w:r>
+              <w:rPr>
+                <w:rFonts w:ascii="BRH Devanagari Extra" w:hAnsi="BRH Devanagari Extra" w:cs="BRH Devanagari Extra"/>
+                <w:color w:val="000000"/>
+                <w:sz w:val="32"/>
+                <w:szCs w:val="32"/>
+              </w:rPr>
+              <w:t>.</w:t>
+            </w:r>
+            <w:r>
+              <w:rPr>
+                <w:rFonts w:cs="BRH Devanagari Extra"/>
+                <w:color w:val="000000"/>
+                <w:szCs w:val="32"/>
+              </w:rPr>
+              <w:t>4</w:t>
+            </w:r>
+            <w:r>
+              <w:rPr>
+                <w:rFonts w:ascii="BRH Devanagari Extra" w:hAnsi="BRH Devanagari Extra" w:cs="BRH Devanagari Extra"/>
+                <w:color w:val="000000"/>
+                <w:sz w:val="32"/>
+                <w:szCs w:val="32"/>
+              </w:rPr>
+              <w:t>.</w:t>
+            </w:r>
+            <w:r>
+              <w:rPr>
+                <w:rFonts w:cs="BRH Devanagari Extra"/>
+                <w:color w:val="000000"/>
+                <w:szCs w:val="32"/>
+              </w:rPr>
+              <w:t>11</w:t>
+            </w:r>
+            <w:r>
+              <w:rPr>
+                <w:rFonts w:ascii="BRH Devanagari Extra" w:hAnsi="BRH Devanagari Extra" w:cs="BRH Devanagari Extra"/>
+                <w:color w:val="000000"/>
+                <w:sz w:val="32"/>
+                <w:szCs w:val="32"/>
+              </w:rPr>
+              <w:t>.</w:t>
+            </w:r>
+            <w:r>
+              <w:rPr>
+                <w:rFonts w:cs="BRH Devanagari Extra"/>
+                <w:color w:val="000000"/>
+                <w:szCs w:val="32"/>
+              </w:rPr>
+              <w:t>1</w:t>
+            </w:r>
+            <w:r>
+              <w:rPr>
+                <w:rFonts w:ascii="BRH Devanagari Extra" w:hAnsi="BRH Devanagari Extra" w:cs="BRH Devanagari Extra"/>
+                <w:color w:val="000000"/>
+                <w:sz w:val="32"/>
+                <w:szCs w:val="32"/>
+              </w:rPr>
+              <w:t>(</w:t>
+            </w:r>
+            <w:r>
+              <w:rPr>
+                <w:rFonts w:cs="BRH Devanagari Extra"/>
+                <w:color w:val="000000"/>
+                <w:szCs w:val="32"/>
+              </w:rPr>
+              <w:t>20</w:t>
+            </w:r>
+            <w:r>
+              <w:rPr>
+                <w:rFonts w:ascii="BRH Devanagari Extra" w:hAnsi="BRH Devanagari Extra" w:cs="BRH Devanagari Extra"/>
+                <w:color w:val="000000"/>
+                <w:sz w:val="32"/>
+                <w:szCs w:val="32"/>
+              </w:rPr>
+              <w:t>)- AÉrÉÑþ¹ÉåqÉqÉç |</w:t>
+            </w:r>
+          </w:p>
+          <w:p>
+            <w:pPr>
+              <w:widowControl w:val="0"/>
+              <w:autoSpaceDE w:val="0"/>
+              <w:autoSpaceDN w:val="0"/>
+              <w:adjustRightInd w:val="0"/>
+              <w:spacing w:before="0" w:line="240" w:lineRule="auto"/>
+              <w:rPr>
+                <w:rFonts w:ascii="BRH Devanagari Extra" w:hAnsi="BRH Devanagari Extra" w:cs="BRH Devanagari Extra"/>
+                <w:color w:val="000000"/>
+                <w:sz w:val="32"/>
+                <w:szCs w:val="32"/>
+              </w:rPr>
+            </w:pPr>
+            <w:r>
+              <w:rPr>
+                <w:rFonts w:ascii="BRH Devanagari Extra" w:hAnsi="BRH Devanagari Extra" w:cs="BRH Devanagari Extra"/>
+                <w:color w:val="000000"/>
+                <w:sz w:val="32"/>
+                <w:szCs w:val="32"/>
+              </w:rPr>
+              <w:t>AÉrÉÑþ¹ÉåqÉ</w:t>
+            </w:r>
+            <w:r>
+              <w:rPr>
+                <w:rFonts w:ascii="BRH Malayalam Extra" w:hAnsi="BRH Malayalam Extra" w:cs="BRH Devanagari Extra"/>
+                <w:color w:val="000000"/>
+                <w:szCs w:val="32"/>
+              </w:rPr>
+              <w:t>–</w:t>
+            </w:r>
+            <w:r>
+              <w:rPr>
+                <w:rFonts w:ascii="BRH Devanagari Extra" w:hAnsi="BRH Devanagari Extra" w:cs="BRH Devanagari Extra"/>
+                <w:color w:val="000000"/>
+                <w:sz w:val="32"/>
+                <w:szCs w:val="32"/>
+              </w:rPr>
+              <w:t>ÍqÉirÉÉrÉÑþÈ - xiÉ</w:t>
+            </w:r>
+            <w:r>
+              <w:rPr>
+                <w:rFonts w:ascii="BRH Devanagari Extra" w:hAnsi="BRH Devanagari Extra" w:cs="BRH Devanagari Extra"/>
+                <w:color w:val="000000"/>
+                <w:sz w:val="32"/>
+                <w:szCs w:val="32"/>
+                <w:highlight w:val="green"/>
+              </w:rPr>
+              <w:t>É</w:t>
+            </w:r>
+            <w:r>
+              <w:rPr>
+                <w:rFonts w:ascii="BRH Devanagari Extra" w:hAnsi="BRH Devanagari Extra" w:cs="BRH Devanagari Extra"/>
+                <w:color w:val="000000"/>
+                <w:sz w:val="32"/>
+                <w:szCs w:val="32"/>
+              </w:rPr>
+              <w:t>å</w:t>
+            </w:r>
+            <w:r>
+              <w:rPr>
+                <w:rFonts w:ascii="BRH Malayalam Extra" w:hAnsi="BRH Malayalam Extra" w:cs="BRH Devanagari Extra"/>
+                <w:color w:val="000000"/>
+                <w:szCs w:val="32"/>
+              </w:rPr>
+              <w:t>–</w:t>
+            </w:r>
+            <w:r>
+              <w:rPr>
+                <w:rFonts w:ascii="BRH Devanagari Extra" w:hAnsi="BRH Devanagari Extra" w:cs="BRH Devanagari Extra"/>
+                <w:color w:val="000000"/>
+                <w:sz w:val="32"/>
+                <w:szCs w:val="32"/>
+              </w:rPr>
+              <w:t>qÉ</w:t>
+            </w:r>
+            <w:r>
+              <w:rPr>
+                <w:rFonts w:ascii="BRH Malayalam Extra" w:hAnsi="BRH Malayalam Extra" w:cs="BRH Devanagari Extra"/>
+                <w:color w:val="000000"/>
+                <w:szCs w:val="32"/>
+              </w:rPr>
+              <w:t>–</w:t>
+            </w:r>
+            <w:r>
+              <w:rPr>
+                <w:rFonts w:ascii="BRH Devanagari Extra" w:hAnsi="BRH Devanagari Extra" w:cs="BRH Devanagari Extra"/>
+                <w:color w:val="000000"/>
+                <w:sz w:val="32"/>
+                <w:szCs w:val="32"/>
+              </w:rPr>
+              <w:t xml:space="preserve">qÉç | </w:t>
+            </w:r>
+          </w:p>
+        </w:tc>
+      </w:tr>
+      <w:tr>
+        <w:trPr>
+          <w:trHeight w:val="5053"/>
+        </w:trPr>
+        <w:tc>
+          <w:tcPr>
+            <w:tcW w:w="7024" w:type="dxa"/>
+          </w:tcPr>
+          <w:p>
+            <w:pPr>
+              <w:widowControl w:val="0"/>
+              <w:autoSpaceDE w:val="0"/>
+              <w:autoSpaceDN w:val="0"/>
+              <w:adjustRightInd w:val="0"/>
+              <w:spacing w:before="0" w:line="240" w:lineRule="auto"/>
+              <w:rPr>
+                <w:rFonts w:ascii="BRH Devanagari Extra" w:hAnsi="BRH Devanagari Extra" w:cs="BRH Devanagari Extra"/>
+                <w:color w:val="000000"/>
+                <w:sz w:val="32"/>
+                <w:szCs w:val="32"/>
+              </w:rPr>
+            </w:pPr>
+            <w:r>
+              <w:rPr>
+                <w:rFonts w:ascii="BRH Devanagari Extra" w:hAnsi="BRH Devanagari Extra" w:cs="BRH Devanagari Extra"/>
+                <w:color w:val="000000"/>
+                <w:sz w:val="32"/>
+                <w:szCs w:val="32"/>
+              </w:rPr>
+              <w:lastRenderedPageBreak/>
+              <w:t>(</w:t>
+            </w:r>
+            <w:proofErr w:type="gramStart"/>
+            <w:r>
+              <w:rPr>
+                <w:rFonts w:cs="BRH Devanagari Extra"/>
+                <w:color w:val="000000"/>
+                <w:szCs w:val="32"/>
+              </w:rPr>
+              <w:t>23</w:t>
+            </w:r>
+            <w:r>
+              <w:rPr>
+                <w:rFonts w:ascii="BRH Devanagari Extra" w:hAnsi="BRH Devanagari Extra" w:cs="BRH Devanagari Extra"/>
+                <w:color w:val="000000"/>
+                <w:sz w:val="32"/>
+                <w:szCs w:val="32"/>
+              </w:rPr>
+              <w:t>)</w:t>
+            </w:r>
+            <w:r>
+              <w:rPr>
+                <w:rFonts w:cs="BRH Devanagari Extra"/>
+                <w:color w:val="000000"/>
+                <w:szCs w:val="32"/>
+              </w:rPr>
+              <w:t>[</w:t>
+            </w:r>
+            <w:proofErr w:type="gramEnd"/>
+            <w:r>
+              <w:rPr>
+                <w:rFonts w:cs="BRH Devanagari Extra"/>
+                <w:color w:val="000000"/>
+                <w:szCs w:val="32"/>
+              </w:rPr>
+              <w:t>P36</w:t>
+            </w:r>
+            <w:r>
+              <w:rPr>
+                <w:rFonts w:ascii="BRH Devanagari Extra" w:hAnsi="BRH Devanagari Extra" w:cs="BRH Devanagari Extra"/>
+                <w:color w:val="000000"/>
+                <w:sz w:val="32"/>
+                <w:szCs w:val="32"/>
+              </w:rPr>
+              <w:t xml:space="preserve">] </w:t>
+            </w:r>
+            <w:r>
+              <w:rPr>
+                <w:rFonts w:cs="BRH Devanagari Extra"/>
+                <w:color w:val="000000"/>
+                <w:szCs w:val="32"/>
+              </w:rPr>
+              <w:t>7</w:t>
+            </w:r>
+            <w:r>
+              <w:rPr>
+                <w:rFonts w:ascii="BRH Devanagari Extra" w:hAnsi="BRH Devanagari Extra" w:cs="BRH Devanagari Extra"/>
+                <w:color w:val="000000"/>
+                <w:sz w:val="32"/>
+                <w:szCs w:val="32"/>
+              </w:rPr>
+              <w:t>.</w:t>
+            </w:r>
+            <w:r>
+              <w:rPr>
+                <w:rFonts w:cs="BRH Devanagari Extra"/>
+                <w:color w:val="000000"/>
+                <w:szCs w:val="32"/>
+              </w:rPr>
+              <w:t>4</w:t>
+            </w:r>
+            <w:r>
+              <w:rPr>
+                <w:rFonts w:ascii="BRH Devanagari Extra" w:hAnsi="BRH Devanagari Extra" w:cs="BRH Devanagari Extra"/>
+                <w:color w:val="000000"/>
+                <w:sz w:val="32"/>
+                <w:szCs w:val="32"/>
+              </w:rPr>
+              <w:t>.</w:t>
+            </w:r>
+            <w:r>
+              <w:rPr>
+                <w:rFonts w:cs="BRH Devanagari Extra"/>
+                <w:color w:val="000000"/>
+                <w:szCs w:val="32"/>
+              </w:rPr>
+              <w:t>11</w:t>
+            </w:r>
+            <w:r>
+              <w:rPr>
+                <w:rFonts w:ascii="BRH Devanagari Extra" w:hAnsi="BRH Devanagari Extra" w:cs="BRH Devanagari Extra"/>
+                <w:color w:val="000000"/>
+                <w:sz w:val="32"/>
+                <w:szCs w:val="32"/>
+              </w:rPr>
+              <w:t>.</w:t>
+            </w:r>
+            <w:r>
+              <w:rPr>
+                <w:rFonts w:cs="BRH Devanagari Extra"/>
+                <w:color w:val="000000"/>
+                <w:szCs w:val="32"/>
+              </w:rPr>
+              <w:t>3</w:t>
+            </w:r>
+            <w:r>
+              <w:rPr>
+                <w:rFonts w:ascii="BRH Devanagari Extra" w:hAnsi="BRH Devanagari Extra" w:cs="BRH Devanagari Extra"/>
+                <w:color w:val="000000"/>
+                <w:sz w:val="32"/>
+                <w:szCs w:val="32"/>
+              </w:rPr>
+              <w:t>(</w:t>
+            </w:r>
+            <w:r>
+              <w:rPr>
+                <w:rFonts w:cs="BRH Devanagari Extra"/>
+                <w:color w:val="000000"/>
+                <w:szCs w:val="32"/>
+              </w:rPr>
+              <w:t>19</w:t>
+            </w:r>
+            <w:r>
+              <w:rPr>
+                <w:rFonts w:ascii="BRH Devanagari Extra" w:hAnsi="BRH Devanagari Extra" w:cs="BRH Devanagari Extra"/>
+                <w:color w:val="000000"/>
+                <w:sz w:val="32"/>
+                <w:szCs w:val="32"/>
+              </w:rPr>
+              <w:t>)- ÌiÉ</w:t>
+            </w:r>
+            <w:r>
+              <w:rPr>
+                <w:rFonts w:ascii="BRH Malayalam Extra" w:hAnsi="BRH Malayalam Extra" w:cs="BRH Devanagari Extra"/>
+                <w:color w:val="000000"/>
+                <w:szCs w:val="32"/>
+              </w:rPr>
+              <w:t>–</w:t>
+            </w:r>
+            <w:r>
+              <w:rPr>
+                <w:rFonts w:ascii="BRH Devanagari Extra" w:hAnsi="BRH Devanagari Extra" w:cs="BRH Devanagari Extra"/>
+                <w:color w:val="000000"/>
+                <w:sz w:val="32"/>
+                <w:szCs w:val="32"/>
+              </w:rPr>
+              <w:t>¸</w:t>
+            </w:r>
+            <w:r>
+              <w:rPr>
+                <w:rFonts w:ascii="BRH Malayalam Extra" w:hAnsi="BRH Malayalam Extra" w:cs="BRH Devanagari Extra"/>
+                <w:color w:val="000000"/>
+                <w:szCs w:val="32"/>
+              </w:rPr>
+              <w:t>–</w:t>
+            </w:r>
+            <w:r>
+              <w:rPr>
+                <w:rFonts w:ascii="BRH Devanagari Extra" w:hAnsi="BRH Devanagari Extra" w:cs="BRH Devanagari Extra"/>
+                <w:color w:val="000000"/>
+                <w:sz w:val="32"/>
+                <w:szCs w:val="32"/>
+              </w:rPr>
+              <w:t>ÎliÉ</w:t>
+            </w:r>
+            <w:r>
+              <w:rPr>
+                <w:rFonts w:ascii="BRH Malayalam Extra" w:hAnsi="BRH Malayalam Extra" w:cs="BRH Devanagari Extra"/>
+                <w:color w:val="000000"/>
+                <w:szCs w:val="32"/>
+              </w:rPr>
+              <w:t>–</w:t>
+            </w:r>
+            <w:r>
+              <w:rPr>
+                <w:rFonts w:ascii="BRH Devanagari Extra" w:hAnsi="BRH Devanagari Extra" w:cs="BRH Devanagari Extra"/>
+                <w:color w:val="000000"/>
+                <w:sz w:val="32"/>
+                <w:szCs w:val="32"/>
+              </w:rPr>
+              <w:t xml:space="preserve"> | E</w:t>
+            </w:r>
+            <w:r>
+              <w:rPr>
+                <w:rFonts w:ascii="BRH Malayalam Extra" w:hAnsi="BRH Malayalam Extra" w:cs="BRH Devanagari Extra"/>
+                <w:color w:val="000000"/>
+                <w:szCs w:val="32"/>
+              </w:rPr>
+              <w:t>–</w:t>
+            </w:r>
+            <w:r>
+              <w:rPr>
+                <w:rFonts w:ascii="BRH Devanagari Extra" w:hAnsi="BRH Devanagari Extra" w:cs="BRH Devanagari Extra"/>
+                <w:color w:val="000000"/>
+                <w:sz w:val="32"/>
+                <w:szCs w:val="32"/>
+              </w:rPr>
+              <w:t>pÉ</w:t>
+            </w:r>
+            <w:r>
+              <w:rPr>
+                <w:rFonts w:ascii="BRH Malayalam Extra" w:hAnsi="BRH Malayalam Extra" w:cs="BRH Devanagari Extra"/>
+                <w:color w:val="000000"/>
+                <w:szCs w:val="32"/>
+              </w:rPr>
+              <w:t>–</w:t>
+            </w:r>
+            <w:r>
+              <w:rPr>
+                <w:rFonts w:ascii="BRH Devanagari Extra" w:hAnsi="BRH Devanagari Extra" w:cs="BRH Devanagari Extra"/>
+                <w:color w:val="000000"/>
+                <w:sz w:val="32"/>
+                <w:szCs w:val="32"/>
+              </w:rPr>
+              <w:t>rÉ</w:t>
+            </w:r>
+            <w:r>
+              <w:rPr>
+                <w:rFonts w:ascii="BRH Devanagari Extra" w:hAnsi="BRH Devanagari Extra" w:cs="BRH Devanagari Extra"/>
+                <w:color w:val="000000"/>
+                <w:sz w:val="32"/>
+                <w:szCs w:val="32"/>
+                <w:highlight w:val="yellow"/>
+              </w:rPr>
+              <w:t>iÉÉ</w:t>
+            </w:r>
+            <w:r>
+              <w:rPr>
+                <w:rFonts w:ascii="BRH Devanagari Extra" w:hAnsi="BRH Devanagari Extra" w:cs="BRH Devanagari Extra"/>
+                <w:color w:val="000000"/>
+                <w:sz w:val="32"/>
+                <w:szCs w:val="32"/>
+              </w:rPr>
+              <w:t>ÿerÉÉåÌiÉwÉÉ |</w:t>
+            </w:r>
+          </w:p>
+          <w:p>
+            <w:pPr>
+              <w:widowControl w:val="0"/>
+              <w:autoSpaceDE w:val="0"/>
+              <w:autoSpaceDN w:val="0"/>
+              <w:adjustRightInd w:val="0"/>
+              <w:spacing w:before="0" w:line="240" w:lineRule="auto"/>
+              <w:rPr>
+                <w:rFonts w:ascii="BRH Devanagari Extra" w:hAnsi="BRH Devanagari Extra" w:cs="BRH Devanagari Extra"/>
+                <w:color w:val="000000"/>
+                <w:sz w:val="32"/>
+                <w:szCs w:val="32"/>
+              </w:rPr>
+            </w:pPr>
+            <w:r>
+              <w:rPr>
+                <w:rFonts w:ascii="BRH Devanagari Extra" w:hAnsi="BRH Devanagari Extra" w:cs="BRH Devanagari Extra"/>
+                <w:color w:val="000000"/>
+                <w:sz w:val="32"/>
+                <w:szCs w:val="32"/>
+              </w:rPr>
+              <w:t>ÌiÉ</w:t>
+            </w:r>
+            <w:r>
+              <w:rPr>
+                <w:rFonts w:ascii="BRH Malayalam Extra" w:hAnsi="BRH Malayalam Extra" w:cs="BRH Devanagari Extra"/>
+                <w:color w:val="000000"/>
+                <w:szCs w:val="32"/>
+              </w:rPr>
+              <w:t>–</w:t>
+            </w:r>
+            <w:r>
+              <w:rPr>
+                <w:rFonts w:ascii="BRH Devanagari Extra" w:hAnsi="BRH Devanagari Extra" w:cs="BRH Devanagari Extra"/>
+                <w:color w:val="000000"/>
+                <w:sz w:val="32"/>
+                <w:szCs w:val="32"/>
+              </w:rPr>
+              <w:t>¸</w:t>
+            </w:r>
+            <w:r>
+              <w:rPr>
+                <w:rFonts w:ascii="BRH Malayalam Extra" w:hAnsi="BRH Malayalam Extra" w:cs="BRH Devanagari Extra"/>
+                <w:color w:val="000000"/>
+                <w:szCs w:val="32"/>
+              </w:rPr>
+              <w:t>–</w:t>
+            </w:r>
+            <w:r>
+              <w:rPr>
+                <w:rFonts w:ascii="BRH Devanagari Extra" w:hAnsi="BRH Devanagari Extra" w:cs="BRH Devanagari Extra"/>
+                <w:color w:val="000000"/>
+                <w:sz w:val="32"/>
+                <w:szCs w:val="32"/>
+              </w:rPr>
+              <w:t xml:space="preserve"> lirÉÑ</w:t>
+            </w:r>
+            <w:r>
+              <w:rPr>
+                <w:rFonts w:ascii="BRH Malayalam Extra" w:hAnsi="BRH Malayalam Extra" w:cs="BRH Devanagari Extra"/>
+                <w:color w:val="000000"/>
+                <w:szCs w:val="32"/>
+              </w:rPr>
+              <w:t>–</w:t>
+            </w:r>
+            <w:r>
+              <w:rPr>
+                <w:rFonts w:ascii="BRH Devanagari Extra" w:hAnsi="BRH Devanagari Extra" w:cs="BRH Devanagari Extra"/>
+                <w:color w:val="000000"/>
+                <w:sz w:val="32"/>
+                <w:szCs w:val="32"/>
+              </w:rPr>
+              <w:t>pÉ</w:t>
+            </w:r>
+            <w:r>
+              <w:rPr>
+                <w:rFonts w:ascii="BRH Malayalam Extra" w:hAnsi="BRH Malayalam Extra" w:cs="BRH Devanagari Extra"/>
+                <w:color w:val="000000"/>
+                <w:szCs w:val="32"/>
+              </w:rPr>
+              <w:t>–</w:t>
+            </w:r>
+            <w:r>
+              <w:rPr>
+                <w:rFonts w:ascii="BRH Devanagari Extra" w:hAnsi="BRH Devanagari Extra" w:cs="BRH Devanagari Extra"/>
+                <w:color w:val="000000"/>
+                <w:sz w:val="32"/>
+                <w:szCs w:val="32"/>
+              </w:rPr>
+              <w:t>rÉ</w:t>
+            </w:r>
+            <w:r>
+              <w:rPr>
+                <w:rFonts w:ascii="BRH Devanagari Extra" w:hAnsi="BRH Devanagari Extra" w:cs="BRH Devanagari Extra"/>
+                <w:color w:val="000000"/>
+                <w:sz w:val="32"/>
+                <w:szCs w:val="32"/>
+                <w:highlight w:val="yellow"/>
+              </w:rPr>
+              <w:t>iÉÉ</w:t>
+            </w:r>
+            <w:r>
+              <w:rPr>
+                <w:rFonts w:ascii="BRH Devanagari Extra" w:hAnsi="BRH Devanagari Extra" w:cs="BRH Devanagari Extra"/>
+                <w:color w:val="000000"/>
+                <w:sz w:val="32"/>
+                <w:szCs w:val="32"/>
+              </w:rPr>
+              <w:t>ÿerÉÉåÌiÉ wÉÉåpÉ</w:t>
+            </w:r>
+            <w:r>
+              <w:rPr>
+                <w:rFonts w:ascii="BRH Malayalam Extra" w:hAnsi="BRH Malayalam Extra" w:cs="BRH Devanagari Extra"/>
+                <w:color w:val="000000"/>
+                <w:szCs w:val="32"/>
+              </w:rPr>
+              <w:t>–</w:t>
+            </w:r>
+            <w:r>
+              <w:rPr>
+                <w:rFonts w:ascii="BRH Devanagari Extra" w:hAnsi="BRH Devanagari Extra" w:cs="BRH Devanagari Extra"/>
+                <w:color w:val="000000"/>
+                <w:sz w:val="32"/>
+                <w:szCs w:val="32"/>
+              </w:rPr>
+              <w:t>rÉ</w:t>
+            </w:r>
+            <w:r>
+              <w:rPr>
+                <w:rFonts w:ascii="BRH Devanagari Extra" w:hAnsi="BRH Devanagari Extra" w:cs="BRH Devanagari Extra"/>
+                <w:color w:val="000000"/>
+                <w:sz w:val="32"/>
+                <w:szCs w:val="32"/>
+                <w:highlight w:val="yellow"/>
+              </w:rPr>
+              <w:t>iÉÉÿ</w:t>
+            </w:r>
+            <w:r>
+              <w:rPr>
+                <w:rFonts w:ascii="BRH Devanagari Extra" w:hAnsi="BRH Devanagari Extra" w:cs="BRH Devanagari Extra"/>
+                <w:color w:val="000000"/>
+                <w:sz w:val="32"/>
+                <w:szCs w:val="32"/>
+              </w:rPr>
+              <w:t xml:space="preserve">erÉÉåÌiÉwÉÉ ÌiÉ¸ÎliÉ ÌiÉ¸ </w:t>
+            </w:r>
+          </w:p>
+          <w:p>
+            <w:pPr>
+              <w:widowControl w:val="0"/>
+              <w:autoSpaceDE w:val="0"/>
+              <w:autoSpaceDN w:val="0"/>
+              <w:adjustRightInd w:val="0"/>
+              <w:spacing w:before="0" w:line="240" w:lineRule="auto"/>
+              <w:rPr>
+                <w:rFonts w:ascii="BRH Devanagari Extra" w:hAnsi="BRH Devanagari Extra" w:cs="BRH Devanagari Extra"/>
+                <w:color w:val="000000"/>
+                <w:sz w:val="32"/>
+                <w:szCs w:val="32"/>
+              </w:rPr>
+            </w:pPr>
+            <w:r>
+              <w:rPr>
+                <w:rFonts w:ascii="BRH Devanagari Extra" w:hAnsi="BRH Devanagari Extra" w:cs="BRH Devanagari Extra"/>
+                <w:color w:val="000000"/>
+                <w:sz w:val="32"/>
+                <w:szCs w:val="32"/>
+              </w:rPr>
+              <w:t>lirÉÑpÉ</w:t>
+            </w:r>
+            <w:r>
+              <w:rPr>
+                <w:rFonts w:ascii="BRH Malayalam Extra" w:hAnsi="BRH Malayalam Extra" w:cs="BRH Devanagari Extra"/>
+                <w:color w:val="000000"/>
+                <w:szCs w:val="32"/>
+              </w:rPr>
+              <w:t>–</w:t>
+            </w:r>
+            <w:r>
+              <w:rPr>
+                <w:rFonts w:ascii="BRH Devanagari Extra" w:hAnsi="BRH Devanagari Extra" w:cs="BRH Devanagari Extra"/>
+                <w:color w:val="000000"/>
+                <w:sz w:val="32"/>
+                <w:szCs w:val="32"/>
+              </w:rPr>
+              <w:t>rÉ</w:t>
+            </w:r>
+            <w:r>
+              <w:rPr>
+                <w:rFonts w:ascii="BRH Devanagari Extra" w:hAnsi="BRH Devanagari Extra" w:cs="BRH Devanagari Extra"/>
+                <w:color w:val="000000"/>
+                <w:sz w:val="32"/>
+                <w:szCs w:val="32"/>
+                <w:highlight w:val="yellow"/>
+              </w:rPr>
+              <w:t>iÉÉÿ</w:t>
+            </w:r>
+            <w:r>
+              <w:rPr>
+                <w:rFonts w:ascii="BRH Devanagari Extra" w:hAnsi="BRH Devanagari Extra" w:cs="BRH Devanagari Extra"/>
+                <w:color w:val="000000"/>
+                <w:sz w:val="32"/>
+                <w:szCs w:val="32"/>
+              </w:rPr>
+              <w:t xml:space="preserve">erÉÉåÌiÉwÉÉ | </w:t>
+            </w:r>
+          </w:p>
+          <w:p>
+            <w:pPr>
+              <w:widowControl w:val="0"/>
+              <w:autoSpaceDE w:val="0"/>
+              <w:autoSpaceDN w:val="0"/>
+              <w:adjustRightInd w:val="0"/>
+              <w:spacing w:before="0" w:line="240" w:lineRule="auto"/>
+              <w:rPr>
+                <w:rFonts w:ascii="BRH Devanagari Extra" w:hAnsi="BRH Devanagari Extra" w:cs="BRH Devanagari Extra"/>
+                <w:color w:val="000000"/>
+                <w:sz w:val="32"/>
+                <w:szCs w:val="32"/>
+              </w:rPr>
+            </w:pPr>
+            <w:r>
+              <w:rPr>
+                <w:rFonts w:ascii="BRH Devanagari Extra" w:hAnsi="BRH Devanagari Extra" w:cs="BRH Devanagari Extra"/>
+                <w:color w:val="000000"/>
+                <w:sz w:val="32"/>
+                <w:szCs w:val="32"/>
+              </w:rPr>
+              <w:t>(</w:t>
+            </w:r>
+            <w:proofErr w:type="gramStart"/>
+            <w:r>
+              <w:rPr>
+                <w:rFonts w:cs="BRH Devanagari Extra"/>
+                <w:color w:val="000000"/>
+                <w:szCs w:val="32"/>
+              </w:rPr>
+              <w:t>24</w:t>
+            </w:r>
+            <w:r>
+              <w:rPr>
+                <w:rFonts w:ascii="BRH Devanagari Extra" w:hAnsi="BRH Devanagari Extra" w:cs="BRH Devanagari Extra"/>
+                <w:color w:val="000000"/>
+                <w:sz w:val="32"/>
+                <w:szCs w:val="32"/>
+              </w:rPr>
+              <w:t>)</w:t>
+            </w:r>
+            <w:r>
+              <w:rPr>
+                <w:rFonts w:cs="BRH Devanagari Extra"/>
+                <w:color w:val="000000"/>
+                <w:szCs w:val="32"/>
+              </w:rPr>
+              <w:t>[</w:t>
+            </w:r>
+            <w:proofErr w:type="gramEnd"/>
+            <w:r>
+              <w:rPr>
+                <w:rFonts w:cs="BRH Devanagari Extra"/>
+                <w:color w:val="000000"/>
+                <w:szCs w:val="32"/>
+              </w:rPr>
+              <w:t>P36</w:t>
+            </w:r>
+            <w:r>
+              <w:rPr>
+                <w:rFonts w:ascii="BRH Devanagari Extra" w:hAnsi="BRH Devanagari Extra" w:cs="BRH Devanagari Extra"/>
+                <w:color w:val="000000"/>
+                <w:sz w:val="32"/>
+                <w:szCs w:val="32"/>
+              </w:rPr>
+              <w:t xml:space="preserve">] </w:t>
+            </w:r>
+            <w:r>
+              <w:rPr>
+                <w:rFonts w:cs="BRH Devanagari Extra"/>
+                <w:color w:val="000000"/>
+                <w:szCs w:val="32"/>
+              </w:rPr>
+              <w:t>7</w:t>
+            </w:r>
+            <w:r>
+              <w:rPr>
+                <w:rFonts w:ascii="BRH Devanagari Extra" w:hAnsi="BRH Devanagari Extra" w:cs="BRH Devanagari Extra"/>
+                <w:color w:val="000000"/>
+                <w:sz w:val="32"/>
+                <w:szCs w:val="32"/>
+              </w:rPr>
+              <w:t>.</w:t>
+            </w:r>
+            <w:r>
+              <w:rPr>
+                <w:rFonts w:cs="BRH Devanagari Extra"/>
+                <w:color w:val="000000"/>
+                <w:szCs w:val="32"/>
+              </w:rPr>
+              <w:t>4</w:t>
+            </w:r>
+            <w:r>
+              <w:rPr>
+                <w:rFonts w:ascii="BRH Devanagari Extra" w:hAnsi="BRH Devanagari Extra" w:cs="BRH Devanagari Extra"/>
+                <w:color w:val="000000"/>
+                <w:sz w:val="32"/>
+                <w:szCs w:val="32"/>
+              </w:rPr>
+              <w:t>.</w:t>
+            </w:r>
+            <w:r>
+              <w:rPr>
+                <w:rFonts w:cs="BRH Devanagari Extra"/>
+                <w:color w:val="000000"/>
+                <w:szCs w:val="32"/>
+              </w:rPr>
+              <w:t>11</w:t>
+            </w:r>
+            <w:r>
+              <w:rPr>
+                <w:rFonts w:ascii="BRH Devanagari Extra" w:hAnsi="BRH Devanagari Extra" w:cs="BRH Devanagari Extra"/>
+                <w:color w:val="000000"/>
+                <w:sz w:val="32"/>
+                <w:szCs w:val="32"/>
+              </w:rPr>
+              <w:t>.</w:t>
+            </w:r>
+            <w:r>
+              <w:rPr>
+                <w:rFonts w:cs="BRH Devanagari Extra"/>
+                <w:color w:val="000000"/>
+                <w:szCs w:val="32"/>
+              </w:rPr>
+              <w:t>3</w:t>
+            </w:r>
+            <w:r>
+              <w:rPr>
+                <w:rFonts w:ascii="BRH Devanagari Extra" w:hAnsi="BRH Devanagari Extra" w:cs="BRH Devanagari Extra"/>
+                <w:color w:val="000000"/>
+                <w:sz w:val="32"/>
+                <w:szCs w:val="32"/>
+              </w:rPr>
+              <w:t>(</w:t>
+            </w:r>
+            <w:r>
+              <w:rPr>
+                <w:rFonts w:cs="BRH Devanagari Extra"/>
+                <w:color w:val="000000"/>
+                <w:szCs w:val="32"/>
+              </w:rPr>
+              <w:t>20</w:t>
+            </w:r>
+            <w:r>
+              <w:rPr>
+                <w:rFonts w:ascii="BRH Devanagari Extra" w:hAnsi="BRH Devanagari Extra" w:cs="BRH Devanagari Extra"/>
+                <w:color w:val="000000"/>
+                <w:sz w:val="32"/>
+                <w:szCs w:val="32"/>
+              </w:rPr>
+              <w:t>)- E</w:t>
+            </w:r>
+            <w:r>
+              <w:rPr>
+                <w:rFonts w:ascii="BRH Malayalam Extra" w:hAnsi="BRH Malayalam Extra" w:cs="BRH Devanagari Extra"/>
+                <w:color w:val="000000"/>
+                <w:szCs w:val="32"/>
+              </w:rPr>
+              <w:t>–</w:t>
+            </w:r>
+            <w:r>
+              <w:rPr>
+                <w:rFonts w:ascii="BRH Devanagari Extra" w:hAnsi="BRH Devanagari Extra" w:cs="BRH Devanagari Extra"/>
+                <w:color w:val="000000"/>
+                <w:sz w:val="32"/>
+                <w:szCs w:val="32"/>
+              </w:rPr>
+              <w:t>pÉ</w:t>
+            </w:r>
+            <w:r>
+              <w:rPr>
+                <w:rFonts w:ascii="BRH Malayalam Extra" w:hAnsi="BRH Malayalam Extra" w:cs="BRH Devanagari Extra"/>
+                <w:color w:val="000000"/>
+                <w:szCs w:val="32"/>
+              </w:rPr>
+              <w:t>–</w:t>
+            </w:r>
+            <w:r>
+              <w:rPr>
+                <w:rFonts w:ascii="BRH Devanagari Extra" w:hAnsi="BRH Devanagari Extra" w:cs="BRH Devanagari Extra"/>
+                <w:color w:val="000000"/>
+                <w:sz w:val="32"/>
+                <w:szCs w:val="32"/>
+              </w:rPr>
+              <w:t>rÉ</w:t>
+            </w:r>
+            <w:r>
+              <w:rPr>
+                <w:rFonts w:ascii="BRH Devanagari Extra" w:hAnsi="BRH Devanagari Extra" w:cs="BRH Devanagari Extra"/>
+                <w:color w:val="000000"/>
+                <w:sz w:val="32"/>
+                <w:szCs w:val="32"/>
+                <w:highlight w:val="yellow"/>
+              </w:rPr>
+              <w:t>iÉ</w:t>
+            </w:r>
+            <w:r>
+              <w:rPr>
+                <w:rFonts w:ascii="BRH Devanagari Extra" w:hAnsi="BRH Devanagari Extra" w:cs="BRH Devanagari Extra"/>
+                <w:color w:val="000000"/>
+                <w:sz w:val="32"/>
+                <w:szCs w:val="32"/>
+              </w:rPr>
+              <w:t>ÉÿerÉÉåÌiÉwÉÉ | rÉ</w:t>
+            </w:r>
+            <w:r>
+              <w:rPr>
+                <w:rFonts w:ascii="BRH Malayalam Extra" w:hAnsi="BRH Malayalam Extra" w:cs="BRH Devanagari Extra"/>
+                <w:color w:val="000000"/>
+                <w:szCs w:val="32"/>
+              </w:rPr>
+              <w:t>–</w:t>
+            </w:r>
+            <w:r>
+              <w:rPr>
+                <w:rFonts w:ascii="BRH Devanagari Extra" w:hAnsi="BRH Devanagari Extra" w:cs="BRH Devanagari Extra"/>
+                <w:color w:val="000000"/>
+                <w:sz w:val="32"/>
+                <w:szCs w:val="32"/>
+              </w:rPr>
+              <w:t>ÎliÉ</w:t>
+            </w:r>
+            <w:r>
+              <w:rPr>
+                <w:rFonts w:ascii="BRH Malayalam Extra" w:hAnsi="BRH Malayalam Extra" w:cs="BRH Devanagari Extra"/>
+                <w:color w:val="000000"/>
+                <w:szCs w:val="32"/>
+              </w:rPr>
+              <w:t>–</w:t>
+            </w:r>
+            <w:r>
+              <w:rPr>
+                <w:rFonts w:ascii="BRH Devanagari Extra" w:hAnsi="BRH Devanagari Extra" w:cs="BRH Devanagari Extra"/>
+                <w:color w:val="000000"/>
+                <w:sz w:val="32"/>
+                <w:szCs w:val="32"/>
+              </w:rPr>
+              <w:t xml:space="preserve"> |</w:t>
+            </w:r>
+          </w:p>
+          <w:p>
+            <w:pPr>
+              <w:widowControl w:val="0"/>
+              <w:autoSpaceDE w:val="0"/>
+              <w:autoSpaceDN w:val="0"/>
+              <w:adjustRightInd w:val="0"/>
+              <w:spacing w:before="0" w:line="240" w:lineRule="auto"/>
+              <w:rPr>
+                <w:rFonts w:ascii="BRH Devanagari Extra" w:hAnsi="BRH Devanagari Extra" w:cs="BRH Devanagari Extra"/>
+                <w:color w:val="000000"/>
+                <w:sz w:val="32"/>
+                <w:szCs w:val="32"/>
+              </w:rPr>
+            </w:pPr>
+            <w:r>
+              <w:rPr>
+                <w:rFonts w:ascii="BRH Devanagari Extra" w:hAnsi="BRH Devanagari Extra" w:cs="BRH Devanagari Extra"/>
+                <w:color w:val="000000"/>
+                <w:sz w:val="32"/>
+                <w:szCs w:val="32"/>
+              </w:rPr>
+              <w:t>E</w:t>
+            </w:r>
+            <w:r>
+              <w:rPr>
+                <w:rFonts w:ascii="BRH Malayalam Extra" w:hAnsi="BRH Malayalam Extra" w:cs="BRH Devanagari Extra"/>
+                <w:color w:val="000000"/>
+                <w:szCs w:val="32"/>
+              </w:rPr>
+              <w:t>–</w:t>
+            </w:r>
+            <w:r>
+              <w:rPr>
+                <w:rFonts w:ascii="BRH Devanagari Extra" w:hAnsi="BRH Devanagari Extra" w:cs="BRH Devanagari Extra"/>
+                <w:color w:val="000000"/>
+                <w:sz w:val="32"/>
+                <w:szCs w:val="32"/>
+              </w:rPr>
+              <w:t>pÉ</w:t>
+            </w:r>
+            <w:r>
+              <w:rPr>
+                <w:rFonts w:ascii="BRH Malayalam Extra" w:hAnsi="BRH Malayalam Extra" w:cs="BRH Devanagari Extra"/>
+                <w:color w:val="000000"/>
+                <w:szCs w:val="32"/>
+              </w:rPr>
+              <w:t>–</w:t>
+            </w:r>
+            <w:r>
+              <w:rPr>
+                <w:rFonts w:ascii="BRH Devanagari Extra" w:hAnsi="BRH Devanagari Extra" w:cs="BRH Devanagari Extra"/>
+                <w:color w:val="000000"/>
+                <w:sz w:val="32"/>
+                <w:szCs w:val="32"/>
+              </w:rPr>
+              <w:t>rÉ</w:t>
+            </w:r>
+            <w:r>
+              <w:rPr>
+                <w:rFonts w:ascii="BRH Devanagari Extra" w:hAnsi="BRH Devanagari Extra" w:cs="BRH Devanagari Extra"/>
+                <w:color w:val="000000"/>
+                <w:sz w:val="32"/>
+                <w:szCs w:val="32"/>
+                <w:highlight w:val="yellow"/>
+              </w:rPr>
+              <w:t>iÉ</w:t>
+            </w:r>
+            <w:r>
+              <w:rPr>
+                <w:rFonts w:ascii="BRH Devanagari Extra" w:hAnsi="BRH Devanagari Extra" w:cs="BRH Devanagari Extra"/>
+                <w:color w:val="000000"/>
+                <w:sz w:val="32"/>
+                <w:szCs w:val="32"/>
+              </w:rPr>
+              <w:t>ÉÿerÉÉåÌiÉwÉÉ rÉÎliÉ rÉlirÉÑpÉ</w:t>
+            </w:r>
+            <w:r>
+              <w:rPr>
+                <w:rFonts w:ascii="BRH Malayalam Extra" w:hAnsi="BRH Malayalam Extra" w:cs="BRH Devanagari Extra"/>
+                <w:color w:val="000000"/>
+                <w:szCs w:val="32"/>
+              </w:rPr>
+              <w:t>–</w:t>
+            </w:r>
+            <w:r>
+              <w:rPr>
+                <w:rFonts w:ascii="BRH Devanagari Extra" w:hAnsi="BRH Devanagari Extra" w:cs="BRH Devanagari Extra"/>
+                <w:color w:val="000000"/>
+                <w:sz w:val="32"/>
+                <w:szCs w:val="32"/>
+              </w:rPr>
+              <w:t>rÉ</w:t>
+            </w:r>
+            <w:r>
+              <w:rPr>
+                <w:rFonts w:ascii="BRH Devanagari Extra" w:hAnsi="BRH Devanagari Extra" w:cs="BRH Devanagari Extra"/>
+                <w:color w:val="000000"/>
+                <w:sz w:val="32"/>
+                <w:szCs w:val="32"/>
+                <w:highlight w:val="yellow"/>
+              </w:rPr>
+              <w:t>iÉÉ</w:t>
+            </w:r>
+            <w:r>
+              <w:rPr>
+                <w:rFonts w:ascii="BRH Devanagari Extra" w:hAnsi="BRH Devanagari Extra" w:cs="BRH Devanagari Extra"/>
+                <w:color w:val="000000"/>
+                <w:sz w:val="32"/>
+                <w:szCs w:val="32"/>
+              </w:rPr>
+              <w:t>ÿerÉÉåÌiÉ wÉÉåpÉ</w:t>
+            </w:r>
+            <w:r>
+              <w:rPr>
+                <w:rFonts w:ascii="BRH Malayalam Extra" w:hAnsi="BRH Malayalam Extra" w:cs="BRH Devanagari Extra"/>
+                <w:color w:val="000000"/>
+                <w:szCs w:val="32"/>
+              </w:rPr>
+              <w:t>–</w:t>
+            </w:r>
+            <w:r>
+              <w:rPr>
+                <w:rFonts w:ascii="BRH Devanagari Extra" w:hAnsi="BRH Devanagari Extra" w:cs="BRH Devanagari Extra"/>
+                <w:color w:val="000000"/>
+                <w:sz w:val="32"/>
+                <w:szCs w:val="32"/>
+              </w:rPr>
+              <w:t>r</w:t>
+            </w:r>
+            <w:r>
+              <w:rPr>
+                <w:rFonts w:ascii="BRH Devanagari Extra" w:hAnsi="BRH Devanagari Extra" w:cs="BRH Devanagari Extra"/>
+                <w:color w:val="000000"/>
+                <w:sz w:val="32"/>
+                <w:szCs w:val="32"/>
+                <w:highlight w:val="yellow"/>
+              </w:rPr>
+              <w:t>ÉiÉÉ</w:t>
+            </w:r>
+            <w:r>
+              <w:rPr>
+                <w:rFonts w:ascii="BRH Devanagari Extra" w:hAnsi="BRH Devanagari Extra" w:cs="BRH Devanagari Extra"/>
+                <w:color w:val="000000"/>
+                <w:sz w:val="32"/>
+                <w:szCs w:val="32"/>
+              </w:rPr>
+              <w:t xml:space="preserve">ÿerÉÉåÌiÉwÉÉ rÉÎliÉ | </w:t>
+            </w:r>
+          </w:p>
+          <w:p>
+            <w:pPr>
+              <w:widowControl w:val="0"/>
+              <w:autoSpaceDE w:val="0"/>
+              <w:autoSpaceDN w:val="0"/>
+              <w:adjustRightInd w:val="0"/>
+              <w:spacing w:before="0" w:line="240" w:lineRule="auto"/>
+              <w:rPr>
+                <w:rFonts w:ascii="BRH Devanagari Extra" w:hAnsi="BRH Devanagari Extra" w:cs="BRH Devanagari Extra"/>
+                <w:color w:val="000000"/>
+                <w:sz w:val="32"/>
+                <w:szCs w:val="32"/>
+              </w:rPr>
+            </w:pPr>
+            <w:r>
+              <w:rPr>
+                <w:rFonts w:ascii="BRH Devanagari Extra" w:hAnsi="BRH Devanagari Extra" w:cs="BRH Devanagari Extra"/>
+                <w:color w:val="000000"/>
+                <w:sz w:val="32"/>
+                <w:szCs w:val="32"/>
+              </w:rPr>
+              <w:t>(</w:t>
+            </w:r>
+            <w:proofErr w:type="gramStart"/>
+            <w:r>
+              <w:rPr>
+                <w:rFonts w:cs="BRH Devanagari Extra"/>
+                <w:color w:val="000000"/>
+                <w:szCs w:val="32"/>
+              </w:rPr>
+              <w:t>25</w:t>
+            </w:r>
+            <w:r>
+              <w:rPr>
+                <w:rFonts w:ascii="BRH Devanagari Extra" w:hAnsi="BRH Devanagari Extra" w:cs="BRH Devanagari Extra"/>
+                <w:color w:val="000000"/>
+                <w:sz w:val="32"/>
+                <w:szCs w:val="32"/>
+              </w:rPr>
+              <w:t>)</w:t>
+            </w:r>
+            <w:r>
+              <w:rPr>
+                <w:rFonts w:cs="BRH Devanagari Extra"/>
+                <w:color w:val="000000"/>
+                <w:szCs w:val="32"/>
+              </w:rPr>
+              <w:t>[</w:t>
+            </w:r>
+            <w:proofErr w:type="gramEnd"/>
+            <w:r>
+              <w:rPr>
+                <w:rFonts w:cs="BRH Devanagari Extra"/>
+                <w:color w:val="000000"/>
+                <w:szCs w:val="32"/>
+              </w:rPr>
+              <w:t>P36</w:t>
+            </w:r>
+            <w:r>
+              <w:rPr>
+                <w:rFonts w:ascii="BRH Devanagari Extra" w:hAnsi="BRH Devanagari Extra" w:cs="BRH Devanagari Extra"/>
+                <w:color w:val="000000"/>
+                <w:sz w:val="32"/>
+                <w:szCs w:val="32"/>
+              </w:rPr>
+              <w:t xml:space="preserve">] </w:t>
+            </w:r>
+            <w:r>
+              <w:rPr>
+                <w:rFonts w:cs="BRH Devanagari Extra"/>
+                <w:color w:val="000000"/>
+                <w:szCs w:val="32"/>
+              </w:rPr>
+              <w:t>7</w:t>
+            </w:r>
+            <w:r>
+              <w:rPr>
+                <w:rFonts w:ascii="BRH Devanagari Extra" w:hAnsi="BRH Devanagari Extra" w:cs="BRH Devanagari Extra"/>
+                <w:color w:val="000000"/>
+                <w:sz w:val="32"/>
+                <w:szCs w:val="32"/>
+              </w:rPr>
+              <w:t>.</w:t>
+            </w:r>
+            <w:r>
+              <w:rPr>
+                <w:rFonts w:cs="BRH Devanagari Extra"/>
+                <w:color w:val="000000"/>
+                <w:szCs w:val="32"/>
+              </w:rPr>
+              <w:t>4</w:t>
+            </w:r>
+            <w:r>
+              <w:rPr>
+                <w:rFonts w:ascii="BRH Devanagari Extra" w:hAnsi="BRH Devanagari Extra" w:cs="BRH Devanagari Extra"/>
+                <w:color w:val="000000"/>
+                <w:sz w:val="32"/>
+                <w:szCs w:val="32"/>
+              </w:rPr>
+              <w:t>.</w:t>
+            </w:r>
+            <w:r>
+              <w:rPr>
+                <w:rFonts w:cs="BRH Devanagari Extra"/>
+                <w:color w:val="000000"/>
+                <w:szCs w:val="32"/>
+              </w:rPr>
+              <w:t>11</w:t>
+            </w:r>
+            <w:r>
+              <w:rPr>
+                <w:rFonts w:ascii="BRH Devanagari Extra" w:hAnsi="BRH Devanagari Extra" w:cs="BRH Devanagari Extra"/>
+                <w:color w:val="000000"/>
+                <w:sz w:val="32"/>
+                <w:szCs w:val="32"/>
+              </w:rPr>
+              <w:t>.</w:t>
+            </w:r>
+            <w:r>
+              <w:rPr>
+                <w:rFonts w:cs="BRH Devanagari Extra"/>
+                <w:color w:val="000000"/>
+                <w:szCs w:val="32"/>
+              </w:rPr>
+              <w:t>3</w:t>
+            </w:r>
+            <w:r>
+              <w:rPr>
+                <w:rFonts w:ascii="BRH Devanagari Extra" w:hAnsi="BRH Devanagari Extra" w:cs="BRH Devanagari Extra"/>
+                <w:color w:val="000000"/>
+                <w:sz w:val="32"/>
+                <w:szCs w:val="32"/>
+              </w:rPr>
+              <w:t>(</w:t>
+            </w:r>
+            <w:r>
+              <w:rPr>
+                <w:rFonts w:cs="BRH Devanagari Extra"/>
+                <w:color w:val="000000"/>
+                <w:szCs w:val="32"/>
+              </w:rPr>
+              <w:t>20</w:t>
+            </w:r>
+            <w:r>
+              <w:rPr>
+                <w:rFonts w:ascii="BRH Devanagari Extra" w:hAnsi="BRH Devanagari Extra" w:cs="BRH Devanagari Extra"/>
+                <w:color w:val="000000"/>
+                <w:sz w:val="32"/>
+                <w:szCs w:val="32"/>
+              </w:rPr>
+              <w:t>)- E</w:t>
+            </w:r>
+            <w:r>
+              <w:rPr>
+                <w:rFonts w:ascii="BRH Malayalam Extra" w:hAnsi="BRH Malayalam Extra" w:cs="BRH Devanagari Extra"/>
+                <w:color w:val="000000"/>
+                <w:szCs w:val="32"/>
+              </w:rPr>
+              <w:t>–</w:t>
+            </w:r>
+            <w:r>
+              <w:rPr>
+                <w:rFonts w:ascii="BRH Devanagari Extra" w:hAnsi="BRH Devanagari Extra" w:cs="BRH Devanagari Extra"/>
+                <w:color w:val="000000"/>
+                <w:sz w:val="32"/>
+                <w:szCs w:val="32"/>
+              </w:rPr>
+              <w:t>pÉ</w:t>
+            </w:r>
+            <w:r>
+              <w:rPr>
+                <w:rFonts w:ascii="BRH Malayalam Extra" w:hAnsi="BRH Malayalam Extra" w:cs="BRH Devanagari Extra"/>
+                <w:color w:val="000000"/>
+                <w:szCs w:val="32"/>
+              </w:rPr>
+              <w:t>–</w:t>
+            </w:r>
+            <w:r>
+              <w:rPr>
+                <w:rFonts w:ascii="BRH Devanagari Extra" w:hAnsi="BRH Devanagari Extra" w:cs="BRH Devanagari Extra"/>
+                <w:color w:val="000000"/>
+                <w:sz w:val="32"/>
+                <w:szCs w:val="32"/>
+              </w:rPr>
+              <w:t>rÉ</w:t>
+            </w:r>
+            <w:r>
+              <w:rPr>
+                <w:rFonts w:ascii="BRH Devanagari Extra" w:hAnsi="BRH Devanagari Extra" w:cs="BRH Devanagari Extra"/>
+                <w:color w:val="000000"/>
+                <w:sz w:val="32"/>
+                <w:szCs w:val="32"/>
+                <w:highlight w:val="yellow"/>
+              </w:rPr>
+              <w:t>iÉÉ</w:t>
+            </w:r>
+            <w:r>
+              <w:rPr>
+                <w:rFonts w:ascii="BRH Devanagari Extra" w:hAnsi="BRH Devanagari Extra" w:cs="BRH Devanagari Extra"/>
+                <w:color w:val="000000"/>
+                <w:sz w:val="32"/>
+                <w:szCs w:val="32"/>
+              </w:rPr>
+              <w:t>ÿerÉÉåÌiÉwÉÉ |</w:t>
+            </w:r>
+          </w:p>
+          <w:p>
+            <w:pPr>
+              <w:widowControl w:val="0"/>
+              <w:autoSpaceDE w:val="0"/>
+              <w:autoSpaceDN w:val="0"/>
+              <w:adjustRightInd w:val="0"/>
+              <w:spacing w:before="0" w:line="240" w:lineRule="auto"/>
+              <w:rPr>
+                <w:rFonts w:ascii="BRH Devanagari Extra" w:hAnsi="BRH Devanagari Extra" w:cs="BRH Devanagari Extra"/>
+                <w:color w:val="000000"/>
+                <w:sz w:val="32"/>
+                <w:szCs w:val="32"/>
+              </w:rPr>
+            </w:pPr>
+            <w:r>
+              <w:rPr>
+                <w:rFonts w:ascii="BRH Devanagari Extra" w:hAnsi="BRH Devanagari Extra" w:cs="BRH Devanagari Extra"/>
+                <w:color w:val="000000"/>
+                <w:sz w:val="32"/>
+                <w:szCs w:val="32"/>
+              </w:rPr>
+              <w:t>E</w:t>
+            </w:r>
+            <w:r>
+              <w:rPr>
+                <w:rFonts w:ascii="BRH Malayalam Extra" w:hAnsi="BRH Malayalam Extra" w:cs="BRH Devanagari Extra"/>
+                <w:color w:val="000000"/>
+                <w:szCs w:val="32"/>
+              </w:rPr>
+              <w:t>–</w:t>
+            </w:r>
+            <w:r>
+              <w:rPr>
+                <w:rFonts w:ascii="BRH Devanagari Extra" w:hAnsi="BRH Devanagari Extra" w:cs="BRH Devanagari Extra"/>
+                <w:color w:val="000000"/>
+                <w:sz w:val="32"/>
+                <w:szCs w:val="32"/>
+              </w:rPr>
+              <w:t>pÉ</w:t>
+            </w:r>
+            <w:r>
+              <w:rPr>
+                <w:rFonts w:ascii="BRH Malayalam Extra" w:hAnsi="BRH Malayalam Extra" w:cs="BRH Devanagari Extra"/>
+                <w:color w:val="000000"/>
+                <w:szCs w:val="32"/>
+              </w:rPr>
+              <w:t>–</w:t>
+            </w:r>
+            <w:r>
+              <w:rPr>
+                <w:rFonts w:ascii="BRH Devanagari Extra" w:hAnsi="BRH Devanagari Extra" w:cs="BRH Devanagari Extra"/>
+                <w:color w:val="000000"/>
+                <w:sz w:val="32"/>
+                <w:szCs w:val="32"/>
+              </w:rPr>
+              <w:t>rÉ</w:t>
+            </w:r>
+            <w:r>
+              <w:rPr>
+                <w:rFonts w:ascii="BRH Devanagari Extra" w:hAnsi="BRH Devanagari Extra" w:cs="BRH Devanagari Extra"/>
+                <w:color w:val="000000"/>
+                <w:sz w:val="32"/>
+                <w:szCs w:val="32"/>
+                <w:highlight w:val="yellow"/>
+              </w:rPr>
+              <w:t>iÉÉ</w:t>
+            </w:r>
+            <w:r>
+              <w:rPr>
+                <w:rFonts w:ascii="BRH Devanagari Extra" w:hAnsi="BRH Devanagari Extra" w:cs="BRH Devanagari Extra"/>
+                <w:color w:val="000000"/>
+                <w:sz w:val="32"/>
+                <w:szCs w:val="32"/>
+              </w:rPr>
+              <w:t>ÿerÉÉåÌiÉ</w:t>
+            </w:r>
+            <w:r>
+              <w:rPr>
+                <w:rFonts w:ascii="BRH Malayalam Extra" w:hAnsi="BRH Malayalam Extra" w:cs="BRH Devanagari Extra"/>
+                <w:color w:val="000000"/>
+                <w:szCs w:val="32"/>
+              </w:rPr>
+              <w:t>–</w:t>
+            </w:r>
+            <w:r>
+              <w:rPr>
+                <w:rFonts w:ascii="BRH Devanagari Extra" w:hAnsi="BRH Devanagari Extra" w:cs="BRH Devanagari Extra"/>
+                <w:color w:val="000000"/>
+                <w:sz w:val="32"/>
+                <w:szCs w:val="32"/>
+              </w:rPr>
+              <w:t>wÉåirÉÑþpÉ</w:t>
+            </w:r>
+            <w:r>
+              <w:rPr>
+                <w:rFonts w:ascii="BRH Malayalam Extra" w:hAnsi="BRH Malayalam Extra" w:cs="BRH Devanagari Extra"/>
+                <w:color w:val="000000"/>
+                <w:szCs w:val="32"/>
+              </w:rPr>
+              <w:t>–</w:t>
+            </w:r>
+            <w:r>
+              <w:rPr>
+                <w:rFonts w:ascii="BRH Devanagari Extra" w:hAnsi="BRH Devanagari Extra" w:cs="BRH Devanagari Extra"/>
+                <w:color w:val="000000"/>
+                <w:sz w:val="32"/>
+                <w:szCs w:val="32"/>
+              </w:rPr>
+              <w:t>rÉiÉþÈ - erÉÉå</w:t>
+            </w:r>
+            <w:r>
+              <w:rPr>
+                <w:rFonts w:ascii="BRH Malayalam Extra" w:hAnsi="BRH Malayalam Extra" w:cs="BRH Devanagari Extra"/>
+                <w:color w:val="000000"/>
+                <w:szCs w:val="32"/>
+              </w:rPr>
+              <w:t>–</w:t>
+            </w:r>
+            <w:r>
+              <w:rPr>
+                <w:rFonts w:ascii="BRH Devanagari Extra" w:hAnsi="BRH Devanagari Extra" w:cs="BRH Devanagari Extra"/>
+                <w:color w:val="000000"/>
+                <w:sz w:val="32"/>
+                <w:szCs w:val="32"/>
+              </w:rPr>
+              <w:t>ÌiÉ</w:t>
+            </w:r>
+            <w:r>
+              <w:rPr>
+                <w:rFonts w:ascii="BRH Malayalam Extra" w:hAnsi="BRH Malayalam Extra" w:cs="BRH Devanagari Extra"/>
+                <w:color w:val="000000"/>
+                <w:szCs w:val="32"/>
+              </w:rPr>
+              <w:t>–</w:t>
+            </w:r>
+            <w:r>
+              <w:rPr>
+                <w:rFonts w:ascii="BRH Devanagari Extra" w:hAnsi="BRH Devanagari Extra" w:cs="BRH Devanagari Extra"/>
+                <w:color w:val="000000"/>
+                <w:sz w:val="32"/>
+                <w:szCs w:val="32"/>
+              </w:rPr>
+              <w:t>wÉÉ</w:t>
+            </w:r>
+            <w:r>
+              <w:rPr>
+                <w:rFonts w:ascii="BRH Malayalam Extra" w:hAnsi="BRH Malayalam Extra" w:cs="BRH Devanagari Extra"/>
+                <w:color w:val="000000"/>
+                <w:szCs w:val="32"/>
+              </w:rPr>
+              <w:t>–</w:t>
+            </w:r>
+            <w:r>
+              <w:rPr>
+                <w:rFonts w:ascii="BRH Devanagari Extra" w:hAnsi="BRH Devanagari Extra" w:cs="BRH Devanagari Extra"/>
+                <w:color w:val="000000"/>
+                <w:sz w:val="32"/>
+                <w:szCs w:val="32"/>
+              </w:rPr>
+              <w:t xml:space="preserve"> | </w:t>
+            </w:r>
+          </w:p>
+        </w:tc>
+        <w:tc>
+          <w:tcPr>
+            <w:tcW w:w="7230" w:type="dxa"/>
+          </w:tcPr>
+          <w:p>
+            <w:pPr>
+              <w:widowControl w:val="0"/>
+              <w:autoSpaceDE w:val="0"/>
+              <w:autoSpaceDN w:val="0"/>
+              <w:adjustRightInd w:val="0"/>
+              <w:spacing w:before="0" w:line="240" w:lineRule="auto"/>
+              <w:rPr>
+                <w:rFonts w:ascii="BRH Devanagari Extra" w:hAnsi="BRH Devanagari Extra" w:cs="BRH Devanagari Extra"/>
+                <w:color w:val="000000"/>
+                <w:sz w:val="32"/>
+                <w:szCs w:val="32"/>
+              </w:rPr>
+            </w:pPr>
+            <w:r>
+              <w:rPr>
+                <w:rFonts w:ascii="BRH Devanagari Extra" w:hAnsi="BRH Devanagari Extra" w:cs="BRH Devanagari Extra"/>
+                <w:color w:val="000000"/>
+                <w:sz w:val="32"/>
+                <w:szCs w:val="32"/>
+              </w:rPr>
+              <w:t>(</w:t>
+            </w:r>
+            <w:proofErr w:type="gramStart"/>
+            <w:r>
+              <w:rPr>
+                <w:rFonts w:cs="BRH Devanagari Extra"/>
+                <w:color w:val="000000"/>
+                <w:szCs w:val="32"/>
+              </w:rPr>
+              <w:t>23</w:t>
+            </w:r>
+            <w:r>
+              <w:rPr>
+                <w:rFonts w:ascii="BRH Devanagari Extra" w:hAnsi="BRH Devanagari Extra" w:cs="BRH Devanagari Extra"/>
+                <w:color w:val="000000"/>
+                <w:sz w:val="32"/>
+                <w:szCs w:val="32"/>
+              </w:rPr>
+              <w:t>)</w:t>
+            </w:r>
+            <w:r>
+              <w:rPr>
+                <w:rFonts w:cs="BRH Devanagari Extra"/>
+                <w:color w:val="000000"/>
+                <w:szCs w:val="32"/>
+              </w:rPr>
+              <w:t>[</w:t>
+            </w:r>
+            <w:proofErr w:type="gramEnd"/>
+            <w:r>
+              <w:rPr>
+                <w:rFonts w:cs="BRH Devanagari Extra"/>
+                <w:color w:val="000000"/>
+                <w:szCs w:val="32"/>
+              </w:rPr>
+              <w:t>P36</w:t>
+            </w:r>
+            <w:r>
+              <w:rPr>
+                <w:rFonts w:ascii="BRH Devanagari Extra" w:hAnsi="BRH Devanagari Extra" w:cs="BRH Devanagari Extra"/>
+                <w:color w:val="000000"/>
+                <w:sz w:val="32"/>
+                <w:szCs w:val="32"/>
+              </w:rPr>
+              <w:t xml:space="preserve">] </w:t>
+            </w:r>
+            <w:r>
+              <w:rPr>
+                <w:rFonts w:cs="BRH Devanagari Extra"/>
+                <w:color w:val="000000"/>
+                <w:szCs w:val="32"/>
+              </w:rPr>
+              <w:t>7</w:t>
+            </w:r>
+            <w:r>
+              <w:rPr>
+                <w:rFonts w:ascii="BRH Devanagari Extra" w:hAnsi="BRH Devanagari Extra" w:cs="BRH Devanagari Extra"/>
+                <w:color w:val="000000"/>
+                <w:sz w:val="32"/>
+                <w:szCs w:val="32"/>
+              </w:rPr>
+              <w:t>.</w:t>
+            </w:r>
+            <w:r>
+              <w:rPr>
+                <w:rFonts w:cs="BRH Devanagari Extra"/>
+                <w:color w:val="000000"/>
+                <w:szCs w:val="32"/>
+              </w:rPr>
+              <w:t>4</w:t>
+            </w:r>
+            <w:r>
+              <w:rPr>
+                <w:rFonts w:ascii="BRH Devanagari Extra" w:hAnsi="BRH Devanagari Extra" w:cs="BRH Devanagari Extra"/>
+                <w:color w:val="000000"/>
+                <w:sz w:val="32"/>
+                <w:szCs w:val="32"/>
+              </w:rPr>
+              <w:t>.</w:t>
+            </w:r>
+            <w:r>
+              <w:rPr>
+                <w:rFonts w:cs="BRH Devanagari Extra"/>
+                <w:color w:val="000000"/>
+                <w:szCs w:val="32"/>
+              </w:rPr>
+              <w:t>11</w:t>
+            </w:r>
+            <w:r>
+              <w:rPr>
+                <w:rFonts w:ascii="BRH Devanagari Extra" w:hAnsi="BRH Devanagari Extra" w:cs="BRH Devanagari Extra"/>
+                <w:color w:val="000000"/>
+                <w:sz w:val="32"/>
+                <w:szCs w:val="32"/>
+              </w:rPr>
+              <w:t>.</w:t>
+            </w:r>
+            <w:r>
+              <w:rPr>
+                <w:rFonts w:cs="BRH Devanagari Extra"/>
+                <w:color w:val="000000"/>
+                <w:szCs w:val="32"/>
+              </w:rPr>
+              <w:t>3</w:t>
+            </w:r>
+            <w:r>
+              <w:rPr>
+                <w:rFonts w:ascii="BRH Devanagari Extra" w:hAnsi="BRH Devanagari Extra" w:cs="BRH Devanagari Extra"/>
+                <w:color w:val="000000"/>
+                <w:sz w:val="32"/>
+                <w:szCs w:val="32"/>
+              </w:rPr>
+              <w:t>(</w:t>
+            </w:r>
+            <w:r>
+              <w:rPr>
+                <w:rFonts w:cs="BRH Devanagari Extra"/>
+                <w:color w:val="000000"/>
+                <w:szCs w:val="32"/>
+              </w:rPr>
+              <w:t>19</w:t>
+            </w:r>
+            <w:r>
+              <w:rPr>
+                <w:rFonts w:ascii="BRH Devanagari Extra" w:hAnsi="BRH Devanagari Extra" w:cs="BRH Devanagari Extra"/>
+                <w:color w:val="000000"/>
+                <w:sz w:val="32"/>
+                <w:szCs w:val="32"/>
+              </w:rPr>
+              <w:t>)- ÌiÉ</w:t>
+            </w:r>
+            <w:r>
+              <w:rPr>
+                <w:rFonts w:ascii="BRH Malayalam Extra" w:hAnsi="BRH Malayalam Extra" w:cs="BRH Devanagari Extra"/>
+                <w:color w:val="000000"/>
+                <w:szCs w:val="32"/>
+              </w:rPr>
+              <w:t>–</w:t>
+            </w:r>
+            <w:r>
+              <w:rPr>
+                <w:rFonts w:ascii="BRH Devanagari Extra" w:hAnsi="BRH Devanagari Extra" w:cs="BRH Devanagari Extra"/>
+                <w:color w:val="000000"/>
+                <w:sz w:val="32"/>
+                <w:szCs w:val="32"/>
+              </w:rPr>
+              <w:t>¸</w:t>
+            </w:r>
+            <w:r>
+              <w:rPr>
+                <w:rFonts w:ascii="BRH Malayalam Extra" w:hAnsi="BRH Malayalam Extra" w:cs="BRH Devanagari Extra"/>
+                <w:color w:val="000000"/>
+                <w:szCs w:val="32"/>
+              </w:rPr>
+              <w:t>–</w:t>
+            </w:r>
+            <w:r>
+              <w:rPr>
+                <w:rFonts w:ascii="BRH Devanagari Extra" w:hAnsi="BRH Devanagari Extra" w:cs="BRH Devanagari Extra"/>
+                <w:color w:val="000000"/>
+                <w:sz w:val="32"/>
+                <w:szCs w:val="32"/>
+              </w:rPr>
+              <w:t>ÎliÉ</w:t>
+            </w:r>
+            <w:r>
+              <w:rPr>
+                <w:rFonts w:ascii="BRH Malayalam Extra" w:hAnsi="BRH Malayalam Extra" w:cs="BRH Devanagari Extra"/>
+                <w:color w:val="000000"/>
+                <w:szCs w:val="32"/>
+              </w:rPr>
+              <w:t>–</w:t>
+            </w:r>
+            <w:r>
+              <w:rPr>
+                <w:rFonts w:ascii="BRH Devanagari Extra" w:hAnsi="BRH Devanagari Extra" w:cs="BRH Devanagari Extra"/>
+                <w:color w:val="000000"/>
+                <w:sz w:val="32"/>
+                <w:szCs w:val="32"/>
+              </w:rPr>
+              <w:t xml:space="preserve"> | E</w:t>
+            </w:r>
+            <w:r>
+              <w:rPr>
+                <w:rFonts w:ascii="BRH Malayalam Extra" w:hAnsi="BRH Malayalam Extra" w:cs="BRH Devanagari Extra"/>
+                <w:color w:val="000000"/>
+                <w:szCs w:val="32"/>
+              </w:rPr>
+              <w:t>–</w:t>
+            </w:r>
+            <w:r>
+              <w:rPr>
+                <w:rFonts w:ascii="BRH Devanagari Extra" w:hAnsi="BRH Devanagari Extra" w:cs="BRH Devanagari Extra"/>
+                <w:color w:val="000000"/>
+                <w:sz w:val="32"/>
+                <w:szCs w:val="32"/>
+              </w:rPr>
+              <w:t>pÉ</w:t>
+            </w:r>
+            <w:r>
+              <w:rPr>
+                <w:rFonts w:ascii="BRH Malayalam Extra" w:hAnsi="BRH Malayalam Extra" w:cs="BRH Devanagari Extra"/>
+                <w:color w:val="000000"/>
+                <w:szCs w:val="32"/>
+              </w:rPr>
+              <w:t>–</w:t>
+            </w:r>
+            <w:r>
+              <w:rPr>
+                <w:rFonts w:ascii="BRH Devanagari Extra" w:hAnsi="BRH Devanagari Extra" w:cs="BRH Devanagari Extra"/>
+                <w:color w:val="000000"/>
+                <w:sz w:val="32"/>
+                <w:szCs w:val="32"/>
+              </w:rPr>
+              <w:t>rÉ</w:t>
+            </w:r>
+            <w:r>
+              <w:rPr>
+                <w:rFonts w:ascii="BRH Devanagari Extra" w:hAnsi="BRH Devanagari Extra" w:cs="BRH Devanagari Extra"/>
+                <w:color w:val="000000"/>
+                <w:sz w:val="32"/>
+                <w:szCs w:val="32"/>
+                <w:highlight w:val="green"/>
+              </w:rPr>
+              <w:t>iÉÉåÿ</w:t>
+            </w:r>
+            <w:r>
+              <w:rPr>
+                <w:rFonts w:ascii="BRH Devanagari Extra" w:hAnsi="BRH Devanagari Extra" w:cs="BRH Devanagari Extra"/>
+                <w:color w:val="000000"/>
+                <w:sz w:val="32"/>
+                <w:szCs w:val="32"/>
+              </w:rPr>
+              <w:t>erÉÉåÌiÉwÉÉ |</w:t>
+            </w:r>
+          </w:p>
+          <w:p>
+            <w:pPr>
+              <w:widowControl w:val="0"/>
+              <w:autoSpaceDE w:val="0"/>
+              <w:autoSpaceDN w:val="0"/>
+              <w:adjustRightInd w:val="0"/>
+              <w:spacing w:before="0" w:line="240" w:lineRule="auto"/>
+              <w:rPr>
+                <w:rFonts w:ascii="BRH Devanagari Extra" w:hAnsi="BRH Devanagari Extra" w:cs="BRH Devanagari Extra"/>
+                <w:color w:val="000000"/>
+                <w:sz w:val="32"/>
+                <w:szCs w:val="32"/>
+              </w:rPr>
+            </w:pPr>
+            <w:r>
+              <w:rPr>
+                <w:rFonts w:ascii="BRH Devanagari Extra" w:hAnsi="BRH Devanagari Extra" w:cs="BRH Devanagari Extra"/>
+                <w:color w:val="000000"/>
+                <w:sz w:val="32"/>
+                <w:szCs w:val="32"/>
+              </w:rPr>
+              <w:t>ÌiÉ</w:t>
+            </w:r>
+            <w:r>
+              <w:rPr>
+                <w:rFonts w:ascii="BRH Malayalam Extra" w:hAnsi="BRH Malayalam Extra" w:cs="BRH Devanagari Extra"/>
+                <w:color w:val="000000"/>
+                <w:szCs w:val="32"/>
+              </w:rPr>
+              <w:t>–</w:t>
+            </w:r>
+            <w:r>
+              <w:rPr>
+                <w:rFonts w:ascii="BRH Devanagari Extra" w:hAnsi="BRH Devanagari Extra" w:cs="BRH Devanagari Extra"/>
+                <w:color w:val="000000"/>
+                <w:sz w:val="32"/>
+                <w:szCs w:val="32"/>
+              </w:rPr>
+              <w:t>¸</w:t>
+            </w:r>
+            <w:r>
+              <w:rPr>
+                <w:rFonts w:ascii="BRH Malayalam Extra" w:hAnsi="BRH Malayalam Extra" w:cs="BRH Devanagari Extra"/>
+                <w:color w:val="000000"/>
+                <w:szCs w:val="32"/>
+              </w:rPr>
+              <w:t>–</w:t>
+            </w:r>
+            <w:r>
+              <w:rPr>
+                <w:rFonts w:ascii="BRH Devanagari Extra" w:hAnsi="BRH Devanagari Extra" w:cs="BRH Devanagari Extra"/>
+                <w:color w:val="000000"/>
+                <w:sz w:val="32"/>
+                <w:szCs w:val="32"/>
+              </w:rPr>
+              <w:t xml:space="preserve"> lirÉÑ</w:t>
+            </w:r>
+            <w:r>
+              <w:rPr>
+                <w:rFonts w:ascii="BRH Malayalam Extra" w:hAnsi="BRH Malayalam Extra" w:cs="BRH Devanagari Extra"/>
+                <w:color w:val="000000"/>
+                <w:szCs w:val="32"/>
+              </w:rPr>
+              <w:t>–</w:t>
+            </w:r>
+            <w:r>
+              <w:rPr>
+                <w:rFonts w:ascii="BRH Devanagari Extra" w:hAnsi="BRH Devanagari Extra" w:cs="BRH Devanagari Extra"/>
+                <w:color w:val="000000"/>
+                <w:sz w:val="32"/>
+                <w:szCs w:val="32"/>
+              </w:rPr>
+              <w:t>pÉ</w:t>
+            </w:r>
+            <w:r>
+              <w:rPr>
+                <w:rFonts w:ascii="BRH Malayalam Extra" w:hAnsi="BRH Malayalam Extra" w:cs="BRH Devanagari Extra"/>
+                <w:color w:val="000000"/>
+                <w:szCs w:val="32"/>
+              </w:rPr>
+              <w:t>–</w:t>
+            </w:r>
+            <w:r>
+              <w:rPr>
+                <w:rFonts w:ascii="BRH Devanagari Extra" w:hAnsi="BRH Devanagari Extra" w:cs="BRH Devanagari Extra"/>
+                <w:color w:val="000000"/>
+                <w:sz w:val="32"/>
+                <w:szCs w:val="32"/>
+              </w:rPr>
+              <w:t>rÉ</w:t>
+            </w:r>
+            <w:r>
+              <w:rPr>
+                <w:rFonts w:ascii="BRH Devanagari Extra" w:hAnsi="BRH Devanagari Extra" w:cs="BRH Devanagari Extra"/>
+                <w:color w:val="000000"/>
+                <w:sz w:val="32"/>
+                <w:szCs w:val="32"/>
+                <w:highlight w:val="green"/>
+              </w:rPr>
+              <w:t>iÉÉ</w:t>
+            </w:r>
+            <w:r>
+              <w:rPr>
+                <w:rFonts w:ascii="BRH Devanagari Extra" w:hAnsi="BRH Devanagari Extra" w:cs="BRH Devanagari Extra"/>
+                <w:color w:val="000000"/>
+                <w:sz w:val="32"/>
+                <w:szCs w:val="32"/>
+              </w:rPr>
+              <w:t>ÿåerÉÉåÌiÉ wÉÉåpÉ</w:t>
+            </w:r>
+            <w:r>
+              <w:rPr>
+                <w:rFonts w:ascii="BRH Malayalam Extra" w:hAnsi="BRH Malayalam Extra" w:cs="BRH Devanagari Extra"/>
+                <w:color w:val="000000"/>
+                <w:szCs w:val="32"/>
+              </w:rPr>
+              <w:t>–</w:t>
+            </w:r>
+            <w:r>
+              <w:rPr>
+                <w:rFonts w:ascii="BRH Devanagari Extra" w:hAnsi="BRH Devanagari Extra" w:cs="BRH Devanagari Extra"/>
+                <w:color w:val="000000"/>
+                <w:sz w:val="32"/>
+                <w:szCs w:val="32"/>
+              </w:rPr>
+              <w:t>rÉ</w:t>
+            </w:r>
+            <w:r>
+              <w:rPr>
+                <w:rFonts w:ascii="BRH Devanagari Extra" w:hAnsi="BRH Devanagari Extra" w:cs="BRH Devanagari Extra"/>
+                <w:color w:val="000000"/>
+                <w:sz w:val="32"/>
+                <w:szCs w:val="32"/>
+                <w:highlight w:val="green"/>
+              </w:rPr>
+              <w:t>iÉÉ</w:t>
+            </w:r>
+            <w:r>
+              <w:rPr>
+                <w:rFonts w:ascii="BRH Devanagari Extra" w:hAnsi="BRH Devanagari Extra" w:cs="BRH Devanagari Extra"/>
+                <w:color w:val="000000"/>
+                <w:sz w:val="32"/>
+                <w:szCs w:val="32"/>
+              </w:rPr>
+              <w:t>åÿerÉÉåÌiÉwÉÉ ÌiÉ¸ÎliÉ ÌiÉ¸</w:t>
+            </w:r>
+          </w:p>
+          <w:p>
+            <w:pPr>
+              <w:widowControl w:val="0"/>
+              <w:autoSpaceDE w:val="0"/>
+              <w:autoSpaceDN w:val="0"/>
+              <w:adjustRightInd w:val="0"/>
+              <w:spacing w:before="0" w:line="240" w:lineRule="auto"/>
+              <w:rPr>
+                <w:rFonts w:ascii="BRH Devanagari Extra" w:hAnsi="BRH Devanagari Extra" w:cs="BRH Devanagari Extra"/>
+                <w:color w:val="000000"/>
+                <w:sz w:val="32"/>
+                <w:szCs w:val="32"/>
+              </w:rPr>
+            </w:pPr>
+            <w:r>
+              <w:rPr>
+                <w:rFonts w:ascii="BRH Devanagari Extra" w:hAnsi="BRH Devanagari Extra" w:cs="BRH Devanagari Extra"/>
+                <w:color w:val="000000"/>
+                <w:sz w:val="32"/>
+                <w:szCs w:val="32"/>
+              </w:rPr>
+              <w:t>lirÉÑpÉ</w:t>
+            </w:r>
+            <w:r>
+              <w:rPr>
+                <w:rFonts w:ascii="BRH Malayalam Extra" w:hAnsi="BRH Malayalam Extra" w:cs="BRH Devanagari Extra"/>
+                <w:color w:val="000000"/>
+                <w:szCs w:val="32"/>
+              </w:rPr>
+              <w:t>–</w:t>
+            </w:r>
+            <w:r>
+              <w:rPr>
+                <w:rFonts w:ascii="BRH Devanagari Extra" w:hAnsi="BRH Devanagari Extra" w:cs="BRH Devanagari Extra"/>
+                <w:color w:val="000000"/>
+                <w:sz w:val="32"/>
+                <w:szCs w:val="32"/>
+              </w:rPr>
+              <w:t>rÉ</w:t>
+            </w:r>
+            <w:r>
+              <w:rPr>
+                <w:rFonts w:ascii="BRH Devanagari Extra" w:hAnsi="BRH Devanagari Extra" w:cs="BRH Devanagari Extra"/>
+                <w:color w:val="000000"/>
+                <w:sz w:val="32"/>
+                <w:szCs w:val="32"/>
+                <w:highlight w:val="green"/>
+              </w:rPr>
+              <w:t>iÉÉÿå</w:t>
+            </w:r>
+            <w:r>
+              <w:rPr>
+                <w:rFonts w:ascii="BRH Devanagari Extra" w:hAnsi="BRH Devanagari Extra" w:cs="BRH Devanagari Extra"/>
+                <w:color w:val="000000"/>
+                <w:sz w:val="32"/>
+                <w:szCs w:val="32"/>
+              </w:rPr>
+              <w:t xml:space="preserve">erÉÉåÌiÉwÉÉ | </w:t>
+            </w:r>
+          </w:p>
+          <w:p>
+            <w:pPr>
+              <w:widowControl w:val="0"/>
+              <w:autoSpaceDE w:val="0"/>
+              <w:autoSpaceDN w:val="0"/>
+              <w:adjustRightInd w:val="0"/>
+              <w:spacing w:before="0" w:line="240" w:lineRule="auto"/>
+              <w:rPr>
+                <w:rFonts w:ascii="BRH Devanagari Extra" w:hAnsi="BRH Devanagari Extra" w:cs="BRH Devanagari Extra"/>
+                <w:color w:val="000000"/>
+                <w:sz w:val="32"/>
+                <w:szCs w:val="32"/>
+              </w:rPr>
+            </w:pPr>
+            <w:r>
+              <w:rPr>
+                <w:rFonts w:ascii="BRH Devanagari Extra" w:hAnsi="BRH Devanagari Extra" w:cs="BRH Devanagari Extra"/>
+                <w:color w:val="000000"/>
+                <w:sz w:val="32"/>
+                <w:szCs w:val="32"/>
+              </w:rPr>
+              <w:t>(</w:t>
+            </w:r>
+            <w:proofErr w:type="gramStart"/>
+            <w:r>
+              <w:rPr>
+                <w:rFonts w:cs="BRH Devanagari Extra"/>
+                <w:color w:val="000000"/>
+                <w:szCs w:val="32"/>
+              </w:rPr>
+              <w:t>24</w:t>
+            </w:r>
+            <w:r>
+              <w:rPr>
+                <w:rFonts w:ascii="BRH Devanagari Extra" w:hAnsi="BRH Devanagari Extra" w:cs="BRH Devanagari Extra"/>
+                <w:color w:val="000000"/>
+                <w:sz w:val="32"/>
+                <w:szCs w:val="32"/>
+              </w:rPr>
+              <w:t>)</w:t>
+            </w:r>
+            <w:r>
+              <w:rPr>
+                <w:rFonts w:cs="BRH Devanagari Extra"/>
+                <w:color w:val="000000"/>
+                <w:szCs w:val="32"/>
+              </w:rPr>
+              <w:t>[</w:t>
+            </w:r>
+            <w:proofErr w:type="gramEnd"/>
+            <w:r>
+              <w:rPr>
+                <w:rFonts w:cs="BRH Devanagari Extra"/>
+                <w:color w:val="000000"/>
+                <w:szCs w:val="32"/>
+              </w:rPr>
+              <w:t>P36</w:t>
+            </w:r>
+            <w:r>
+              <w:rPr>
+                <w:rFonts w:ascii="BRH Devanagari Extra" w:hAnsi="BRH Devanagari Extra" w:cs="BRH Devanagari Extra"/>
+                <w:color w:val="000000"/>
+                <w:sz w:val="32"/>
+                <w:szCs w:val="32"/>
+              </w:rPr>
+              <w:t xml:space="preserve">] </w:t>
+            </w:r>
+            <w:r>
+              <w:rPr>
+                <w:rFonts w:cs="BRH Devanagari Extra"/>
+                <w:color w:val="000000"/>
+                <w:szCs w:val="32"/>
+              </w:rPr>
+              <w:t>7</w:t>
+            </w:r>
+            <w:r>
+              <w:rPr>
+                <w:rFonts w:ascii="BRH Devanagari Extra" w:hAnsi="BRH Devanagari Extra" w:cs="BRH Devanagari Extra"/>
+                <w:color w:val="000000"/>
+                <w:sz w:val="32"/>
+                <w:szCs w:val="32"/>
+              </w:rPr>
+              <w:t>.</w:t>
+            </w:r>
+            <w:r>
+              <w:rPr>
+                <w:rFonts w:cs="BRH Devanagari Extra"/>
+                <w:color w:val="000000"/>
+                <w:szCs w:val="32"/>
+              </w:rPr>
+              <w:t>4</w:t>
+            </w:r>
+            <w:r>
+              <w:rPr>
+                <w:rFonts w:ascii="BRH Devanagari Extra" w:hAnsi="BRH Devanagari Extra" w:cs="BRH Devanagari Extra"/>
+                <w:color w:val="000000"/>
+                <w:sz w:val="32"/>
+                <w:szCs w:val="32"/>
+              </w:rPr>
+              <w:t>.</w:t>
+            </w:r>
+            <w:r>
+              <w:rPr>
+                <w:rFonts w:cs="BRH Devanagari Extra"/>
+                <w:color w:val="000000"/>
+                <w:szCs w:val="32"/>
+              </w:rPr>
+              <w:t>11</w:t>
+            </w:r>
+            <w:r>
+              <w:rPr>
+                <w:rFonts w:ascii="BRH Devanagari Extra" w:hAnsi="BRH Devanagari Extra" w:cs="BRH Devanagari Extra"/>
+                <w:color w:val="000000"/>
+                <w:sz w:val="32"/>
+                <w:szCs w:val="32"/>
+              </w:rPr>
+              <w:t>.</w:t>
+            </w:r>
+            <w:r>
+              <w:rPr>
+                <w:rFonts w:cs="BRH Devanagari Extra"/>
+                <w:color w:val="000000"/>
+                <w:szCs w:val="32"/>
+              </w:rPr>
+              <w:t>3</w:t>
+            </w:r>
+            <w:r>
+              <w:rPr>
+                <w:rFonts w:ascii="BRH Devanagari Extra" w:hAnsi="BRH Devanagari Extra" w:cs="BRH Devanagari Extra"/>
+                <w:color w:val="000000"/>
+                <w:sz w:val="32"/>
+                <w:szCs w:val="32"/>
+              </w:rPr>
+              <w:t>(</w:t>
+            </w:r>
+            <w:r>
+              <w:rPr>
+                <w:rFonts w:cs="BRH Devanagari Extra"/>
+                <w:color w:val="000000"/>
+                <w:szCs w:val="32"/>
+              </w:rPr>
+              <w:t>20</w:t>
+            </w:r>
+            <w:r>
+              <w:rPr>
+                <w:rFonts w:ascii="BRH Devanagari Extra" w:hAnsi="BRH Devanagari Extra" w:cs="BRH Devanagari Extra"/>
+                <w:color w:val="000000"/>
+                <w:sz w:val="32"/>
+                <w:szCs w:val="32"/>
+              </w:rPr>
+              <w:t>)- E</w:t>
+            </w:r>
+            <w:r>
+              <w:rPr>
+                <w:rFonts w:ascii="BRH Malayalam Extra" w:hAnsi="BRH Malayalam Extra" w:cs="BRH Devanagari Extra"/>
+                <w:color w:val="000000"/>
+                <w:szCs w:val="32"/>
+              </w:rPr>
+              <w:t>–</w:t>
+            </w:r>
+            <w:r>
+              <w:rPr>
+                <w:rFonts w:ascii="BRH Devanagari Extra" w:hAnsi="BRH Devanagari Extra" w:cs="BRH Devanagari Extra"/>
+                <w:color w:val="000000"/>
+                <w:sz w:val="32"/>
+                <w:szCs w:val="32"/>
+              </w:rPr>
+              <w:t>pÉ</w:t>
+            </w:r>
+            <w:r>
+              <w:rPr>
+                <w:rFonts w:ascii="BRH Malayalam Extra" w:hAnsi="BRH Malayalam Extra" w:cs="BRH Devanagari Extra"/>
+                <w:color w:val="000000"/>
+                <w:szCs w:val="32"/>
+              </w:rPr>
+              <w:t>–</w:t>
+            </w:r>
+            <w:r>
+              <w:rPr>
+                <w:rFonts w:ascii="BRH Devanagari Extra" w:hAnsi="BRH Devanagari Extra" w:cs="BRH Devanagari Extra"/>
+                <w:color w:val="000000"/>
+                <w:sz w:val="32"/>
+                <w:szCs w:val="32"/>
+              </w:rPr>
+              <w:t>rÉ</w:t>
+            </w:r>
+            <w:r>
+              <w:rPr>
+                <w:rFonts w:ascii="BRH Devanagari Extra" w:hAnsi="BRH Devanagari Extra" w:cs="BRH Devanagari Extra"/>
+                <w:color w:val="000000"/>
+                <w:sz w:val="32"/>
+                <w:szCs w:val="32"/>
+                <w:highlight w:val="green"/>
+              </w:rPr>
+              <w:t>iÉÉ</w:t>
+            </w:r>
+            <w:r>
+              <w:rPr>
+                <w:rFonts w:ascii="BRH Devanagari Extra" w:hAnsi="BRH Devanagari Extra" w:cs="BRH Devanagari Extra"/>
+                <w:color w:val="000000"/>
+                <w:sz w:val="32"/>
+                <w:szCs w:val="32"/>
+              </w:rPr>
+              <w:t>åÿerÉÉåÌiÉwÉÉ | rÉ</w:t>
+            </w:r>
+            <w:r>
+              <w:rPr>
+                <w:rFonts w:ascii="BRH Malayalam Extra" w:hAnsi="BRH Malayalam Extra" w:cs="BRH Devanagari Extra"/>
+                <w:color w:val="000000"/>
+                <w:szCs w:val="32"/>
+              </w:rPr>
+              <w:t>–</w:t>
+            </w:r>
+            <w:r>
+              <w:rPr>
+                <w:rFonts w:ascii="BRH Devanagari Extra" w:hAnsi="BRH Devanagari Extra" w:cs="BRH Devanagari Extra"/>
+                <w:color w:val="000000"/>
+                <w:sz w:val="32"/>
+                <w:szCs w:val="32"/>
+              </w:rPr>
+              <w:t>ÎliÉ</w:t>
+            </w:r>
+            <w:r>
+              <w:rPr>
+                <w:rFonts w:ascii="BRH Malayalam Extra" w:hAnsi="BRH Malayalam Extra" w:cs="BRH Devanagari Extra"/>
+                <w:color w:val="000000"/>
+                <w:szCs w:val="32"/>
+              </w:rPr>
+              <w:t>–</w:t>
+            </w:r>
+            <w:r>
+              <w:rPr>
+                <w:rFonts w:ascii="BRH Devanagari Extra" w:hAnsi="BRH Devanagari Extra" w:cs="BRH Devanagari Extra"/>
+                <w:color w:val="000000"/>
+                <w:sz w:val="32"/>
+                <w:szCs w:val="32"/>
+              </w:rPr>
+              <w:t xml:space="preserve"> |</w:t>
+            </w:r>
+          </w:p>
+          <w:p>
+            <w:pPr>
+              <w:widowControl w:val="0"/>
+              <w:autoSpaceDE w:val="0"/>
+              <w:autoSpaceDN w:val="0"/>
+              <w:adjustRightInd w:val="0"/>
+              <w:spacing w:before="0" w:line="240" w:lineRule="auto"/>
+              <w:rPr>
+                <w:rFonts w:ascii="BRH Devanagari Extra" w:hAnsi="BRH Devanagari Extra" w:cs="BRH Devanagari Extra"/>
+                <w:color w:val="000000"/>
+                <w:sz w:val="32"/>
+                <w:szCs w:val="32"/>
+              </w:rPr>
+            </w:pPr>
+            <w:r>
+              <w:rPr>
+                <w:rFonts w:ascii="BRH Devanagari Extra" w:hAnsi="BRH Devanagari Extra" w:cs="BRH Devanagari Extra"/>
+                <w:color w:val="000000"/>
+                <w:sz w:val="32"/>
+                <w:szCs w:val="32"/>
+              </w:rPr>
+              <w:t>E</w:t>
+            </w:r>
+            <w:r>
+              <w:rPr>
+                <w:rFonts w:ascii="BRH Malayalam Extra" w:hAnsi="BRH Malayalam Extra" w:cs="BRH Devanagari Extra"/>
+                <w:color w:val="000000"/>
+                <w:szCs w:val="32"/>
+              </w:rPr>
+              <w:t>–</w:t>
+            </w:r>
+            <w:r>
+              <w:rPr>
+                <w:rFonts w:ascii="BRH Devanagari Extra" w:hAnsi="BRH Devanagari Extra" w:cs="BRH Devanagari Extra"/>
+                <w:color w:val="000000"/>
+                <w:sz w:val="32"/>
+                <w:szCs w:val="32"/>
+              </w:rPr>
+              <w:t>pÉ</w:t>
+            </w:r>
+            <w:r>
+              <w:rPr>
+                <w:rFonts w:ascii="BRH Malayalam Extra" w:hAnsi="BRH Malayalam Extra" w:cs="BRH Devanagari Extra"/>
+                <w:color w:val="000000"/>
+                <w:szCs w:val="32"/>
+              </w:rPr>
+              <w:t>–</w:t>
+            </w:r>
+            <w:r>
+              <w:rPr>
+                <w:rFonts w:ascii="BRH Devanagari Extra" w:hAnsi="BRH Devanagari Extra" w:cs="BRH Devanagari Extra"/>
+                <w:color w:val="000000"/>
+                <w:sz w:val="32"/>
+                <w:szCs w:val="32"/>
+              </w:rPr>
+              <w:t>rÉ</w:t>
+            </w:r>
+            <w:r>
+              <w:rPr>
+                <w:rFonts w:ascii="BRH Devanagari Extra" w:hAnsi="BRH Devanagari Extra" w:cs="BRH Devanagari Extra"/>
+                <w:color w:val="000000"/>
+                <w:sz w:val="32"/>
+                <w:szCs w:val="32"/>
+                <w:highlight w:val="green"/>
+              </w:rPr>
+              <w:t>iÉÉ</w:t>
+            </w:r>
+            <w:r>
+              <w:rPr>
+                <w:rFonts w:ascii="BRH Devanagari Extra" w:hAnsi="BRH Devanagari Extra" w:cs="BRH Devanagari Extra"/>
+                <w:color w:val="000000"/>
+                <w:sz w:val="32"/>
+                <w:szCs w:val="32"/>
+              </w:rPr>
+              <w:t>åÿerÉÉåÌiÉwÉÉ rÉÎliÉ rÉlirÉÑpÉ</w:t>
+            </w:r>
+            <w:r>
+              <w:rPr>
+                <w:rFonts w:ascii="BRH Malayalam Extra" w:hAnsi="BRH Malayalam Extra" w:cs="BRH Devanagari Extra"/>
+                <w:color w:val="000000"/>
+                <w:szCs w:val="32"/>
+              </w:rPr>
+              <w:t>–</w:t>
+            </w:r>
+            <w:r>
+              <w:rPr>
+                <w:rFonts w:ascii="BRH Devanagari Extra" w:hAnsi="BRH Devanagari Extra" w:cs="BRH Devanagari Extra"/>
+                <w:color w:val="000000"/>
+                <w:sz w:val="32"/>
+                <w:szCs w:val="32"/>
+              </w:rPr>
+              <w:t>rÉ</w:t>
+            </w:r>
+            <w:r>
+              <w:rPr>
+                <w:rFonts w:ascii="BRH Devanagari Extra" w:hAnsi="BRH Devanagari Extra" w:cs="BRH Devanagari Extra"/>
+                <w:color w:val="000000"/>
+                <w:sz w:val="32"/>
+                <w:szCs w:val="32"/>
+                <w:highlight w:val="green"/>
+              </w:rPr>
+              <w:t>iÉ</w:t>
+            </w:r>
+            <w:r>
+              <w:rPr>
+                <w:rFonts w:ascii="BRH Devanagari Extra" w:hAnsi="BRH Devanagari Extra" w:cs="BRH Devanagari Extra"/>
+                <w:color w:val="000000"/>
+                <w:sz w:val="32"/>
+                <w:szCs w:val="32"/>
+              </w:rPr>
+              <w:t>ÉåÿerÉÉåÌiÉ wÉÉåpÉ</w:t>
+            </w:r>
+            <w:r>
+              <w:rPr>
+                <w:rFonts w:ascii="BRH Malayalam Extra" w:hAnsi="BRH Malayalam Extra" w:cs="BRH Devanagari Extra"/>
+                <w:color w:val="000000"/>
+                <w:szCs w:val="32"/>
+              </w:rPr>
+              <w:t>–</w:t>
+            </w:r>
+            <w:r>
+              <w:rPr>
+                <w:rFonts w:ascii="BRH Devanagari Extra" w:hAnsi="BRH Devanagari Extra" w:cs="BRH Devanagari Extra"/>
+                <w:color w:val="000000"/>
+                <w:sz w:val="32"/>
+                <w:szCs w:val="32"/>
+              </w:rPr>
+              <w:t>rÉ</w:t>
+            </w:r>
+            <w:r>
+              <w:rPr>
+                <w:rFonts w:ascii="BRH Devanagari Extra" w:hAnsi="BRH Devanagari Extra" w:cs="BRH Devanagari Extra"/>
+                <w:color w:val="000000"/>
+                <w:sz w:val="32"/>
+                <w:szCs w:val="32"/>
+                <w:highlight w:val="green"/>
+              </w:rPr>
+              <w:t>iÉÉ</w:t>
+            </w:r>
+            <w:r>
+              <w:rPr>
+                <w:rFonts w:ascii="BRH Devanagari Extra" w:hAnsi="BRH Devanagari Extra" w:cs="BRH Devanagari Extra"/>
+                <w:color w:val="000000"/>
+                <w:sz w:val="32"/>
+                <w:szCs w:val="32"/>
+              </w:rPr>
+              <w:t xml:space="preserve">åÿerÉÉåÌiÉwÉÉ </w:t>
+            </w:r>
+          </w:p>
+          <w:p>
+            <w:pPr>
+              <w:widowControl w:val="0"/>
+              <w:autoSpaceDE w:val="0"/>
+              <w:autoSpaceDN w:val="0"/>
+              <w:adjustRightInd w:val="0"/>
+              <w:spacing w:before="0" w:line="240" w:lineRule="auto"/>
+              <w:rPr>
+                <w:rFonts w:ascii="BRH Devanagari Extra" w:hAnsi="BRH Devanagari Extra" w:cs="BRH Devanagari Extra"/>
+                <w:color w:val="000000"/>
+                <w:sz w:val="32"/>
+                <w:szCs w:val="32"/>
+              </w:rPr>
+            </w:pPr>
+            <w:r>
+              <w:rPr>
+                <w:rFonts w:ascii="BRH Devanagari Extra" w:hAnsi="BRH Devanagari Extra" w:cs="BRH Devanagari Extra"/>
+                <w:color w:val="000000"/>
+                <w:sz w:val="32"/>
+                <w:szCs w:val="32"/>
+              </w:rPr>
+              <w:t xml:space="preserve">rÉÎliÉ | </w:t>
+            </w:r>
+          </w:p>
+          <w:p>
+            <w:pPr>
+              <w:widowControl w:val="0"/>
+              <w:autoSpaceDE w:val="0"/>
+              <w:autoSpaceDN w:val="0"/>
+              <w:adjustRightInd w:val="0"/>
+              <w:spacing w:before="0" w:line="240" w:lineRule="auto"/>
+              <w:rPr>
+                <w:rFonts w:ascii="BRH Devanagari Extra" w:hAnsi="BRH Devanagari Extra" w:cs="BRH Devanagari Extra"/>
+                <w:color w:val="000000"/>
+                <w:sz w:val="32"/>
+                <w:szCs w:val="32"/>
+              </w:rPr>
+            </w:pPr>
+            <w:r>
+              <w:rPr>
+                <w:rFonts w:ascii="BRH Devanagari Extra" w:hAnsi="BRH Devanagari Extra" w:cs="BRH Devanagari Extra"/>
+                <w:color w:val="000000"/>
+                <w:sz w:val="32"/>
+                <w:szCs w:val="32"/>
+              </w:rPr>
+              <w:t>(</w:t>
+            </w:r>
+            <w:proofErr w:type="gramStart"/>
+            <w:r>
+              <w:rPr>
+                <w:rFonts w:cs="BRH Devanagari Extra"/>
+                <w:color w:val="000000"/>
+                <w:szCs w:val="32"/>
+              </w:rPr>
+              <w:t>25</w:t>
+            </w:r>
+            <w:r>
+              <w:rPr>
+                <w:rFonts w:ascii="BRH Devanagari Extra" w:hAnsi="BRH Devanagari Extra" w:cs="BRH Devanagari Extra"/>
+                <w:color w:val="000000"/>
+                <w:sz w:val="32"/>
+                <w:szCs w:val="32"/>
+              </w:rPr>
+              <w:t>)</w:t>
+            </w:r>
+            <w:r>
+              <w:rPr>
+                <w:rFonts w:cs="BRH Devanagari Extra"/>
+                <w:color w:val="000000"/>
+                <w:szCs w:val="32"/>
+              </w:rPr>
+              <w:t>[</w:t>
+            </w:r>
+            <w:proofErr w:type="gramEnd"/>
+            <w:r>
+              <w:rPr>
+                <w:rFonts w:cs="BRH Devanagari Extra"/>
+                <w:color w:val="000000"/>
+                <w:szCs w:val="32"/>
+              </w:rPr>
+              <w:t>P36</w:t>
+            </w:r>
+            <w:r>
+              <w:rPr>
+                <w:rFonts w:ascii="BRH Devanagari Extra" w:hAnsi="BRH Devanagari Extra" w:cs="BRH Devanagari Extra"/>
+                <w:color w:val="000000"/>
+                <w:sz w:val="32"/>
+                <w:szCs w:val="32"/>
+              </w:rPr>
+              <w:t xml:space="preserve">] </w:t>
+            </w:r>
+            <w:r>
+              <w:rPr>
+                <w:rFonts w:cs="BRH Devanagari Extra"/>
+                <w:color w:val="000000"/>
+                <w:szCs w:val="32"/>
+              </w:rPr>
+              <w:t>7</w:t>
+            </w:r>
+            <w:r>
+              <w:rPr>
+                <w:rFonts w:ascii="BRH Devanagari Extra" w:hAnsi="BRH Devanagari Extra" w:cs="BRH Devanagari Extra"/>
+                <w:color w:val="000000"/>
+                <w:sz w:val="32"/>
+                <w:szCs w:val="32"/>
+              </w:rPr>
+              <w:t>.</w:t>
+            </w:r>
+            <w:r>
+              <w:rPr>
+                <w:rFonts w:cs="BRH Devanagari Extra"/>
+                <w:color w:val="000000"/>
+                <w:szCs w:val="32"/>
+              </w:rPr>
+              <w:t>4</w:t>
+            </w:r>
+            <w:r>
+              <w:rPr>
+                <w:rFonts w:ascii="BRH Devanagari Extra" w:hAnsi="BRH Devanagari Extra" w:cs="BRH Devanagari Extra"/>
+                <w:color w:val="000000"/>
+                <w:sz w:val="32"/>
+                <w:szCs w:val="32"/>
+              </w:rPr>
+              <w:t>.</w:t>
+            </w:r>
+            <w:r>
+              <w:rPr>
+                <w:rFonts w:cs="BRH Devanagari Extra"/>
+                <w:color w:val="000000"/>
+                <w:szCs w:val="32"/>
+              </w:rPr>
+              <w:t>11</w:t>
+            </w:r>
+            <w:r>
+              <w:rPr>
+                <w:rFonts w:ascii="BRH Devanagari Extra" w:hAnsi="BRH Devanagari Extra" w:cs="BRH Devanagari Extra"/>
+                <w:color w:val="000000"/>
+                <w:sz w:val="32"/>
+                <w:szCs w:val="32"/>
+              </w:rPr>
+              <w:t>.</w:t>
+            </w:r>
+            <w:r>
+              <w:rPr>
+                <w:rFonts w:cs="BRH Devanagari Extra"/>
+                <w:color w:val="000000"/>
+                <w:szCs w:val="32"/>
+              </w:rPr>
+              <w:t>3</w:t>
+            </w:r>
+            <w:r>
+              <w:rPr>
+                <w:rFonts w:ascii="BRH Devanagari Extra" w:hAnsi="BRH Devanagari Extra" w:cs="BRH Devanagari Extra"/>
+                <w:color w:val="000000"/>
+                <w:sz w:val="32"/>
+                <w:szCs w:val="32"/>
+              </w:rPr>
+              <w:t>(</w:t>
+            </w:r>
+            <w:r>
+              <w:rPr>
+                <w:rFonts w:cs="BRH Devanagari Extra"/>
+                <w:color w:val="000000"/>
+                <w:szCs w:val="32"/>
+              </w:rPr>
+              <w:t>20</w:t>
+            </w:r>
+            <w:r>
+              <w:rPr>
+                <w:rFonts w:ascii="BRH Devanagari Extra" w:hAnsi="BRH Devanagari Extra" w:cs="BRH Devanagari Extra"/>
+                <w:color w:val="000000"/>
+                <w:sz w:val="32"/>
+                <w:szCs w:val="32"/>
+              </w:rPr>
+              <w:t>)- E</w:t>
+            </w:r>
+            <w:r>
+              <w:rPr>
+                <w:rFonts w:ascii="BRH Malayalam Extra" w:hAnsi="BRH Malayalam Extra" w:cs="BRH Devanagari Extra"/>
+                <w:color w:val="000000"/>
+                <w:szCs w:val="32"/>
+              </w:rPr>
+              <w:t>–</w:t>
+            </w:r>
+            <w:r>
+              <w:rPr>
+                <w:rFonts w:ascii="BRH Devanagari Extra" w:hAnsi="BRH Devanagari Extra" w:cs="BRH Devanagari Extra"/>
+                <w:color w:val="000000"/>
+                <w:sz w:val="32"/>
+                <w:szCs w:val="32"/>
+              </w:rPr>
+              <w:t>pÉ</w:t>
+            </w:r>
+            <w:r>
+              <w:rPr>
+                <w:rFonts w:ascii="BRH Malayalam Extra" w:hAnsi="BRH Malayalam Extra" w:cs="BRH Devanagari Extra"/>
+                <w:color w:val="000000"/>
+                <w:szCs w:val="32"/>
+              </w:rPr>
+              <w:t>–</w:t>
+            </w:r>
+            <w:r>
+              <w:rPr>
+                <w:rFonts w:ascii="BRH Devanagari Extra" w:hAnsi="BRH Devanagari Extra" w:cs="BRH Devanagari Extra"/>
+                <w:color w:val="000000"/>
+                <w:sz w:val="32"/>
+                <w:szCs w:val="32"/>
+              </w:rPr>
+              <w:t>rÉ</w:t>
+            </w:r>
+            <w:r>
+              <w:rPr>
+                <w:rFonts w:ascii="BRH Devanagari Extra" w:hAnsi="BRH Devanagari Extra" w:cs="BRH Devanagari Extra"/>
+                <w:color w:val="000000"/>
+                <w:sz w:val="32"/>
+                <w:szCs w:val="32"/>
+                <w:highlight w:val="green"/>
+              </w:rPr>
+              <w:t>iÉÉ</w:t>
+            </w:r>
+            <w:r>
+              <w:rPr>
+                <w:rFonts w:ascii="BRH Devanagari Extra" w:hAnsi="BRH Devanagari Extra" w:cs="BRH Devanagari Extra"/>
+                <w:color w:val="000000"/>
+                <w:sz w:val="32"/>
+                <w:szCs w:val="32"/>
+              </w:rPr>
+              <w:t>åÿerÉÉåÌiÉwÉÉ |</w:t>
+            </w:r>
+          </w:p>
+          <w:p>
+            <w:pPr>
+              <w:widowControl w:val="0"/>
+              <w:autoSpaceDE w:val="0"/>
+              <w:autoSpaceDN w:val="0"/>
+              <w:adjustRightInd w:val="0"/>
+              <w:spacing w:before="0" w:line="240" w:lineRule="auto"/>
+              <w:rPr>
+                <w:rFonts w:ascii="BRH Devanagari Extra" w:hAnsi="BRH Devanagari Extra" w:cs="BRH Devanagari Extra"/>
+                <w:color w:val="000000"/>
+                <w:sz w:val="32"/>
+                <w:szCs w:val="32"/>
+              </w:rPr>
+            </w:pPr>
+            <w:r>
+              <w:rPr>
+                <w:rFonts w:ascii="BRH Devanagari Extra" w:hAnsi="BRH Devanagari Extra" w:cs="BRH Devanagari Extra"/>
+                <w:color w:val="000000"/>
+                <w:sz w:val="32"/>
+                <w:szCs w:val="32"/>
+              </w:rPr>
+              <w:t>E</w:t>
+            </w:r>
+            <w:r>
+              <w:rPr>
+                <w:rFonts w:ascii="BRH Malayalam Extra" w:hAnsi="BRH Malayalam Extra" w:cs="BRH Devanagari Extra"/>
+                <w:color w:val="000000"/>
+                <w:szCs w:val="32"/>
+              </w:rPr>
+              <w:t>–</w:t>
+            </w:r>
+            <w:r>
+              <w:rPr>
+                <w:rFonts w:ascii="BRH Devanagari Extra" w:hAnsi="BRH Devanagari Extra" w:cs="BRH Devanagari Extra"/>
+                <w:color w:val="000000"/>
+                <w:sz w:val="32"/>
+                <w:szCs w:val="32"/>
+              </w:rPr>
+              <w:t>pÉ</w:t>
+            </w:r>
+            <w:r>
+              <w:rPr>
+                <w:rFonts w:ascii="BRH Malayalam Extra" w:hAnsi="BRH Malayalam Extra" w:cs="BRH Devanagari Extra"/>
+                <w:color w:val="000000"/>
+                <w:szCs w:val="32"/>
+              </w:rPr>
+              <w:t>–</w:t>
+            </w:r>
+            <w:r>
+              <w:rPr>
+                <w:rFonts w:ascii="BRH Devanagari Extra" w:hAnsi="BRH Devanagari Extra" w:cs="BRH Devanagari Extra"/>
+                <w:color w:val="000000"/>
+                <w:sz w:val="32"/>
+                <w:szCs w:val="32"/>
+              </w:rPr>
+              <w:t>rÉ</w:t>
+            </w:r>
+            <w:r>
+              <w:rPr>
+                <w:rFonts w:ascii="BRH Devanagari Extra" w:hAnsi="BRH Devanagari Extra" w:cs="BRH Devanagari Extra"/>
+                <w:color w:val="000000"/>
+                <w:sz w:val="32"/>
+                <w:szCs w:val="32"/>
+                <w:highlight w:val="green"/>
+              </w:rPr>
+              <w:t>iÉÉ</w:t>
+            </w:r>
+            <w:r>
+              <w:rPr>
+                <w:rFonts w:ascii="BRH Devanagari Extra" w:hAnsi="BRH Devanagari Extra" w:cs="BRH Devanagari Extra"/>
+                <w:color w:val="000000"/>
+                <w:sz w:val="32"/>
+                <w:szCs w:val="32"/>
+              </w:rPr>
+              <w:t>åÿerÉÉåÌiÉ</w:t>
+            </w:r>
+            <w:r>
+              <w:rPr>
+                <w:rFonts w:ascii="BRH Malayalam Extra" w:hAnsi="BRH Malayalam Extra" w:cs="BRH Devanagari Extra"/>
+                <w:color w:val="000000"/>
+                <w:szCs w:val="32"/>
+              </w:rPr>
+              <w:t>–</w:t>
+            </w:r>
+            <w:r>
+              <w:rPr>
+                <w:rFonts w:ascii="BRH Devanagari Extra" w:hAnsi="BRH Devanagari Extra" w:cs="BRH Devanagari Extra"/>
+                <w:color w:val="000000"/>
+                <w:sz w:val="32"/>
+                <w:szCs w:val="32"/>
+              </w:rPr>
+              <w:t>wÉåirÉÑþpÉ</w:t>
+            </w:r>
+            <w:r>
+              <w:rPr>
+                <w:rFonts w:ascii="BRH Malayalam Extra" w:hAnsi="BRH Malayalam Extra" w:cs="BRH Devanagari Extra"/>
+                <w:color w:val="000000"/>
+                <w:szCs w:val="32"/>
+              </w:rPr>
+              <w:t>–</w:t>
+            </w:r>
+            <w:r>
+              <w:rPr>
+                <w:rFonts w:ascii="BRH Devanagari Extra" w:hAnsi="BRH Devanagari Extra" w:cs="BRH Devanagari Extra"/>
+                <w:color w:val="000000"/>
+                <w:sz w:val="32"/>
+                <w:szCs w:val="32"/>
+              </w:rPr>
+              <w:t>rÉiÉþÈ - erÉÉå</w:t>
+            </w:r>
+            <w:r>
+              <w:rPr>
+                <w:rFonts w:ascii="BRH Malayalam Extra" w:hAnsi="BRH Malayalam Extra" w:cs="BRH Devanagari Extra"/>
+                <w:color w:val="000000"/>
+                <w:szCs w:val="32"/>
+              </w:rPr>
+              <w:t>–</w:t>
+            </w:r>
+            <w:r>
+              <w:rPr>
+                <w:rFonts w:ascii="BRH Devanagari Extra" w:hAnsi="BRH Devanagari Extra" w:cs="BRH Devanagari Extra"/>
+                <w:color w:val="000000"/>
+                <w:sz w:val="32"/>
+                <w:szCs w:val="32"/>
+              </w:rPr>
+              <w:t>ÌiÉ</w:t>
+            </w:r>
+            <w:r>
+              <w:rPr>
+                <w:rFonts w:ascii="BRH Malayalam Extra" w:hAnsi="BRH Malayalam Extra" w:cs="BRH Devanagari Extra"/>
+                <w:color w:val="000000"/>
+                <w:szCs w:val="32"/>
+              </w:rPr>
+              <w:t>–</w:t>
+            </w:r>
+            <w:r>
+              <w:rPr>
+                <w:rFonts w:ascii="BRH Devanagari Extra" w:hAnsi="BRH Devanagari Extra" w:cs="BRH Devanagari Extra"/>
+                <w:color w:val="000000"/>
+                <w:sz w:val="32"/>
+                <w:szCs w:val="32"/>
+              </w:rPr>
+              <w:t>wÉÉ</w:t>
+            </w:r>
+            <w:r>
+              <w:rPr>
+                <w:rFonts w:ascii="BRH Malayalam Extra" w:hAnsi="BRH Malayalam Extra" w:cs="BRH Devanagari Extra"/>
+                <w:color w:val="000000"/>
+                <w:szCs w:val="32"/>
+              </w:rPr>
+              <w:t>–</w:t>
+            </w:r>
+            <w:r>
+              <w:rPr>
+                <w:rFonts w:ascii="BRH Devanagari Extra" w:hAnsi="BRH Devanagari Extra" w:cs="BRH Devanagari Extra"/>
+                <w:color w:val="000000"/>
+                <w:sz w:val="32"/>
+                <w:szCs w:val="32"/>
+              </w:rPr>
+              <w:t xml:space="preserve"> | </w:t>
+            </w:r>
+          </w:p>
+        </w:tc>
+      </w:tr>
+      <w:tr>
+        <w:trPr>
+          <w:trHeight w:val="1541"/>
+        </w:trPr>
+        <w:tc>
+          <w:tcPr>
+            <w:tcW w:w="7024" w:type="dxa"/>
+          </w:tcPr>
+          <w:p>
+            <w:pPr>
+              <w:widowControl w:val="0"/>
+              <w:autoSpaceDE w:val="0"/>
+              <w:autoSpaceDN w:val="0"/>
+              <w:adjustRightInd w:val="0"/>
+              <w:spacing w:before="0" w:line="240" w:lineRule="auto"/>
+              <w:rPr>
+                <w:rFonts w:ascii="BRH Devanagari Extra" w:hAnsi="BRH Devanagari Extra" w:cs="BRH Devanagari Extra"/>
+                <w:color w:val="000000"/>
+                <w:sz w:val="32"/>
+                <w:szCs w:val="32"/>
+              </w:rPr>
+            </w:pPr>
+            <w:r>
+              <w:rPr>
+                <w:rFonts w:ascii="BRH Devanagari Extra" w:hAnsi="BRH Devanagari Extra" w:cs="BRH Devanagari Extra"/>
+                <w:color w:val="000000"/>
+                <w:sz w:val="32"/>
+                <w:szCs w:val="32"/>
+              </w:rPr>
+              <w:t>(</w:t>
+            </w:r>
+            <w:proofErr w:type="gramStart"/>
+            <w:r>
+              <w:rPr>
+                <w:rFonts w:cs="BRH Devanagari Extra"/>
+                <w:color w:val="000000"/>
+                <w:szCs w:val="32"/>
+              </w:rPr>
+              <w:t>45</w:t>
+            </w:r>
+            <w:r>
+              <w:rPr>
+                <w:rFonts w:ascii="BRH Devanagari Extra" w:hAnsi="BRH Devanagari Extra" w:cs="BRH Devanagari Extra"/>
+                <w:color w:val="000000"/>
+                <w:sz w:val="32"/>
+                <w:szCs w:val="32"/>
+              </w:rPr>
+              <w:t>)</w:t>
+            </w:r>
+            <w:r>
+              <w:rPr>
+                <w:rFonts w:cs="BRH Devanagari Extra"/>
+                <w:color w:val="000000"/>
+                <w:szCs w:val="32"/>
+              </w:rPr>
+              <w:t>[</w:t>
+            </w:r>
+            <w:proofErr w:type="gramEnd"/>
+            <w:r>
+              <w:rPr>
+                <w:rFonts w:cs="BRH Devanagari Extra"/>
+                <w:color w:val="000000"/>
+                <w:szCs w:val="32"/>
+              </w:rPr>
+              <w:t>P41</w:t>
+            </w:r>
+            <w:r>
+              <w:rPr>
+                <w:rFonts w:ascii="BRH Devanagari Extra" w:hAnsi="BRH Devanagari Extra" w:cs="BRH Devanagari Extra"/>
+                <w:color w:val="000000"/>
+                <w:sz w:val="32"/>
+                <w:szCs w:val="32"/>
+              </w:rPr>
+              <w:t xml:space="preserve">] </w:t>
+            </w:r>
+            <w:r>
+              <w:rPr>
+                <w:rFonts w:cs="BRH Devanagari Extra"/>
+                <w:color w:val="000000"/>
+                <w:szCs w:val="32"/>
+              </w:rPr>
+              <w:t>7</w:t>
+            </w:r>
+            <w:r>
+              <w:rPr>
+                <w:rFonts w:ascii="BRH Devanagari Extra" w:hAnsi="BRH Devanagari Extra" w:cs="BRH Devanagari Extra"/>
+                <w:color w:val="000000"/>
+                <w:sz w:val="32"/>
+                <w:szCs w:val="32"/>
+              </w:rPr>
+              <w:t>.</w:t>
+            </w:r>
+            <w:r>
+              <w:rPr>
+                <w:rFonts w:cs="BRH Devanagari Extra"/>
+                <w:color w:val="000000"/>
+                <w:szCs w:val="32"/>
+              </w:rPr>
+              <w:t>4</w:t>
+            </w:r>
+            <w:r>
+              <w:rPr>
+                <w:rFonts w:ascii="BRH Devanagari Extra" w:hAnsi="BRH Devanagari Extra" w:cs="BRH Devanagari Extra"/>
+                <w:color w:val="000000"/>
+                <w:sz w:val="32"/>
+                <w:szCs w:val="32"/>
+              </w:rPr>
+              <w:t>.</w:t>
+            </w:r>
+            <w:r>
+              <w:rPr>
+                <w:rFonts w:cs="BRH Devanagari Extra"/>
+                <w:color w:val="000000"/>
+                <w:szCs w:val="32"/>
+              </w:rPr>
+              <w:t>15</w:t>
+            </w:r>
+            <w:r>
+              <w:rPr>
+                <w:rFonts w:ascii="BRH Devanagari Extra" w:hAnsi="BRH Devanagari Extra" w:cs="BRH Devanagari Extra"/>
+                <w:color w:val="000000"/>
+                <w:sz w:val="32"/>
+                <w:szCs w:val="32"/>
+              </w:rPr>
+              <w:t>.</w:t>
+            </w:r>
+            <w:r>
+              <w:rPr>
+                <w:rFonts w:cs="BRH Devanagari Extra"/>
+                <w:color w:val="000000"/>
+                <w:szCs w:val="32"/>
+              </w:rPr>
+              <w:t>1</w:t>
+            </w:r>
+            <w:r>
+              <w:rPr>
+                <w:rFonts w:ascii="BRH Devanagari Extra" w:hAnsi="BRH Devanagari Extra" w:cs="BRH Devanagari Extra"/>
+                <w:color w:val="000000"/>
+                <w:sz w:val="32"/>
+                <w:szCs w:val="32"/>
+              </w:rPr>
+              <w:t>(</w:t>
+            </w:r>
+            <w:r>
+              <w:rPr>
+                <w:rFonts w:cs="BRH Devanagari Extra"/>
+                <w:color w:val="000000"/>
+                <w:szCs w:val="32"/>
+              </w:rPr>
+              <w:t>42</w:t>
+            </w:r>
+            <w:r>
+              <w:rPr>
+                <w:rFonts w:ascii="BRH Devanagari Extra" w:hAnsi="BRH Devanagari Extra" w:cs="BRH Devanagari Extra"/>
+                <w:color w:val="000000"/>
+                <w:sz w:val="32"/>
+                <w:szCs w:val="32"/>
+              </w:rPr>
+              <w:t>)- xuÉålÉþ | ÌWû |</w:t>
+            </w:r>
+          </w:p>
+          <w:p>
+            <w:pPr>
+              <w:widowControl w:val="0"/>
+              <w:autoSpaceDE w:val="0"/>
+              <w:autoSpaceDN w:val="0"/>
+              <w:adjustRightInd w:val="0"/>
+              <w:spacing w:before="0" w:line="240" w:lineRule="auto"/>
+              <w:rPr>
                 <w:rFonts w:cs="BRH Malayalam Extra"/>
-                <w:color w:val="000000"/>
                 <w:szCs w:val="40"/>
               </w:rPr>
             </w:pPr>
+            <w:r>
+              <w:rPr>
+                <w:rFonts w:ascii="BRH Devanagari Extra" w:hAnsi="BRH Devanagari Extra" w:cs="BRH Devanagari Extra"/>
+                <w:color w:val="000000"/>
+                <w:sz w:val="32"/>
+                <w:szCs w:val="32"/>
+              </w:rPr>
+              <w:t>xuÉå</w:t>
+            </w:r>
+            <w:r>
+              <w:rPr>
+                <w:rFonts w:ascii="BRH Devanagari Extra" w:hAnsi="BRH Devanagari Extra" w:cs="BRH Devanagari Extra"/>
+                <w:color w:val="000000"/>
+                <w:sz w:val="32"/>
+                <w:szCs w:val="32"/>
+                <w:highlight w:val="yellow"/>
+              </w:rPr>
+              <w:t>l</w:t>
+            </w:r>
+            <w:r>
+              <w:rPr>
+                <w:rFonts w:ascii="BRH Devanagari Extra" w:hAnsi="BRH Devanagari Extra" w:cs="BRH Devanagari Extra"/>
+                <w:color w:val="000000"/>
+                <w:sz w:val="32"/>
+                <w:szCs w:val="32"/>
+              </w:rPr>
+              <w:t>É</w:t>
+            </w:r>
+            <w:r>
+              <w:rPr>
+                <w:rFonts w:ascii="BRH Malayalam Extra" w:hAnsi="BRH Malayalam Extra" w:cs="BRH Devanagari Extra"/>
+                <w:color w:val="000000"/>
+                <w:szCs w:val="32"/>
+              </w:rPr>
+              <w:t>–</w:t>
+            </w:r>
+            <w:r>
+              <w:rPr>
+                <w:rFonts w:ascii="BRH Devanagari Extra" w:hAnsi="BRH Devanagari Extra" w:cs="BRH Devanagari Extra"/>
+                <w:color w:val="000000"/>
+                <w:sz w:val="32"/>
+                <w:szCs w:val="32"/>
+              </w:rPr>
+              <w:t xml:space="preserve"> ÌWû ÌWû xuÉålÉ</w:t>
+            </w:r>
+            <w:r>
+              <w:rPr>
+                <w:rFonts w:ascii="BRH Malayalam Extra" w:hAnsi="BRH Malayalam Extra" w:cs="BRH Devanagari Extra"/>
+                <w:color w:val="000000"/>
+                <w:szCs w:val="32"/>
+              </w:rPr>
+              <w:t>–</w:t>
+            </w:r>
+            <w:r>
+              <w:rPr>
+                <w:rFonts w:ascii="BRH Devanagari Extra" w:hAnsi="BRH Devanagari Extra" w:cs="BRH Devanagari Extra"/>
+                <w:color w:val="000000"/>
+                <w:sz w:val="32"/>
+                <w:szCs w:val="32"/>
+              </w:rPr>
+              <w:t xml:space="preserve"> xuÉå</w:t>
+            </w:r>
+            <w:r>
+              <w:rPr>
+                <w:rFonts w:ascii="BRH Devanagari Extra" w:hAnsi="BRH Devanagari Extra" w:cs="BRH Devanagari Extra"/>
+                <w:color w:val="000000"/>
+                <w:sz w:val="32"/>
+                <w:szCs w:val="32"/>
+                <w:highlight w:val="yellow"/>
+              </w:rPr>
+              <w:t>lÉ</w:t>
+            </w:r>
+            <w:r>
+              <w:rPr>
+                <w:rFonts w:ascii="BRH Malayalam Extra" w:hAnsi="BRH Malayalam Extra" w:cs="BRH Devanagari Extra"/>
+                <w:color w:val="000000"/>
+                <w:szCs w:val="32"/>
+                <w:highlight w:val="yellow"/>
+              </w:rPr>
+              <w:t>–</w:t>
+            </w:r>
+            <w:r>
+              <w:rPr>
+                <w:rFonts w:ascii="BRH Devanagari Extra" w:hAnsi="BRH Devanagari Extra" w:cs="BRH Devanagari Extra"/>
+                <w:color w:val="000000"/>
+                <w:sz w:val="32"/>
+                <w:szCs w:val="32"/>
+              </w:rPr>
+              <w:t xml:space="preserve"> ÌWû | </w:t>
+            </w:r>
+          </w:p>
+        </w:tc>
+        <w:tc>
+          <w:tcPr>
+            <w:tcW w:w="7230" w:type="dxa"/>
+          </w:tcPr>
+          <w:p>
+            <w:pPr>
+              <w:widowControl w:val="0"/>
+              <w:autoSpaceDE w:val="0"/>
+              <w:autoSpaceDN w:val="0"/>
+              <w:adjustRightInd w:val="0"/>
+              <w:spacing w:before="0" w:line="240" w:lineRule="auto"/>
+              <w:rPr>
+                <w:rFonts w:ascii="BRH Devanagari Extra" w:hAnsi="BRH Devanagari Extra" w:cs="BRH Devanagari Extra"/>
+                <w:color w:val="000000"/>
+                <w:sz w:val="32"/>
+                <w:szCs w:val="32"/>
+              </w:rPr>
+            </w:pPr>
+            <w:r>
+              <w:rPr>
+                <w:rFonts w:ascii="BRH Devanagari Extra" w:hAnsi="BRH Devanagari Extra" w:cs="BRH Devanagari Extra"/>
+                <w:color w:val="000000"/>
+                <w:sz w:val="32"/>
+                <w:szCs w:val="32"/>
+              </w:rPr>
+              <w:t>(</w:t>
+            </w:r>
+            <w:proofErr w:type="gramStart"/>
+            <w:r>
+              <w:rPr>
+                <w:rFonts w:cs="BRH Devanagari Extra"/>
+                <w:color w:val="000000"/>
+                <w:szCs w:val="32"/>
+              </w:rPr>
+              <w:t>45</w:t>
+            </w:r>
+            <w:r>
+              <w:rPr>
+                <w:rFonts w:ascii="BRH Devanagari Extra" w:hAnsi="BRH Devanagari Extra" w:cs="BRH Devanagari Extra"/>
+                <w:color w:val="000000"/>
+                <w:sz w:val="32"/>
+                <w:szCs w:val="32"/>
+              </w:rPr>
+              <w:t>)</w:t>
+            </w:r>
+            <w:r>
+              <w:rPr>
+                <w:rFonts w:cs="BRH Devanagari Extra"/>
+                <w:color w:val="000000"/>
+                <w:szCs w:val="32"/>
+              </w:rPr>
+              <w:t>[</w:t>
+            </w:r>
+            <w:proofErr w:type="gramEnd"/>
+            <w:r>
+              <w:rPr>
+                <w:rFonts w:cs="BRH Devanagari Extra"/>
+                <w:color w:val="000000"/>
+                <w:szCs w:val="32"/>
+              </w:rPr>
+              <w:t>P41</w:t>
+            </w:r>
+            <w:r>
+              <w:rPr>
+                <w:rFonts w:ascii="BRH Devanagari Extra" w:hAnsi="BRH Devanagari Extra" w:cs="BRH Devanagari Extra"/>
+                <w:color w:val="000000"/>
+                <w:sz w:val="32"/>
+                <w:szCs w:val="32"/>
+              </w:rPr>
+              <w:t xml:space="preserve">] </w:t>
+            </w:r>
+            <w:r>
+              <w:rPr>
+                <w:rFonts w:cs="BRH Devanagari Extra"/>
+                <w:color w:val="000000"/>
+                <w:szCs w:val="32"/>
+              </w:rPr>
+              <w:t>7</w:t>
+            </w:r>
+            <w:r>
+              <w:rPr>
+                <w:rFonts w:ascii="BRH Devanagari Extra" w:hAnsi="BRH Devanagari Extra" w:cs="BRH Devanagari Extra"/>
+                <w:color w:val="000000"/>
+                <w:sz w:val="32"/>
+                <w:szCs w:val="32"/>
+              </w:rPr>
+              <w:t>.</w:t>
+            </w:r>
+            <w:r>
+              <w:rPr>
+                <w:rFonts w:cs="BRH Devanagari Extra"/>
+                <w:color w:val="000000"/>
+                <w:szCs w:val="32"/>
+              </w:rPr>
+              <w:t>4</w:t>
+            </w:r>
+            <w:r>
+              <w:rPr>
+                <w:rFonts w:ascii="BRH Devanagari Extra" w:hAnsi="BRH Devanagari Extra" w:cs="BRH Devanagari Extra"/>
+                <w:color w:val="000000"/>
+                <w:sz w:val="32"/>
+                <w:szCs w:val="32"/>
+              </w:rPr>
+              <w:t>.</w:t>
+            </w:r>
+            <w:r>
+              <w:rPr>
+                <w:rFonts w:cs="BRH Devanagari Extra"/>
+                <w:color w:val="000000"/>
+                <w:szCs w:val="32"/>
+              </w:rPr>
+              <w:t>15</w:t>
+            </w:r>
+            <w:r>
+              <w:rPr>
+                <w:rFonts w:ascii="BRH Devanagari Extra" w:hAnsi="BRH Devanagari Extra" w:cs="BRH Devanagari Extra"/>
+                <w:color w:val="000000"/>
+                <w:sz w:val="32"/>
+                <w:szCs w:val="32"/>
+              </w:rPr>
+              <w:t>.</w:t>
+            </w:r>
+            <w:r>
+              <w:rPr>
+                <w:rFonts w:cs="BRH Devanagari Extra"/>
+                <w:color w:val="000000"/>
+                <w:szCs w:val="32"/>
+              </w:rPr>
+              <w:t>1</w:t>
+            </w:r>
+            <w:r>
+              <w:rPr>
+                <w:rFonts w:ascii="BRH Devanagari Extra" w:hAnsi="BRH Devanagari Extra" w:cs="BRH Devanagari Extra"/>
+                <w:color w:val="000000"/>
+                <w:sz w:val="32"/>
+                <w:szCs w:val="32"/>
+              </w:rPr>
+              <w:t>(</w:t>
+            </w:r>
+            <w:r>
+              <w:rPr>
+                <w:rFonts w:cs="BRH Devanagari Extra"/>
+                <w:color w:val="000000"/>
+                <w:szCs w:val="32"/>
+              </w:rPr>
+              <w:t>42</w:t>
+            </w:r>
+            <w:r>
+              <w:rPr>
+                <w:rFonts w:ascii="BRH Devanagari Extra" w:hAnsi="BRH Devanagari Extra" w:cs="BRH Devanagari Extra"/>
+                <w:color w:val="000000"/>
+                <w:sz w:val="32"/>
+                <w:szCs w:val="32"/>
+              </w:rPr>
+              <w:t>)- xuÉålÉþ | ÌWû |</w:t>
+            </w:r>
+          </w:p>
+          <w:p>
+            <w:pPr>
+              <w:widowControl w:val="0"/>
+              <w:autoSpaceDE w:val="0"/>
+              <w:autoSpaceDN w:val="0"/>
+              <w:adjustRightInd w:val="0"/>
+              <w:spacing w:before="0" w:line="240" w:lineRule="auto"/>
+              <w:rPr>
+                <w:rFonts w:cs="BRH Malayalam Extra"/>
+                <w:color w:val="000000"/>
+                <w:szCs w:val="40"/>
+              </w:rPr>
+            </w:pPr>
+            <w:r>
+              <w:rPr>
+                <w:rFonts w:ascii="BRH Devanagari Extra" w:hAnsi="BRH Devanagari Extra" w:cs="BRH Devanagari Extra"/>
+                <w:color w:val="000000"/>
+                <w:sz w:val="32"/>
+                <w:szCs w:val="32"/>
+              </w:rPr>
+              <w:t>xuÉål</w:t>
+            </w:r>
+            <w:r>
+              <w:rPr>
+                <w:rFonts w:ascii="BRH Devanagari Extra" w:hAnsi="BRH Devanagari Extra" w:cs="BRH Devanagari Extra"/>
+                <w:color w:val="000000"/>
+                <w:sz w:val="32"/>
+                <w:szCs w:val="32"/>
+                <w:highlight w:val="green"/>
+              </w:rPr>
+              <w:t>ÉÉ</w:t>
+            </w:r>
+            <w:r>
+              <w:rPr>
+                <w:rFonts w:ascii="BRH Malayalam Extra" w:hAnsi="BRH Malayalam Extra" w:cs="BRH Devanagari Extra"/>
+                <w:color w:val="000000"/>
+                <w:szCs w:val="32"/>
+              </w:rPr>
+              <w:t>–</w:t>
+            </w:r>
+            <w:r>
+              <w:rPr>
+                <w:rFonts w:ascii="BRH Devanagari Extra" w:hAnsi="BRH Devanagari Extra" w:cs="BRH Devanagari Extra"/>
+                <w:color w:val="000000"/>
+                <w:sz w:val="32"/>
+                <w:szCs w:val="32"/>
+              </w:rPr>
+              <w:t xml:space="preserve"> ÌWû ÌWû xuÉålÉ</w:t>
+            </w:r>
+            <w:r>
+              <w:rPr>
+                <w:rFonts w:ascii="BRH Malayalam Extra" w:hAnsi="BRH Malayalam Extra" w:cs="BRH Devanagari Extra"/>
+                <w:color w:val="000000"/>
+                <w:szCs w:val="32"/>
+              </w:rPr>
+              <w:t>–</w:t>
+            </w:r>
+            <w:r>
+              <w:rPr>
+                <w:rFonts w:ascii="BRH Devanagari Extra" w:hAnsi="BRH Devanagari Extra" w:cs="BRH Devanagari Extra"/>
+                <w:color w:val="000000"/>
+                <w:sz w:val="32"/>
+                <w:szCs w:val="32"/>
+              </w:rPr>
+              <w:t xml:space="preserve"> xuÉål</w:t>
+            </w:r>
+            <w:r>
+              <w:rPr>
+                <w:rFonts w:ascii="BRH Devanagari Extra" w:hAnsi="BRH Devanagari Extra" w:cs="BRH Devanagari Extra"/>
+                <w:color w:val="000000"/>
+                <w:sz w:val="32"/>
+                <w:szCs w:val="32"/>
+                <w:highlight w:val="green"/>
+              </w:rPr>
+              <w:t>ÉÉ</w:t>
+            </w:r>
+            <w:r>
+              <w:rPr>
+                <w:rFonts w:ascii="BRH Malayalam Extra" w:hAnsi="BRH Malayalam Extra" w:cs="BRH Devanagari Extra"/>
+                <w:color w:val="000000"/>
+                <w:szCs w:val="32"/>
+              </w:rPr>
+              <w:t>–</w:t>
+            </w:r>
+            <w:r>
+              <w:rPr>
+                <w:rFonts w:ascii="BRH Devanagari Extra" w:hAnsi="BRH Devanagari Extra" w:cs="BRH Devanagari Extra"/>
+                <w:color w:val="000000"/>
+                <w:sz w:val="32"/>
+                <w:szCs w:val="32"/>
+              </w:rPr>
+              <w:t xml:space="preserve"> ÌWû | </w:t>
+            </w:r>
           </w:p>
         </w:tc>
       </w:tr>
@@ -1552,6 +6391,57 @@
         <w:rPr>
           <w:b/>
           <w:bCs/>
+          <w:sz w:val="28"/>
+          <w:szCs w:val="32"/>
+        </w:rPr>
+      </w:pPr>
+    </w:p>
+    <w:p>
+      <w:pPr>
+        <w:spacing w:before="0" w:line="240" w:lineRule="auto"/>
+        <w:jc w:val="center"/>
+        <w:rPr>
+          <w:b/>
+          <w:bCs/>
+          <w:sz w:val="32"/>
+          <w:szCs w:val="32"/>
+          <w:u w:val="single"/>
+        </w:rPr>
+      </w:pPr>
+    </w:p>
+    <w:p>
+      <w:pPr>
+        <w:spacing w:before="0" w:line="240" w:lineRule="auto"/>
+        <w:jc w:val="center"/>
+        <w:rPr>
+          <w:b/>
+          <w:bCs/>
+          <w:sz w:val="32"/>
+          <w:szCs w:val="32"/>
+          <w:u w:val="single"/>
+        </w:rPr>
+      </w:pPr>
+    </w:p>
+    <w:p>
+      <w:pPr>
+        <w:spacing w:before="0" w:line="240" w:lineRule="auto"/>
+        <w:jc w:val="center"/>
+        <w:rPr>
+          <w:b/>
+          <w:bCs/>
+          <w:sz w:val="32"/>
+          <w:szCs w:val="32"/>
+          <w:u w:val="single"/>
+        </w:rPr>
+      </w:pPr>
+    </w:p>
+    <w:p>
+      <w:pPr>
+        <w:spacing w:before="0" w:line="240" w:lineRule="auto"/>
+        <w:jc w:val="center"/>
+        <w:rPr>
+          <w:b/>
+          <w:bCs/>
           <w:sz w:val="32"/>
           <w:szCs w:val="32"/>
           <w:u w:val="single"/>
@@ -1565,6 +6455,7 @@
           <w:szCs w:val="32"/>
           <w:u w:val="single"/>
         </w:rPr>
+        <w:lastRenderedPageBreak/>
         <w:t xml:space="preserve">TS </w:t>
       </w:r>
       <w:r>
